--- a/Doc1.docx
+++ b/Doc1.docx
@@ -3,127 +3,17 @@
 <w:document xmlns:wpc="http://schemas.microsoft.com/office/word/2010/wordprocessingCanvas" xmlns:cx="http://schemas.microsoft.com/office/drawing/2014/chartex" xmlns:cx1="http://schemas.microsoft.com/office/drawing/2015/9/8/chartex" xmlns:cx2="http://schemas.microsoft.com/office/drawing/2015/10/21/chartex" xmlns:cx3="http://schemas.microsoft.com/office/drawing/2016/5/9/chartex" xmlns:cx4="http://schemas.microsoft.com/office/drawing/2016/5/10/chartex" xmlns:cx5="http://schemas.microsoft.com/office/drawing/2016/5/11/chartex" xmlns:cx6="http://schemas.microsoft.com/office/drawing/2016/5/12/chartex" xmlns:cx7="http://schemas.microsoft.com/office/drawing/2016/5/13/chartex" xmlns:cx8="http://schemas.microsoft.com/office/drawing/2016/5/14/chartex" xmlns:mc="http://schemas.openxmlformats.org/markup-compatibility/2006" xmlns:aink="http://schemas.microsoft.com/office/drawing/2016/ink" xmlns:am3d="http://schemas.microsoft.com/office/drawing/2017/model3d" xmlns:o="urn:schemas-microsoft-com:office:office" xmlns:oel="http://schemas.microsoft.com/office/2019/extlst" xmlns:r="http://schemas.openxmlformats.org/officeDocument/2006/relationships" xmlns:m="http://schemas.openxmlformats.org/officeDocument/2006/math" xmlns:v="urn:schemas-microsoft-com:vml" xmlns:wp14="http://schemas.microsoft.com/office/word/2010/wordprocessingDrawing" xmlns:wp="http://schemas.openxmlformats.org/drawingml/2006/wordprocessingDrawing" xmlns:w10="urn:schemas-microsoft-com:office:word" xmlns:w="http://schemas.openxmlformats.org/wordprocessingml/2006/main" xmlns:w14="http://schemas.microsoft.com/office/word/2010/wordml" xmlns:w15="http://schemas.microsoft.com/office/word/2012/wordml" xmlns:w16cei="http://schemas.microsoft.com/office/word/2026/wordml/cei" xmlns:w16cex="http://schemas.microsoft.com/office/word/2018/wordml/cex" xmlns:w16cid="http://schemas.microsoft.com/office/word/2016/wordml/cid" xmlns:w16="http://schemas.microsoft.com/office/word/2018/wordml" xmlns:w16du="http://schemas.microsoft.com/office/word/2023/wordml/word16du" xmlns:w16sdtdh="http://schemas.microsoft.com/office/word/2020/wordml/sdtdatahash" xmlns:w16sdtfl="http://schemas.microsoft.com/office/word/2024/wordml/sdtformatlock" xmlns:w16se="http://schemas.microsoft.com/office/word/2015/wordml/symex" xmlns:wpg="http://schemas.microsoft.com/office/word/2010/wordprocessingGroup" xmlns:wpi="http://schemas.microsoft.com/office/word/2010/wordprocessingInk" xmlns:wne="http://schemas.microsoft.com/office/word/2006/wordml" xmlns:wps="http://schemas.microsoft.com/office/word/2010/wordprocessingShape" mc:Ignorable="w14 w15 w16se w16cid w16 w16cex w16sdtdh w16sdtfl w16du wp14">
   <w:body>
     <w:p>
-      <w:r>
-        <w:drawing>
-          <wp:inline distT="0" distB="0" distL="0" distR="0" wp14:anchorId="3B181EB4" wp14:editId="275EBAF4">
-            <wp:extent cx="4829849" cy="4944165"/>
-            <wp:effectExtent l="0" t="0" r="8890" b="8890"/>
-            <wp:docPr id="2016694769" name="圖片 1"/>
-            <wp:cNvGraphicFramePr>
-              <a:graphicFrameLocks xmlns:a="http://schemas.openxmlformats.org/drawingml/2006/main" noChangeAspect="1"/>
-            </wp:cNvGraphicFramePr>
-            <a:graphic xmlns:a="http://schemas.openxmlformats.org/drawingml/2006/main">
-              <a:graphicData uri="http://schemas.openxmlformats.org/drawingml/2006/picture">
-                <pic:pic xmlns:pic="http://schemas.openxmlformats.org/drawingml/2006/picture">
-                  <pic:nvPicPr>
-                    <pic:cNvPr id="2016694769" name=""/>
-                    <pic:cNvPicPr/>
-                  </pic:nvPicPr>
-                  <pic:blipFill>
-                    <a:blip r:embed="rId6"/>
-                    <a:stretch>
-                      <a:fillRect/>
-                    </a:stretch>
-                  </pic:blipFill>
-                  <pic:spPr>
-                    <a:xfrm>
-                      <a:off x="0" y="0"/>
-                      <a:ext cx="4829849" cy="4944165"/>
-                    </a:xfrm>
-                    <a:prstGeom prst="rect">
-                      <a:avLst/>
-                    </a:prstGeom>
-                  </pic:spPr>
-                </pic:pic>
-              </a:graphicData>
-            </a:graphic>
-          </wp:inline>
-        </w:drawing>
-      </w:r>
+      <w:pPr>
+        <w:rPr>
+          <w:rFonts w:hint="eastAsia"/>
+        </w:rPr>
+      </w:pPr>
     </w:p>
-    <w:p/>
     <w:p>
       <w:r>
-        <w:drawing>
-          <wp:inline distT="0" distB="0" distL="0" distR="0" wp14:anchorId="3A6DA096" wp14:editId="1AB66CB1">
-            <wp:extent cx="6868484" cy="4315427"/>
-            <wp:effectExtent l="0" t="0" r="8890" b="9525"/>
-            <wp:docPr id="45349604" name="圖片 1"/>
-            <wp:cNvGraphicFramePr>
-              <a:graphicFrameLocks xmlns:a="http://schemas.openxmlformats.org/drawingml/2006/main" noChangeAspect="1"/>
-            </wp:cNvGraphicFramePr>
-            <a:graphic xmlns:a="http://schemas.openxmlformats.org/drawingml/2006/main">
-              <a:graphicData uri="http://schemas.openxmlformats.org/drawingml/2006/picture">
-                <pic:pic xmlns:pic="http://schemas.openxmlformats.org/drawingml/2006/picture">
-                  <pic:nvPicPr>
-                    <pic:cNvPr id="45349604" name=""/>
-                    <pic:cNvPicPr/>
-                  </pic:nvPicPr>
-                  <pic:blipFill>
-                    <a:blip r:embed="rId7"/>
-                    <a:stretch>
-                      <a:fillRect/>
-                    </a:stretch>
-                  </pic:blipFill>
-                  <pic:spPr>
-                    <a:xfrm>
-                      <a:off x="0" y="0"/>
-                      <a:ext cx="6868484" cy="4315427"/>
-                    </a:xfrm>
-                    <a:prstGeom prst="rect">
-                      <a:avLst/>
-                    </a:prstGeom>
-                  </pic:spPr>
-                </pic:pic>
-              </a:graphicData>
-            </a:graphic>
-          </wp:inline>
-        </w:drawing>
-      </w:r>
-    </w:p>
-    <w:p/>
-    <w:p>
-      <w:r>
-        <w:drawing>
-          <wp:inline distT="0" distB="0" distL="0" distR="0" wp14:anchorId="3E7DEDD8" wp14:editId="001A3CEE">
-            <wp:extent cx="3772426" cy="3134162"/>
-            <wp:effectExtent l="0" t="0" r="0" b="9525"/>
-            <wp:docPr id="969306294" name="圖片 1"/>
-            <wp:cNvGraphicFramePr>
-              <a:graphicFrameLocks xmlns:a="http://schemas.openxmlformats.org/drawingml/2006/main" noChangeAspect="1"/>
-            </wp:cNvGraphicFramePr>
-            <a:graphic xmlns:a="http://schemas.openxmlformats.org/drawingml/2006/main">
-              <a:graphicData uri="http://schemas.openxmlformats.org/drawingml/2006/picture">
-                <pic:pic xmlns:pic="http://schemas.openxmlformats.org/drawingml/2006/picture">
-                  <pic:nvPicPr>
-                    <pic:cNvPr id="969306294" name=""/>
-                    <pic:cNvPicPr/>
-                  </pic:nvPicPr>
-                  <pic:blipFill>
-                    <a:blip r:embed="rId8"/>
-                    <a:stretch>
-                      <a:fillRect/>
-                    </a:stretch>
-                  </pic:blipFill>
-                  <pic:spPr>
-                    <a:xfrm>
-                      <a:off x="0" y="0"/>
-                      <a:ext cx="3772426" cy="3134162"/>
-                    </a:xfrm>
-                    <a:prstGeom prst="rect">
-                      <a:avLst/>
-                    </a:prstGeom>
-                  </pic:spPr>
-                </pic:pic>
-              </a:graphicData>
-            </a:graphic>
-          </wp:inline>
-        </w:drawing>
-      </w:r>
-    </w:p>
-    <w:p/>
-    <w:p>
-      <w:r>
+        <w:rPr>
+          <w:noProof/>
+        </w:rPr>
         <w:drawing>
           <wp:inline distT="0" distB="0" distL="0" distR="0" wp14:anchorId="68A1EE29" wp14:editId="273A8CDD">
             <wp:extent cx="3858163" cy="3200847"/>
@@ -140,7 +30,7 @@
                     <pic:cNvPicPr/>
                   </pic:nvPicPr>
                   <pic:blipFill>
-                    <a:blip r:embed="rId9"/>
+                    <a:blip r:embed="rId6"/>
                     <a:stretch>
                       <a:fillRect/>
                     </a:stretch>
@@ -162,6 +52,211 @@
       </w:r>
     </w:p>
     <w:p/>
+    <w:p>
+      <w:pPr>
+        <w:rPr>
+          <w:rFonts w:hint="eastAsia"/>
+        </w:rPr>
+      </w:pPr>
+    </w:p>
+    <w:p>
+      <w:r>
+        <w:drawing>
+          <wp:inline distT="0" distB="0" distL="0" distR="0" wp14:anchorId="62419EEA" wp14:editId="0A7A703F">
+            <wp:extent cx="6544588" cy="4096322"/>
+            <wp:effectExtent l="0" t="0" r="0" b="0"/>
+            <wp:docPr id="822733112" name="圖片 1"/>
+            <wp:cNvGraphicFramePr>
+              <a:graphicFrameLocks xmlns:a="http://schemas.openxmlformats.org/drawingml/2006/main" noChangeAspect="1"/>
+            </wp:cNvGraphicFramePr>
+            <a:graphic xmlns:a="http://schemas.openxmlformats.org/drawingml/2006/main">
+              <a:graphicData uri="http://schemas.openxmlformats.org/drawingml/2006/picture">
+                <pic:pic xmlns:pic="http://schemas.openxmlformats.org/drawingml/2006/picture">
+                  <pic:nvPicPr>
+                    <pic:cNvPr id="822733112" name=""/>
+                    <pic:cNvPicPr/>
+                  </pic:nvPicPr>
+                  <pic:blipFill>
+                    <a:blip r:embed="rId7"/>
+                    <a:stretch>
+                      <a:fillRect/>
+                    </a:stretch>
+                  </pic:blipFill>
+                  <pic:spPr>
+                    <a:xfrm>
+                      <a:off x="0" y="0"/>
+                      <a:ext cx="6544588" cy="4096322"/>
+                    </a:xfrm>
+                    <a:prstGeom prst="rect">
+                      <a:avLst/>
+                    </a:prstGeom>
+                  </pic:spPr>
+                </pic:pic>
+              </a:graphicData>
+            </a:graphic>
+          </wp:inline>
+        </w:drawing>
+      </w:r>
+    </w:p>
+    <w:p/>
+    <w:p>
+      <w:r>
+        <w:drawing>
+          <wp:inline distT="0" distB="0" distL="0" distR="0" wp14:anchorId="2529F700" wp14:editId="55F571FF">
+            <wp:extent cx="3753374" cy="3305636"/>
+            <wp:effectExtent l="0" t="0" r="0" b="9525"/>
+            <wp:docPr id="577831272" name="圖片 1"/>
+            <wp:cNvGraphicFramePr>
+              <a:graphicFrameLocks xmlns:a="http://schemas.openxmlformats.org/drawingml/2006/main" noChangeAspect="1"/>
+            </wp:cNvGraphicFramePr>
+            <a:graphic xmlns:a="http://schemas.openxmlformats.org/drawingml/2006/main">
+              <a:graphicData uri="http://schemas.openxmlformats.org/drawingml/2006/picture">
+                <pic:pic xmlns:pic="http://schemas.openxmlformats.org/drawingml/2006/picture">
+                  <pic:nvPicPr>
+                    <pic:cNvPr id="577831272" name=""/>
+                    <pic:cNvPicPr/>
+                  </pic:nvPicPr>
+                  <pic:blipFill>
+                    <a:blip r:embed="rId8"/>
+                    <a:stretch>
+                      <a:fillRect/>
+                    </a:stretch>
+                  </pic:blipFill>
+                  <pic:spPr>
+                    <a:xfrm>
+                      <a:off x="0" y="0"/>
+                      <a:ext cx="3753374" cy="3305636"/>
+                    </a:xfrm>
+                    <a:prstGeom prst="rect">
+                      <a:avLst/>
+                    </a:prstGeom>
+                  </pic:spPr>
+                </pic:pic>
+              </a:graphicData>
+            </a:graphic>
+          </wp:inline>
+        </w:drawing>
+      </w:r>
+    </w:p>
+    <w:p>
+      <w:r>
+        <w:drawing>
+          <wp:inline distT="0" distB="0" distL="0" distR="0" wp14:anchorId="289FD614" wp14:editId="16E48B6B">
+            <wp:extent cx="8430802" cy="4686954"/>
+            <wp:effectExtent l="0" t="0" r="8890" b="0"/>
+            <wp:docPr id="328186330" name="圖片 1"/>
+            <wp:cNvGraphicFramePr>
+              <a:graphicFrameLocks xmlns:a="http://schemas.openxmlformats.org/drawingml/2006/main" noChangeAspect="1"/>
+            </wp:cNvGraphicFramePr>
+            <a:graphic xmlns:a="http://schemas.openxmlformats.org/drawingml/2006/main">
+              <a:graphicData uri="http://schemas.openxmlformats.org/drawingml/2006/picture">
+                <pic:pic xmlns:pic="http://schemas.openxmlformats.org/drawingml/2006/picture">
+                  <pic:nvPicPr>
+                    <pic:cNvPr id="328186330" name=""/>
+                    <pic:cNvPicPr/>
+                  </pic:nvPicPr>
+                  <pic:blipFill>
+                    <a:blip r:embed="rId9"/>
+                    <a:stretch>
+                      <a:fillRect/>
+                    </a:stretch>
+                  </pic:blipFill>
+                  <pic:spPr>
+                    <a:xfrm>
+                      <a:off x="0" y="0"/>
+                      <a:ext cx="8430802" cy="4686954"/>
+                    </a:xfrm>
+                    <a:prstGeom prst="rect">
+                      <a:avLst/>
+                    </a:prstGeom>
+                  </pic:spPr>
+                </pic:pic>
+              </a:graphicData>
+            </a:graphic>
+          </wp:inline>
+        </w:drawing>
+      </w:r>
+    </w:p>
+    <w:p/>
+    <w:p>
+      <w:r>
+        <w:drawing>
+          <wp:inline distT="0" distB="0" distL="0" distR="0" wp14:anchorId="7C39406C" wp14:editId="3B696F36">
+            <wp:extent cx="3962953" cy="3658111"/>
+            <wp:effectExtent l="0" t="0" r="0" b="0"/>
+            <wp:docPr id="603211193" name="圖片 1"/>
+            <wp:cNvGraphicFramePr>
+              <a:graphicFrameLocks xmlns:a="http://schemas.openxmlformats.org/drawingml/2006/main" noChangeAspect="1"/>
+            </wp:cNvGraphicFramePr>
+            <a:graphic xmlns:a="http://schemas.openxmlformats.org/drawingml/2006/main">
+              <a:graphicData uri="http://schemas.openxmlformats.org/drawingml/2006/picture">
+                <pic:pic xmlns:pic="http://schemas.openxmlformats.org/drawingml/2006/picture">
+                  <pic:nvPicPr>
+                    <pic:cNvPr id="603211193" name=""/>
+                    <pic:cNvPicPr/>
+                  </pic:nvPicPr>
+                  <pic:blipFill>
+                    <a:blip r:embed="rId10"/>
+                    <a:stretch>
+                      <a:fillRect/>
+                    </a:stretch>
+                  </pic:blipFill>
+                  <pic:spPr>
+                    <a:xfrm>
+                      <a:off x="0" y="0"/>
+                      <a:ext cx="3962953" cy="3658111"/>
+                    </a:xfrm>
+                    <a:prstGeom prst="rect">
+                      <a:avLst/>
+                    </a:prstGeom>
+                  </pic:spPr>
+                </pic:pic>
+              </a:graphicData>
+            </a:graphic>
+          </wp:inline>
+        </w:drawing>
+      </w:r>
+    </w:p>
+    <w:p/>
+    <w:p>
+      <w:r>
+        <w:drawing>
+          <wp:inline distT="0" distB="0" distL="0" distR="0" wp14:anchorId="5170AF3D" wp14:editId="6AFF9DE2">
+            <wp:extent cx="3781953" cy="3505689"/>
+            <wp:effectExtent l="0" t="0" r="9525" b="0"/>
+            <wp:docPr id="423144695" name="圖片 1"/>
+            <wp:cNvGraphicFramePr>
+              <a:graphicFrameLocks xmlns:a="http://schemas.openxmlformats.org/drawingml/2006/main" noChangeAspect="1"/>
+            </wp:cNvGraphicFramePr>
+            <a:graphic xmlns:a="http://schemas.openxmlformats.org/drawingml/2006/main">
+              <a:graphicData uri="http://schemas.openxmlformats.org/drawingml/2006/picture">
+                <pic:pic xmlns:pic="http://schemas.openxmlformats.org/drawingml/2006/picture">
+                  <pic:nvPicPr>
+                    <pic:cNvPr id="423144695" name=""/>
+                    <pic:cNvPicPr/>
+                  </pic:nvPicPr>
+                  <pic:blipFill>
+                    <a:blip r:embed="rId11"/>
+                    <a:stretch>
+                      <a:fillRect/>
+                    </a:stretch>
+                  </pic:blipFill>
+                  <pic:spPr>
+                    <a:xfrm>
+                      <a:off x="0" y="0"/>
+                      <a:ext cx="3781953" cy="3505689"/>
+                    </a:xfrm>
+                    <a:prstGeom prst="rect">
+                      <a:avLst/>
+                    </a:prstGeom>
+                  </pic:spPr>
+                </pic:pic>
+              </a:graphicData>
+            </a:graphic>
+          </wp:inline>
+        </w:drawing>
+      </w:r>
+    </w:p>
     <w:p>
       <w:pPr>
         <w:rPr>

--- a/Doc1.docx
+++ b/Doc1.docx
@@ -1,24 +1,14 @@
 
 <file path=word/document.xml><?xml version="1.0" encoding="utf-8"?>
-<w:document xmlns:wpc="http://schemas.microsoft.com/office/word/2010/wordprocessingCanvas" xmlns:cx="http://schemas.microsoft.com/office/drawing/2014/chartex" xmlns:cx1="http://schemas.microsoft.com/office/drawing/2015/9/8/chartex" xmlns:cx2="http://schemas.microsoft.com/office/drawing/2015/10/21/chartex" xmlns:cx3="http://schemas.microsoft.com/office/drawing/2016/5/9/chartex" xmlns:cx4="http://schemas.microsoft.com/office/drawing/2016/5/10/chartex" xmlns:cx5="http://schemas.microsoft.com/office/drawing/2016/5/11/chartex" xmlns:cx6="http://schemas.microsoft.com/office/drawing/2016/5/12/chartex" xmlns:cx7="http://schemas.microsoft.com/office/drawing/2016/5/13/chartex" xmlns:cx8="http://schemas.microsoft.com/office/drawing/2016/5/14/chartex" xmlns:mc="http://schemas.openxmlformats.org/markup-compatibility/2006" xmlns:aink="http://schemas.microsoft.com/office/drawing/2016/ink" xmlns:am3d="http://schemas.microsoft.com/office/drawing/2017/model3d" xmlns:o="urn:schemas-microsoft-com:office:office" xmlns:oel="http://schemas.microsoft.com/office/2019/extlst" xmlns:r="http://schemas.openxmlformats.org/officeDocument/2006/relationships" xmlns:m="http://schemas.openxmlformats.org/officeDocument/2006/math" xmlns:v="urn:schemas-microsoft-com:vml" xmlns:wp14="http://schemas.microsoft.com/office/word/2010/wordprocessingDrawing" xmlns:wp="http://schemas.openxmlformats.org/drawingml/2006/wordprocessingDrawing" xmlns:w10="urn:schemas-microsoft-com:office:word" xmlns:w="http://schemas.openxmlformats.org/wordprocessingml/2006/main" xmlns:w14="http://schemas.microsoft.com/office/word/2010/wordml" xmlns:w15="http://schemas.microsoft.com/office/word/2012/wordml" xmlns:w16cei="http://schemas.microsoft.com/office/word/2026/wordml/cei" xmlns:w16cex="http://schemas.microsoft.com/office/word/2018/wordml/cex" xmlns:w16cid="http://schemas.microsoft.com/office/word/2016/wordml/cid" xmlns:w16="http://schemas.microsoft.com/office/word/2018/wordml" xmlns:w16du="http://schemas.microsoft.com/office/word/2023/wordml/word16du" xmlns:w16sdtdh="http://schemas.microsoft.com/office/word/2020/wordml/sdtdatahash" xmlns:w16sdtfl="http://schemas.microsoft.com/office/word/2024/wordml/sdtformatlock" xmlns:w16se="http://schemas.microsoft.com/office/word/2015/wordml/symex" xmlns:wpg="http://schemas.microsoft.com/office/word/2010/wordprocessingGroup" xmlns:wpi="http://schemas.microsoft.com/office/word/2010/wordprocessingInk" xmlns:wne="http://schemas.microsoft.com/office/word/2006/wordml" xmlns:wps="http://schemas.microsoft.com/office/word/2010/wordprocessingShape" mc:Ignorable="w14 w15 w16se w16cid w16 w16cex w16sdtdh w16sdtfl w16du wp14">
+<w:document xmlns:wpc="http://schemas.microsoft.com/office/word/2010/wordprocessingCanvas" xmlns:cx="http://schemas.microsoft.com/office/drawing/2014/chartex" xmlns:cx1="http://schemas.microsoft.com/office/drawing/2015/9/8/chartex" xmlns:cx2="http://schemas.microsoft.com/office/drawing/2015/10/21/chartex" xmlns:cx3="http://schemas.microsoft.com/office/drawing/2016/5/9/chartex" xmlns:cx4="http://schemas.microsoft.com/office/drawing/2016/5/10/chartex" xmlns:cx5="http://schemas.microsoft.com/office/drawing/2016/5/11/chartex" xmlns:cx6="http://schemas.microsoft.com/office/drawing/2016/5/12/chartex" xmlns:cx7="http://schemas.microsoft.com/office/drawing/2016/5/13/chartex" xmlns:cx8="http://schemas.microsoft.com/office/drawing/2016/5/14/chartex" xmlns:mc="http://schemas.openxmlformats.org/markup-compatibility/2006" xmlns:aink="http://schemas.microsoft.com/office/drawing/2016/ink" xmlns:am3d="http://schemas.microsoft.com/office/drawing/2017/model3d" xmlns:o="urn:schemas-microsoft-com:office:office" xmlns:oel="http://schemas.microsoft.com/office/2019/extlst" xmlns:r="http://schemas.openxmlformats.org/officeDocument/2006/relationships" xmlns:m="http://schemas.openxmlformats.org/officeDocument/2006/math" xmlns:v="urn:schemas-microsoft-com:vml" xmlns:wp14="http://schemas.microsoft.com/office/word/2010/wordprocessingDrawing" xmlns:wp="http://schemas.openxmlformats.org/drawingml/2006/wordprocessingDrawing" xmlns:w10="urn:schemas-microsoft-com:office:word" xmlns:w="http://schemas.openxmlformats.org/wordprocessingml/2006/main" xmlns:w14="http://schemas.microsoft.com/office/word/2010/wordml" xmlns:w15="http://schemas.microsoft.com/office/word/2012/wordml" xmlns:w16cex="http://schemas.microsoft.com/office/word/2018/wordml/cex" xmlns:w16cid="http://schemas.microsoft.com/office/word/2016/wordml/cid" xmlns:w16="http://schemas.microsoft.com/office/word/2018/wordml" xmlns:w16du="http://schemas.microsoft.com/office/word/2023/wordml/word16du" xmlns:w16sdtdh="http://schemas.microsoft.com/office/word/2020/wordml/sdtdatahash" xmlns:w16sdtfl="http://schemas.microsoft.com/office/word/2024/wordml/sdtformatlock" xmlns:w16se="http://schemas.microsoft.com/office/word/2015/wordml/symex" xmlns:wpg="http://schemas.microsoft.com/office/word/2010/wordprocessingGroup" xmlns:wpi="http://schemas.microsoft.com/office/word/2010/wordprocessingInk" xmlns:wne="http://schemas.microsoft.com/office/word/2006/wordml" xmlns:wps="http://schemas.microsoft.com/office/word/2010/wordprocessingShape" mc:Ignorable="w14 w15 w16se w16cid w16 w16cex w16sdtdh w16sdtfl w16du wp14">
   <w:body>
     <w:p>
-      <w:pPr>
-        <w:rPr>
-          <w:rFonts w:hint="eastAsia"/>
-        </w:rPr>
-      </w:pPr>
-    </w:p>
-    <w:p>
       <w:r>
-        <w:rPr>
-          <w:noProof/>
-        </w:rPr>
         <w:drawing>
-          <wp:inline distT="0" distB="0" distL="0" distR="0" wp14:anchorId="68A1EE29" wp14:editId="273A8CDD">
-            <wp:extent cx="3858163" cy="3200847"/>
+          <wp:inline distT="0" distB="0" distL="0" distR="0" wp14:anchorId="37285FF1" wp14:editId="22F5736C">
+            <wp:extent cx="4248743" cy="4115374"/>
             <wp:effectExtent l="0" t="0" r="0" b="0"/>
-            <wp:docPr id="1666340685" name="圖片 1"/>
+            <wp:docPr id="272920694" name="圖片 1"/>
             <wp:cNvGraphicFramePr>
               <a:graphicFrameLocks xmlns:a="http://schemas.openxmlformats.org/drawingml/2006/main" noChangeAspect="1"/>
             </wp:cNvGraphicFramePr>
@@ -26,7 +16,7 @@
               <a:graphicData uri="http://schemas.openxmlformats.org/drawingml/2006/picture">
                 <pic:pic xmlns:pic="http://schemas.openxmlformats.org/drawingml/2006/picture">
                   <pic:nvPicPr>
-                    <pic:cNvPr id="1666340685" name=""/>
+                    <pic:cNvPr id="272920694" name=""/>
                     <pic:cNvPicPr/>
                   </pic:nvPicPr>
                   <pic:blipFill>
@@ -38,7 +28,7 @@
                   <pic:spPr>
                     <a:xfrm>
                       <a:off x="0" y="0"/>
-                      <a:ext cx="3858163" cy="3200847"/>
+                      <a:ext cx="4248743" cy="4115374"/>
                     </a:xfrm>
                     <a:prstGeom prst="rect">
                       <a:avLst/>
@@ -59,211 +49,6 @@
         </w:rPr>
       </w:pPr>
     </w:p>
-    <w:p>
-      <w:r>
-        <w:drawing>
-          <wp:inline distT="0" distB="0" distL="0" distR="0" wp14:anchorId="62419EEA" wp14:editId="0A7A703F">
-            <wp:extent cx="6544588" cy="4096322"/>
-            <wp:effectExtent l="0" t="0" r="0" b="0"/>
-            <wp:docPr id="822733112" name="圖片 1"/>
-            <wp:cNvGraphicFramePr>
-              <a:graphicFrameLocks xmlns:a="http://schemas.openxmlformats.org/drawingml/2006/main" noChangeAspect="1"/>
-            </wp:cNvGraphicFramePr>
-            <a:graphic xmlns:a="http://schemas.openxmlformats.org/drawingml/2006/main">
-              <a:graphicData uri="http://schemas.openxmlformats.org/drawingml/2006/picture">
-                <pic:pic xmlns:pic="http://schemas.openxmlformats.org/drawingml/2006/picture">
-                  <pic:nvPicPr>
-                    <pic:cNvPr id="822733112" name=""/>
-                    <pic:cNvPicPr/>
-                  </pic:nvPicPr>
-                  <pic:blipFill>
-                    <a:blip r:embed="rId7"/>
-                    <a:stretch>
-                      <a:fillRect/>
-                    </a:stretch>
-                  </pic:blipFill>
-                  <pic:spPr>
-                    <a:xfrm>
-                      <a:off x="0" y="0"/>
-                      <a:ext cx="6544588" cy="4096322"/>
-                    </a:xfrm>
-                    <a:prstGeom prst="rect">
-                      <a:avLst/>
-                    </a:prstGeom>
-                  </pic:spPr>
-                </pic:pic>
-              </a:graphicData>
-            </a:graphic>
-          </wp:inline>
-        </w:drawing>
-      </w:r>
-    </w:p>
-    <w:p/>
-    <w:p>
-      <w:r>
-        <w:drawing>
-          <wp:inline distT="0" distB="0" distL="0" distR="0" wp14:anchorId="2529F700" wp14:editId="55F571FF">
-            <wp:extent cx="3753374" cy="3305636"/>
-            <wp:effectExtent l="0" t="0" r="0" b="9525"/>
-            <wp:docPr id="577831272" name="圖片 1"/>
-            <wp:cNvGraphicFramePr>
-              <a:graphicFrameLocks xmlns:a="http://schemas.openxmlformats.org/drawingml/2006/main" noChangeAspect="1"/>
-            </wp:cNvGraphicFramePr>
-            <a:graphic xmlns:a="http://schemas.openxmlformats.org/drawingml/2006/main">
-              <a:graphicData uri="http://schemas.openxmlformats.org/drawingml/2006/picture">
-                <pic:pic xmlns:pic="http://schemas.openxmlformats.org/drawingml/2006/picture">
-                  <pic:nvPicPr>
-                    <pic:cNvPr id="577831272" name=""/>
-                    <pic:cNvPicPr/>
-                  </pic:nvPicPr>
-                  <pic:blipFill>
-                    <a:blip r:embed="rId8"/>
-                    <a:stretch>
-                      <a:fillRect/>
-                    </a:stretch>
-                  </pic:blipFill>
-                  <pic:spPr>
-                    <a:xfrm>
-                      <a:off x="0" y="0"/>
-                      <a:ext cx="3753374" cy="3305636"/>
-                    </a:xfrm>
-                    <a:prstGeom prst="rect">
-                      <a:avLst/>
-                    </a:prstGeom>
-                  </pic:spPr>
-                </pic:pic>
-              </a:graphicData>
-            </a:graphic>
-          </wp:inline>
-        </w:drawing>
-      </w:r>
-    </w:p>
-    <w:p>
-      <w:r>
-        <w:drawing>
-          <wp:inline distT="0" distB="0" distL="0" distR="0" wp14:anchorId="289FD614" wp14:editId="16E48B6B">
-            <wp:extent cx="8430802" cy="4686954"/>
-            <wp:effectExtent l="0" t="0" r="8890" b="0"/>
-            <wp:docPr id="328186330" name="圖片 1"/>
-            <wp:cNvGraphicFramePr>
-              <a:graphicFrameLocks xmlns:a="http://schemas.openxmlformats.org/drawingml/2006/main" noChangeAspect="1"/>
-            </wp:cNvGraphicFramePr>
-            <a:graphic xmlns:a="http://schemas.openxmlformats.org/drawingml/2006/main">
-              <a:graphicData uri="http://schemas.openxmlformats.org/drawingml/2006/picture">
-                <pic:pic xmlns:pic="http://schemas.openxmlformats.org/drawingml/2006/picture">
-                  <pic:nvPicPr>
-                    <pic:cNvPr id="328186330" name=""/>
-                    <pic:cNvPicPr/>
-                  </pic:nvPicPr>
-                  <pic:blipFill>
-                    <a:blip r:embed="rId9"/>
-                    <a:stretch>
-                      <a:fillRect/>
-                    </a:stretch>
-                  </pic:blipFill>
-                  <pic:spPr>
-                    <a:xfrm>
-                      <a:off x="0" y="0"/>
-                      <a:ext cx="8430802" cy="4686954"/>
-                    </a:xfrm>
-                    <a:prstGeom prst="rect">
-                      <a:avLst/>
-                    </a:prstGeom>
-                  </pic:spPr>
-                </pic:pic>
-              </a:graphicData>
-            </a:graphic>
-          </wp:inline>
-        </w:drawing>
-      </w:r>
-    </w:p>
-    <w:p/>
-    <w:p>
-      <w:r>
-        <w:drawing>
-          <wp:inline distT="0" distB="0" distL="0" distR="0" wp14:anchorId="7C39406C" wp14:editId="3B696F36">
-            <wp:extent cx="3962953" cy="3658111"/>
-            <wp:effectExtent l="0" t="0" r="0" b="0"/>
-            <wp:docPr id="603211193" name="圖片 1"/>
-            <wp:cNvGraphicFramePr>
-              <a:graphicFrameLocks xmlns:a="http://schemas.openxmlformats.org/drawingml/2006/main" noChangeAspect="1"/>
-            </wp:cNvGraphicFramePr>
-            <a:graphic xmlns:a="http://schemas.openxmlformats.org/drawingml/2006/main">
-              <a:graphicData uri="http://schemas.openxmlformats.org/drawingml/2006/picture">
-                <pic:pic xmlns:pic="http://schemas.openxmlformats.org/drawingml/2006/picture">
-                  <pic:nvPicPr>
-                    <pic:cNvPr id="603211193" name=""/>
-                    <pic:cNvPicPr/>
-                  </pic:nvPicPr>
-                  <pic:blipFill>
-                    <a:blip r:embed="rId10"/>
-                    <a:stretch>
-                      <a:fillRect/>
-                    </a:stretch>
-                  </pic:blipFill>
-                  <pic:spPr>
-                    <a:xfrm>
-                      <a:off x="0" y="0"/>
-                      <a:ext cx="3962953" cy="3658111"/>
-                    </a:xfrm>
-                    <a:prstGeom prst="rect">
-                      <a:avLst/>
-                    </a:prstGeom>
-                  </pic:spPr>
-                </pic:pic>
-              </a:graphicData>
-            </a:graphic>
-          </wp:inline>
-        </w:drawing>
-      </w:r>
-    </w:p>
-    <w:p/>
-    <w:p>
-      <w:r>
-        <w:drawing>
-          <wp:inline distT="0" distB="0" distL="0" distR="0" wp14:anchorId="5170AF3D" wp14:editId="6AFF9DE2">
-            <wp:extent cx="3781953" cy="3505689"/>
-            <wp:effectExtent l="0" t="0" r="9525" b="0"/>
-            <wp:docPr id="423144695" name="圖片 1"/>
-            <wp:cNvGraphicFramePr>
-              <a:graphicFrameLocks xmlns:a="http://schemas.openxmlformats.org/drawingml/2006/main" noChangeAspect="1"/>
-            </wp:cNvGraphicFramePr>
-            <a:graphic xmlns:a="http://schemas.openxmlformats.org/drawingml/2006/main">
-              <a:graphicData uri="http://schemas.openxmlformats.org/drawingml/2006/picture">
-                <pic:pic xmlns:pic="http://schemas.openxmlformats.org/drawingml/2006/picture">
-                  <pic:nvPicPr>
-                    <pic:cNvPr id="423144695" name=""/>
-                    <pic:cNvPicPr/>
-                  </pic:nvPicPr>
-                  <pic:blipFill>
-                    <a:blip r:embed="rId11"/>
-                    <a:stretch>
-                      <a:fillRect/>
-                    </a:stretch>
-                  </pic:blipFill>
-                  <pic:spPr>
-                    <a:xfrm>
-                      <a:off x="0" y="0"/>
-                      <a:ext cx="3781953" cy="3505689"/>
-                    </a:xfrm>
-                    <a:prstGeom prst="rect">
-                      <a:avLst/>
-                    </a:prstGeom>
-                  </pic:spPr>
-                </pic:pic>
-              </a:graphicData>
-            </a:graphic>
-          </wp:inline>
-        </w:drawing>
-      </w:r>
-    </w:p>
-    <w:p>
-      <w:pPr>
-        <w:rPr>
-          <w:rFonts w:hint="eastAsia"/>
-        </w:rPr>
-      </w:pPr>
-    </w:p>
     <w:sectPr>
       <w:pgSz w:w="11906" w:h="16838"/>
       <w:pgMar w:top="1440" w:right="1800" w:bottom="1440" w:left="1800" w:header="851" w:footer="992" w:gutter="0"/>
@@ -275,7 +60,7 @@
 </file>
 
 <file path=word/endnotes.xml><?xml version="1.0" encoding="utf-8"?>
-<w:endnotes xmlns:wpc="http://schemas.microsoft.com/office/word/2010/wordprocessingCanvas" xmlns:cx="http://schemas.microsoft.com/office/drawing/2014/chartex" xmlns:cx1="http://schemas.microsoft.com/office/drawing/2015/9/8/chartex" xmlns:cx2="http://schemas.microsoft.com/office/drawing/2015/10/21/chartex" xmlns:cx3="http://schemas.microsoft.com/office/drawing/2016/5/9/chartex" xmlns:cx4="http://schemas.microsoft.com/office/drawing/2016/5/10/chartex" xmlns:cx5="http://schemas.microsoft.com/office/drawing/2016/5/11/chartex" xmlns:cx6="http://schemas.microsoft.com/office/drawing/2016/5/12/chartex" xmlns:cx7="http://schemas.microsoft.com/office/drawing/2016/5/13/chartex" xmlns:cx8="http://schemas.microsoft.com/office/drawing/2016/5/14/chartex" xmlns:mc="http://schemas.openxmlformats.org/markup-compatibility/2006" xmlns:aink="http://schemas.microsoft.com/office/drawing/2016/ink" xmlns:am3d="http://schemas.microsoft.com/office/drawing/2017/model3d" xmlns:o="urn:schemas-microsoft-com:office:office" xmlns:oel="http://schemas.microsoft.com/office/2019/extlst" xmlns:r="http://schemas.openxmlformats.org/officeDocument/2006/relationships" xmlns:m="http://schemas.openxmlformats.org/officeDocument/2006/math" xmlns:v="urn:schemas-microsoft-com:vml" xmlns:wp14="http://schemas.microsoft.com/office/word/2010/wordprocessingDrawing" xmlns:wp="http://schemas.openxmlformats.org/drawingml/2006/wordprocessingDrawing" xmlns:w10="urn:schemas-microsoft-com:office:word" xmlns:w="http://schemas.openxmlformats.org/wordprocessingml/2006/main" xmlns:w14="http://schemas.microsoft.com/office/word/2010/wordml" xmlns:w15="http://schemas.microsoft.com/office/word/2012/wordml" xmlns:w16cei="http://schemas.microsoft.com/office/word/2026/wordml/cei" xmlns:w16cex="http://schemas.microsoft.com/office/word/2018/wordml/cex" xmlns:w16cid="http://schemas.microsoft.com/office/word/2016/wordml/cid" xmlns:w16="http://schemas.microsoft.com/office/word/2018/wordml" xmlns:w16du="http://schemas.microsoft.com/office/word/2023/wordml/word16du" xmlns:w16sdtdh="http://schemas.microsoft.com/office/word/2020/wordml/sdtdatahash" xmlns:w16sdtfl="http://schemas.microsoft.com/office/word/2024/wordml/sdtformatlock" xmlns:w16se="http://schemas.microsoft.com/office/word/2015/wordml/symex" xmlns:wpg="http://schemas.microsoft.com/office/word/2010/wordprocessingGroup" xmlns:wpi="http://schemas.microsoft.com/office/word/2010/wordprocessingInk" xmlns:wne="http://schemas.microsoft.com/office/word/2006/wordml" xmlns:wps="http://schemas.microsoft.com/office/word/2010/wordprocessingShape" mc:Ignorable="w14 w15 w16se w16cid w16 w16cex w16sdtdh w16sdtfl w16du wp14">
+<w:endnotes xmlns:wpc="http://schemas.microsoft.com/office/word/2010/wordprocessingCanvas" xmlns:cx="http://schemas.microsoft.com/office/drawing/2014/chartex" xmlns:cx1="http://schemas.microsoft.com/office/drawing/2015/9/8/chartex" xmlns:cx2="http://schemas.microsoft.com/office/drawing/2015/10/21/chartex" xmlns:cx3="http://schemas.microsoft.com/office/drawing/2016/5/9/chartex" xmlns:cx4="http://schemas.microsoft.com/office/drawing/2016/5/10/chartex" xmlns:cx5="http://schemas.microsoft.com/office/drawing/2016/5/11/chartex" xmlns:cx6="http://schemas.microsoft.com/office/drawing/2016/5/12/chartex" xmlns:cx7="http://schemas.microsoft.com/office/drawing/2016/5/13/chartex" xmlns:cx8="http://schemas.microsoft.com/office/drawing/2016/5/14/chartex" xmlns:mc="http://schemas.openxmlformats.org/markup-compatibility/2006" xmlns:aink="http://schemas.microsoft.com/office/drawing/2016/ink" xmlns:am3d="http://schemas.microsoft.com/office/drawing/2017/model3d" xmlns:o="urn:schemas-microsoft-com:office:office" xmlns:oel="http://schemas.microsoft.com/office/2019/extlst" xmlns:r="http://schemas.openxmlformats.org/officeDocument/2006/relationships" xmlns:m="http://schemas.openxmlformats.org/officeDocument/2006/math" xmlns:v="urn:schemas-microsoft-com:vml" xmlns:wp14="http://schemas.microsoft.com/office/word/2010/wordprocessingDrawing" xmlns:wp="http://schemas.openxmlformats.org/drawingml/2006/wordprocessingDrawing" xmlns:w10="urn:schemas-microsoft-com:office:word" xmlns:w="http://schemas.openxmlformats.org/wordprocessingml/2006/main" xmlns:w14="http://schemas.microsoft.com/office/word/2010/wordml" xmlns:w15="http://schemas.microsoft.com/office/word/2012/wordml" xmlns:w16cex="http://schemas.microsoft.com/office/word/2018/wordml/cex" xmlns:w16cid="http://schemas.microsoft.com/office/word/2016/wordml/cid" xmlns:w16="http://schemas.microsoft.com/office/word/2018/wordml" xmlns:w16du="http://schemas.microsoft.com/office/word/2023/wordml/word16du" xmlns:w16sdtdh="http://schemas.microsoft.com/office/word/2020/wordml/sdtdatahash" xmlns:w16sdtfl="http://schemas.microsoft.com/office/word/2024/wordml/sdtformatlock" xmlns:w16se="http://schemas.microsoft.com/office/word/2015/wordml/symex" xmlns:wpg="http://schemas.microsoft.com/office/word/2010/wordprocessingGroup" xmlns:wpi="http://schemas.microsoft.com/office/word/2010/wordprocessingInk" xmlns:wne="http://schemas.microsoft.com/office/word/2006/wordml" xmlns:wps="http://schemas.microsoft.com/office/word/2010/wordprocessingShape" mc:Ignorable="w14 w15 w16se w16cid w16 w16cex w16sdtdh w16sdtfl w16du wp14">
   <w:endnote w:type="separator" w:id="-1">
     <w:p>
       <w:pPr>
@@ -300,7 +85,7 @@
 </file>
 
 <file path=word/footnotes.xml><?xml version="1.0" encoding="utf-8"?>
-<w:footnotes xmlns:wpc="http://schemas.microsoft.com/office/word/2010/wordprocessingCanvas" xmlns:cx="http://schemas.microsoft.com/office/drawing/2014/chartex" xmlns:cx1="http://schemas.microsoft.com/office/drawing/2015/9/8/chartex" xmlns:cx2="http://schemas.microsoft.com/office/drawing/2015/10/21/chartex" xmlns:cx3="http://schemas.microsoft.com/office/drawing/2016/5/9/chartex" xmlns:cx4="http://schemas.microsoft.com/office/drawing/2016/5/10/chartex" xmlns:cx5="http://schemas.microsoft.com/office/drawing/2016/5/11/chartex" xmlns:cx6="http://schemas.microsoft.com/office/drawing/2016/5/12/chartex" xmlns:cx7="http://schemas.microsoft.com/office/drawing/2016/5/13/chartex" xmlns:cx8="http://schemas.microsoft.com/office/drawing/2016/5/14/chartex" xmlns:mc="http://schemas.openxmlformats.org/markup-compatibility/2006" xmlns:aink="http://schemas.microsoft.com/office/drawing/2016/ink" xmlns:am3d="http://schemas.microsoft.com/office/drawing/2017/model3d" xmlns:o="urn:schemas-microsoft-com:office:office" xmlns:oel="http://schemas.microsoft.com/office/2019/extlst" xmlns:r="http://schemas.openxmlformats.org/officeDocument/2006/relationships" xmlns:m="http://schemas.openxmlformats.org/officeDocument/2006/math" xmlns:v="urn:schemas-microsoft-com:vml" xmlns:wp14="http://schemas.microsoft.com/office/word/2010/wordprocessingDrawing" xmlns:wp="http://schemas.openxmlformats.org/drawingml/2006/wordprocessingDrawing" xmlns:w10="urn:schemas-microsoft-com:office:word" xmlns:w="http://schemas.openxmlformats.org/wordprocessingml/2006/main" xmlns:w14="http://schemas.microsoft.com/office/word/2010/wordml" xmlns:w15="http://schemas.microsoft.com/office/word/2012/wordml" xmlns:w16cei="http://schemas.microsoft.com/office/word/2026/wordml/cei" xmlns:w16cex="http://schemas.microsoft.com/office/word/2018/wordml/cex" xmlns:w16cid="http://schemas.microsoft.com/office/word/2016/wordml/cid" xmlns:w16="http://schemas.microsoft.com/office/word/2018/wordml" xmlns:w16du="http://schemas.microsoft.com/office/word/2023/wordml/word16du" xmlns:w16sdtdh="http://schemas.microsoft.com/office/word/2020/wordml/sdtdatahash" xmlns:w16sdtfl="http://schemas.microsoft.com/office/word/2024/wordml/sdtformatlock" xmlns:w16se="http://schemas.microsoft.com/office/word/2015/wordml/symex" xmlns:wpg="http://schemas.microsoft.com/office/word/2010/wordprocessingGroup" xmlns:wpi="http://schemas.microsoft.com/office/word/2010/wordprocessingInk" xmlns:wne="http://schemas.microsoft.com/office/word/2006/wordml" xmlns:wps="http://schemas.microsoft.com/office/word/2010/wordprocessingShape" mc:Ignorable="w14 w15 w16se w16cid w16 w16cex w16sdtdh w16sdtfl w16du wp14">
+<w:footnotes xmlns:wpc="http://schemas.microsoft.com/office/word/2010/wordprocessingCanvas" xmlns:cx="http://schemas.microsoft.com/office/drawing/2014/chartex" xmlns:cx1="http://schemas.microsoft.com/office/drawing/2015/9/8/chartex" xmlns:cx2="http://schemas.microsoft.com/office/drawing/2015/10/21/chartex" xmlns:cx3="http://schemas.microsoft.com/office/drawing/2016/5/9/chartex" xmlns:cx4="http://schemas.microsoft.com/office/drawing/2016/5/10/chartex" xmlns:cx5="http://schemas.microsoft.com/office/drawing/2016/5/11/chartex" xmlns:cx6="http://schemas.microsoft.com/office/drawing/2016/5/12/chartex" xmlns:cx7="http://schemas.microsoft.com/office/drawing/2016/5/13/chartex" xmlns:cx8="http://schemas.microsoft.com/office/drawing/2016/5/14/chartex" xmlns:mc="http://schemas.openxmlformats.org/markup-compatibility/2006" xmlns:aink="http://schemas.microsoft.com/office/drawing/2016/ink" xmlns:am3d="http://schemas.microsoft.com/office/drawing/2017/model3d" xmlns:o="urn:schemas-microsoft-com:office:office" xmlns:oel="http://schemas.microsoft.com/office/2019/extlst" xmlns:r="http://schemas.openxmlformats.org/officeDocument/2006/relationships" xmlns:m="http://schemas.openxmlformats.org/officeDocument/2006/math" xmlns:v="urn:schemas-microsoft-com:vml" xmlns:wp14="http://schemas.microsoft.com/office/word/2010/wordprocessingDrawing" xmlns:wp="http://schemas.openxmlformats.org/drawingml/2006/wordprocessingDrawing" xmlns:w10="urn:schemas-microsoft-com:office:word" xmlns:w="http://schemas.openxmlformats.org/wordprocessingml/2006/main" xmlns:w14="http://schemas.microsoft.com/office/word/2010/wordml" xmlns:w15="http://schemas.microsoft.com/office/word/2012/wordml" xmlns:w16cex="http://schemas.microsoft.com/office/word/2018/wordml/cex" xmlns:w16cid="http://schemas.microsoft.com/office/word/2016/wordml/cid" xmlns:w16="http://schemas.microsoft.com/office/word/2018/wordml" xmlns:w16du="http://schemas.microsoft.com/office/word/2023/wordml/word16du" xmlns:w16sdtdh="http://schemas.microsoft.com/office/word/2020/wordml/sdtdatahash" xmlns:w16sdtfl="http://schemas.microsoft.com/office/word/2024/wordml/sdtformatlock" xmlns:w16se="http://schemas.microsoft.com/office/word/2015/wordml/symex" xmlns:wpg="http://schemas.microsoft.com/office/word/2010/wordprocessingGroup" xmlns:wpi="http://schemas.microsoft.com/office/word/2010/wordprocessingInk" xmlns:wne="http://schemas.microsoft.com/office/word/2006/wordml" xmlns:wps="http://schemas.microsoft.com/office/word/2010/wordprocessingShape" mc:Ignorable="w14 w15 w16se w16cid w16 w16cex w16sdtdh w16sdtfl w16du wp14">
   <w:footnote w:type="separator" w:id="-1">
     <w:p>
       <w:pPr>

--- a/Doc1.docx
+++ b/Doc1.docx
@@ -5,10 +5,10 @@
     <w:p>
       <w:r>
         <w:drawing>
-          <wp:inline distT="0" distB="0" distL="0" distR="0" wp14:anchorId="37285FF1" wp14:editId="22F5736C">
-            <wp:extent cx="4248743" cy="4115374"/>
+          <wp:inline distT="0" distB="0" distL="0" distR="0" wp14:anchorId="69C5CF7B" wp14:editId="64B58A48">
+            <wp:extent cx="4382112" cy="4248743"/>
             <wp:effectExtent l="0" t="0" r="0" b="0"/>
-            <wp:docPr id="272920694" name="圖片 1"/>
+            <wp:docPr id="1408501676" name="圖片 1"/>
             <wp:cNvGraphicFramePr>
               <a:graphicFrameLocks xmlns:a="http://schemas.openxmlformats.org/drawingml/2006/main" noChangeAspect="1"/>
             </wp:cNvGraphicFramePr>
@@ -16,7 +16,7 @@
               <a:graphicData uri="http://schemas.openxmlformats.org/drawingml/2006/picture">
                 <pic:pic xmlns:pic="http://schemas.openxmlformats.org/drawingml/2006/picture">
                   <pic:nvPicPr>
-                    <pic:cNvPr id="272920694" name=""/>
+                    <pic:cNvPr id="1408501676" name=""/>
                     <pic:cNvPicPr/>
                   </pic:nvPicPr>
                   <pic:blipFill>
@@ -28,7 +28,7 @@
                   <pic:spPr>
                     <a:xfrm>
                       <a:off x="0" y="0"/>
-                      <a:ext cx="4248743" cy="4115374"/>
+                      <a:ext cx="4382112" cy="4248743"/>
                     </a:xfrm>
                     <a:prstGeom prst="rect">
                       <a:avLst/>
@@ -39,6 +39,11 @@
             </a:graphic>
           </wp:inline>
         </w:drawing>
+      </w:r>
+    </w:p>
+    <w:p>
+      <w:r>
+        <w:t>房屋老舊需要頻頻修繕，原想著能再一起多走一段路，但無奈前陣子接連的大雨，導致老樹不小心壓到了側牆，與房東商量過後，最終還是決定搬家，讓這間「老朋友」好好休個假</w:t>
       </w:r>
     </w:p>
     <w:p/>
@@ -714,7 +719,6 @@
   <w:style w:type="character" w:default="1" w:styleId="a0">
     <w:name w:val="Default Paragraph Font"/>
     <w:uiPriority w:val="1"/>
-    <w:semiHidden/>
     <w:unhideWhenUsed/>
   </w:style>
   <w:style w:type="table" w:default="1" w:styleId="a1">

--- a/Doc1.docx
+++ b/Doc1.docx
@@ -5,10 +5,10 @@
     <w:p>
       <w:r>
         <w:drawing>
-          <wp:inline distT="0" distB="0" distL="0" distR="0" wp14:anchorId="69C5CF7B" wp14:editId="64B58A48">
-            <wp:extent cx="4382112" cy="4248743"/>
-            <wp:effectExtent l="0" t="0" r="0" b="0"/>
-            <wp:docPr id="1408501676" name="圖片 1"/>
+          <wp:inline distT="0" distB="0" distL="0" distR="0" wp14:anchorId="13912839" wp14:editId="42C0DFCF">
+            <wp:extent cx="4515480" cy="3667637"/>
+            <wp:effectExtent l="0" t="0" r="0" b="9525"/>
+            <wp:docPr id="1746774496" name="圖片 1"/>
             <wp:cNvGraphicFramePr>
               <a:graphicFrameLocks xmlns:a="http://schemas.openxmlformats.org/drawingml/2006/main" noChangeAspect="1"/>
             </wp:cNvGraphicFramePr>
@@ -16,7 +16,7 @@
               <a:graphicData uri="http://schemas.openxmlformats.org/drawingml/2006/picture">
                 <pic:pic xmlns:pic="http://schemas.openxmlformats.org/drawingml/2006/picture">
                   <pic:nvPicPr>
-                    <pic:cNvPr id="1408501676" name=""/>
+                    <pic:cNvPr id="1746774496" name=""/>
                     <pic:cNvPicPr/>
                   </pic:nvPicPr>
                   <pic:blipFill>
@@ -28,7 +28,7 @@
                   <pic:spPr>
                     <a:xfrm>
                       <a:off x="0" y="0"/>
-                      <a:ext cx="4382112" cy="4248743"/>
+                      <a:ext cx="4515480" cy="3667637"/>
                     </a:xfrm>
                     <a:prstGeom prst="rect">
                       <a:avLst/>
@@ -41,12 +41,86 @@
         </w:drawing>
       </w:r>
     </w:p>
+    <w:p/>
     <w:p>
       <w:r>
-        <w:t>房屋老舊需要頻頻修繕，原想著能再一起多走一段路，但無奈前陣子接連的大雨，導致老樹不小心壓到了側牆，與房東商量過後，最終還是決定搬家，讓這間「老朋友」好好休個假</w:t>
+        <w:drawing>
+          <wp:inline distT="0" distB="0" distL="0" distR="0" wp14:anchorId="6996E008" wp14:editId="5C1D8DDD">
+            <wp:extent cx="8287907" cy="5068007"/>
+            <wp:effectExtent l="0" t="0" r="0" b="0"/>
+            <wp:docPr id="31760077" name="圖片 1"/>
+            <wp:cNvGraphicFramePr>
+              <a:graphicFrameLocks xmlns:a="http://schemas.openxmlformats.org/drawingml/2006/main" noChangeAspect="1"/>
+            </wp:cNvGraphicFramePr>
+            <a:graphic xmlns:a="http://schemas.openxmlformats.org/drawingml/2006/main">
+              <a:graphicData uri="http://schemas.openxmlformats.org/drawingml/2006/picture">
+                <pic:pic xmlns:pic="http://schemas.openxmlformats.org/drawingml/2006/picture">
+                  <pic:nvPicPr>
+                    <pic:cNvPr id="31760077" name=""/>
+                    <pic:cNvPicPr/>
+                  </pic:nvPicPr>
+                  <pic:blipFill>
+                    <a:blip r:embed="rId7"/>
+                    <a:stretch>
+                      <a:fillRect/>
+                    </a:stretch>
+                  </pic:blipFill>
+                  <pic:spPr>
+                    <a:xfrm>
+                      <a:off x="0" y="0"/>
+                      <a:ext cx="8287907" cy="5068007"/>
+                    </a:xfrm>
+                    <a:prstGeom prst="rect">
+                      <a:avLst/>
+                    </a:prstGeom>
+                  </pic:spPr>
+                </pic:pic>
+              </a:graphicData>
+            </a:graphic>
+          </wp:inline>
+        </w:drawing>
       </w:r>
     </w:p>
     <w:p/>
+    <w:p>
+      <w:r>
+        <w:drawing>
+          <wp:inline distT="0" distB="0" distL="0" distR="0" wp14:anchorId="5E83DA58" wp14:editId="035C42EE">
+            <wp:extent cx="8211696" cy="4953691"/>
+            <wp:effectExtent l="0" t="0" r="0" b="0"/>
+            <wp:docPr id="1491036691" name="圖片 1"/>
+            <wp:cNvGraphicFramePr>
+              <a:graphicFrameLocks xmlns:a="http://schemas.openxmlformats.org/drawingml/2006/main" noChangeAspect="1"/>
+            </wp:cNvGraphicFramePr>
+            <a:graphic xmlns:a="http://schemas.openxmlformats.org/drawingml/2006/main">
+              <a:graphicData uri="http://schemas.openxmlformats.org/drawingml/2006/picture">
+                <pic:pic xmlns:pic="http://schemas.openxmlformats.org/drawingml/2006/picture">
+                  <pic:nvPicPr>
+                    <pic:cNvPr id="1491036691" name=""/>
+                    <pic:cNvPicPr/>
+                  </pic:nvPicPr>
+                  <pic:blipFill>
+                    <a:blip r:embed="rId8"/>
+                    <a:stretch>
+                      <a:fillRect/>
+                    </a:stretch>
+                  </pic:blipFill>
+                  <pic:spPr>
+                    <a:xfrm>
+                      <a:off x="0" y="0"/>
+                      <a:ext cx="8211696" cy="4953691"/>
+                    </a:xfrm>
+                    <a:prstGeom prst="rect">
+                      <a:avLst/>
+                    </a:prstGeom>
+                  </pic:spPr>
+                </pic:pic>
+              </a:graphicData>
+            </a:graphic>
+          </wp:inline>
+        </w:drawing>
+      </w:r>
+    </w:p>
     <w:p>
       <w:pPr>
         <w:rPr>

--- a/Doc1.docx
+++ b/Doc1.docx
@@ -3,12 +3,101 @@
 <w:document xmlns:wpc="http://schemas.microsoft.com/office/word/2010/wordprocessingCanvas" xmlns:cx="http://schemas.microsoft.com/office/drawing/2014/chartex" xmlns:cx1="http://schemas.microsoft.com/office/drawing/2015/9/8/chartex" xmlns:cx2="http://schemas.microsoft.com/office/drawing/2015/10/21/chartex" xmlns:cx3="http://schemas.microsoft.com/office/drawing/2016/5/9/chartex" xmlns:cx4="http://schemas.microsoft.com/office/drawing/2016/5/10/chartex" xmlns:cx5="http://schemas.microsoft.com/office/drawing/2016/5/11/chartex" xmlns:cx6="http://schemas.microsoft.com/office/drawing/2016/5/12/chartex" xmlns:cx7="http://schemas.microsoft.com/office/drawing/2016/5/13/chartex" xmlns:cx8="http://schemas.microsoft.com/office/drawing/2016/5/14/chartex" xmlns:mc="http://schemas.openxmlformats.org/markup-compatibility/2006" xmlns:aink="http://schemas.microsoft.com/office/drawing/2016/ink" xmlns:am3d="http://schemas.microsoft.com/office/drawing/2017/model3d" xmlns:o="urn:schemas-microsoft-com:office:office" xmlns:oel="http://schemas.microsoft.com/office/2019/extlst" xmlns:r="http://schemas.openxmlformats.org/officeDocument/2006/relationships" xmlns:m="http://schemas.openxmlformats.org/officeDocument/2006/math" xmlns:v="urn:schemas-microsoft-com:vml" xmlns:wp14="http://schemas.microsoft.com/office/word/2010/wordprocessingDrawing" xmlns:wp="http://schemas.openxmlformats.org/drawingml/2006/wordprocessingDrawing" xmlns:w10="urn:schemas-microsoft-com:office:word" xmlns:w="http://schemas.openxmlformats.org/wordprocessingml/2006/main" xmlns:w14="http://schemas.microsoft.com/office/word/2010/wordml" xmlns:w15="http://schemas.microsoft.com/office/word/2012/wordml" xmlns:w16cex="http://schemas.microsoft.com/office/word/2018/wordml/cex" xmlns:w16cid="http://schemas.microsoft.com/office/word/2016/wordml/cid" xmlns:w16="http://schemas.microsoft.com/office/word/2018/wordml" xmlns:w16du="http://schemas.microsoft.com/office/word/2023/wordml/word16du" xmlns:w16sdtdh="http://schemas.microsoft.com/office/word/2020/wordml/sdtdatahash" xmlns:w16sdtfl="http://schemas.microsoft.com/office/word/2024/wordml/sdtformatlock" xmlns:w16se="http://schemas.microsoft.com/office/word/2015/wordml/symex" xmlns:wpg="http://schemas.microsoft.com/office/word/2010/wordprocessingGroup" xmlns:wpi="http://schemas.microsoft.com/office/word/2010/wordprocessingInk" xmlns:wne="http://schemas.microsoft.com/office/word/2006/wordml" xmlns:wps="http://schemas.microsoft.com/office/word/2010/wordprocessingShape" mc:Ignorable="w14 w15 w16se w16cid w16 w16cex w16sdtdh w16sdtfl w16du wp14">
   <w:body>
     <w:p>
+      <w:hyperlink r:id="rId6" w:history="1">
+        <w:r>
+          <w:rPr>
+            <w:rStyle w:val="ae"/>
+          </w:rPr>
+          <w:t>【川習會</w:t>
+        </w:r>
+        <w:r>
+          <w:rPr>
+            <w:rStyle w:val="ae"/>
+          </w:rPr>
+          <w:t>-</w:t>
+        </w:r>
+        <w:r>
+          <w:rPr>
+            <w:rStyle w:val="ae"/>
+          </w:rPr>
+          <w:t>多視角全紀錄】下馬威</w:t>
+        </w:r>
+        <w:r>
+          <w:rPr>
+            <w:rStyle w:val="ae"/>
+          </w:rPr>
+          <w:t xml:space="preserve">? </w:t>
+        </w:r>
+        <w:r>
+          <w:rPr>
+            <w:rStyle w:val="ae"/>
+          </w:rPr>
+          <w:t>川普出動</w:t>
+        </w:r>
+        <w:r>
+          <w:rPr>
+            <w:rStyle w:val="ae"/>
+          </w:rPr>
+          <w:t>F-22</w:t>
+        </w:r>
+        <w:r>
+          <w:rPr>
+            <w:rStyle w:val="ae"/>
+          </w:rPr>
+          <w:t>、</w:t>
+        </w:r>
+        <w:r>
+          <w:rPr>
+            <w:rStyle w:val="ae"/>
+          </w:rPr>
+          <w:t>F-16</w:t>
+        </w:r>
+        <w:r>
+          <w:rPr>
+            <w:rStyle w:val="ae"/>
+          </w:rPr>
+          <w:t>戰機大陣仗迎接習近平</w:t>
+        </w:r>
+        <w:r>
+          <w:rPr>
+            <w:rStyle w:val="ae"/>
+          </w:rPr>
+          <w:t xml:space="preserve"> </w:t>
+        </w:r>
+        <w:r>
+          <w:rPr>
+            <w:rStyle w:val="ae"/>
+          </w:rPr>
+          <w:t>打破</w:t>
+        </w:r>
+        <w:r>
+          <w:rPr>
+            <w:rStyle w:val="ae"/>
+          </w:rPr>
+          <w:t>11</w:t>
+        </w:r>
+        <w:r>
+          <w:rPr>
+            <w:rStyle w:val="ae"/>
+          </w:rPr>
+          <w:t>年慣例「超高規格」</w:t>
+        </w:r>
+        <w:r>
+          <w:rPr>
+            <w:rStyle w:val="ae"/>
+          </w:rPr>
+          <w:t xml:space="preserve"> | Watch</w:t>
+        </w:r>
+      </w:hyperlink>
+    </w:p>
+    <w:p/>
+    <w:p>
       <w:r>
         <w:drawing>
-          <wp:inline distT="0" distB="0" distL="0" distR="0" wp14:anchorId="13912839" wp14:editId="42C0DFCF">
-            <wp:extent cx="4515480" cy="3667637"/>
-            <wp:effectExtent l="0" t="0" r="0" b="9525"/>
-            <wp:docPr id="1746774496" name="圖片 1"/>
+          <wp:inline distT="0" distB="0" distL="0" distR="0" wp14:anchorId="2F07C0DA" wp14:editId="577E34C6">
+            <wp:extent cx="8183117" cy="4887007"/>
+            <wp:effectExtent l="0" t="0" r="8890" b="8890"/>
+            <wp:docPr id="629179394" name="圖片 1"/>
             <wp:cNvGraphicFramePr>
               <a:graphicFrameLocks xmlns:a="http://schemas.openxmlformats.org/drawingml/2006/main" noChangeAspect="1"/>
             </wp:cNvGraphicFramePr>
@@ -16,11 +105,11 @@
               <a:graphicData uri="http://schemas.openxmlformats.org/drawingml/2006/picture">
                 <pic:pic xmlns:pic="http://schemas.openxmlformats.org/drawingml/2006/picture">
                   <pic:nvPicPr>
-                    <pic:cNvPr id="1746774496" name=""/>
+                    <pic:cNvPr id="629179394" name=""/>
                     <pic:cNvPicPr/>
                   </pic:nvPicPr>
                   <pic:blipFill>
-                    <a:blip r:embed="rId6"/>
+                    <a:blip r:embed="rId7"/>
                     <a:stretch>
                       <a:fillRect/>
                     </a:stretch>
@@ -28,7 +117,97 @@
                   <pic:spPr>
                     <a:xfrm>
                       <a:off x="0" y="0"/>
-                      <a:ext cx="4515480" cy="3667637"/>
+                      <a:ext cx="8183117" cy="4887007"/>
+                    </a:xfrm>
+                    <a:prstGeom prst="rect">
+                      <a:avLst/>
+                    </a:prstGeom>
+                  </pic:spPr>
+                </pic:pic>
+              </a:graphicData>
+            </a:graphic>
+          </wp:inline>
+        </w:drawing>
+      </w:r>
+    </w:p>
+    <w:p>
+      <w:r>
+        <w:rPr>
+          <w:rFonts w:hint="eastAsia"/>
+        </w:rPr>
+        <w:t>\</w:t>
+      </w:r>
+      <w:r>
+        <w:drawing>
+          <wp:inline distT="0" distB="0" distL="0" distR="0" wp14:anchorId="065F1D5E" wp14:editId="09F654F3">
+            <wp:extent cx="4248743" cy="3848637"/>
+            <wp:effectExtent l="0" t="0" r="0" b="0"/>
+            <wp:docPr id="474111408" name="圖片 1"/>
+            <wp:cNvGraphicFramePr>
+              <a:graphicFrameLocks xmlns:a="http://schemas.openxmlformats.org/drawingml/2006/main" noChangeAspect="1"/>
+            </wp:cNvGraphicFramePr>
+            <a:graphic xmlns:a="http://schemas.openxmlformats.org/drawingml/2006/main">
+              <a:graphicData uri="http://schemas.openxmlformats.org/drawingml/2006/picture">
+                <pic:pic xmlns:pic="http://schemas.openxmlformats.org/drawingml/2006/picture">
+                  <pic:nvPicPr>
+                    <pic:cNvPr id="474111408" name=""/>
+                    <pic:cNvPicPr/>
+                  </pic:nvPicPr>
+                  <pic:blipFill>
+                    <a:blip r:embed="rId8"/>
+                    <a:stretch>
+                      <a:fillRect/>
+                    </a:stretch>
+                  </pic:blipFill>
+                  <pic:spPr>
+                    <a:xfrm>
+                      <a:off x="0" y="0"/>
+                      <a:ext cx="4248743" cy="3848637"/>
+                    </a:xfrm>
+                    <a:prstGeom prst="rect">
+                      <a:avLst/>
+                    </a:prstGeom>
+                  </pic:spPr>
+                </pic:pic>
+              </a:graphicData>
+            </a:graphic>
+          </wp:inline>
+        </w:drawing>
+      </w:r>
+    </w:p>
+    <w:p>
+      <w:r>
+        <w:t>「情緒穩定，不著急」，並一致同意「急是一種很強的負能量」</w:t>
+      </w:r>
+    </w:p>
+    <w:p/>
+    <w:p>
+      <w:r>
+        <w:drawing>
+          <wp:inline distT="0" distB="0" distL="0" distR="0" wp14:anchorId="04AEDE2F" wp14:editId="438E62D4">
+            <wp:extent cx="4410691" cy="3400900"/>
+            <wp:effectExtent l="0" t="0" r="9525" b="9525"/>
+            <wp:docPr id="69006191" name="圖片 1"/>
+            <wp:cNvGraphicFramePr>
+              <a:graphicFrameLocks xmlns:a="http://schemas.openxmlformats.org/drawingml/2006/main" noChangeAspect="1"/>
+            </wp:cNvGraphicFramePr>
+            <a:graphic xmlns:a="http://schemas.openxmlformats.org/drawingml/2006/main">
+              <a:graphicData uri="http://schemas.openxmlformats.org/drawingml/2006/picture">
+                <pic:pic xmlns:pic="http://schemas.openxmlformats.org/drawingml/2006/picture">
+                  <pic:nvPicPr>
+                    <pic:cNvPr id="69006191" name=""/>
+                    <pic:cNvPicPr/>
+                  </pic:nvPicPr>
+                  <pic:blipFill>
+                    <a:blip r:embed="rId9"/>
+                    <a:stretch>
+                      <a:fillRect/>
+                    </a:stretch>
+                  </pic:blipFill>
+                  <pic:spPr>
+                    <a:xfrm>
+                      <a:off x="0" y="0"/>
+                      <a:ext cx="4410691" cy="3400900"/>
                     </a:xfrm>
                     <a:prstGeom prst="rect">
                       <a:avLst/>
@@ -45,10 +224,10 @@
     <w:p>
       <w:r>
         <w:drawing>
-          <wp:inline distT="0" distB="0" distL="0" distR="0" wp14:anchorId="6996E008" wp14:editId="5C1D8DDD">
-            <wp:extent cx="8287907" cy="5068007"/>
-            <wp:effectExtent l="0" t="0" r="0" b="0"/>
-            <wp:docPr id="31760077" name="圖片 1"/>
+          <wp:inline distT="0" distB="0" distL="0" distR="0" wp14:anchorId="19625134" wp14:editId="6BD1E73E">
+            <wp:extent cx="8297433" cy="5068007"/>
+            <wp:effectExtent l="0" t="0" r="8890" b="0"/>
+            <wp:docPr id="650877978" name="圖片 1"/>
             <wp:cNvGraphicFramePr>
               <a:graphicFrameLocks xmlns:a="http://schemas.openxmlformats.org/drawingml/2006/main" noChangeAspect="1"/>
             </wp:cNvGraphicFramePr>
@@ -56,11 +235,11 @@
               <a:graphicData uri="http://schemas.openxmlformats.org/drawingml/2006/picture">
                 <pic:pic xmlns:pic="http://schemas.openxmlformats.org/drawingml/2006/picture">
                   <pic:nvPicPr>
-                    <pic:cNvPr id="31760077" name=""/>
+                    <pic:cNvPr id="650877978" name=""/>
                     <pic:cNvPicPr/>
                   </pic:nvPicPr>
                   <pic:blipFill>
-                    <a:blip r:embed="rId7"/>
+                    <a:blip r:embed="rId10"/>
                     <a:stretch>
                       <a:fillRect/>
                     </a:stretch>
@@ -68,7 +247,7 @@
                   <pic:spPr>
                     <a:xfrm>
                       <a:off x="0" y="0"/>
-                      <a:ext cx="8287907" cy="5068007"/>
+                      <a:ext cx="8297433" cy="5068007"/>
                     </a:xfrm>
                     <a:prstGeom prst="rect">
                       <a:avLst/>
@@ -85,10 +264,10 @@
     <w:p>
       <w:r>
         <w:drawing>
-          <wp:inline distT="0" distB="0" distL="0" distR="0" wp14:anchorId="5E83DA58" wp14:editId="035C42EE">
-            <wp:extent cx="8211696" cy="4953691"/>
+          <wp:inline distT="0" distB="0" distL="0" distR="0" wp14:anchorId="0EB8AE90" wp14:editId="5E0D7552">
+            <wp:extent cx="4553585" cy="4248743"/>
             <wp:effectExtent l="0" t="0" r="0" b="0"/>
-            <wp:docPr id="1491036691" name="圖片 1"/>
+            <wp:docPr id="896525313" name="圖片 1"/>
             <wp:cNvGraphicFramePr>
               <a:graphicFrameLocks xmlns:a="http://schemas.openxmlformats.org/drawingml/2006/main" noChangeAspect="1"/>
             </wp:cNvGraphicFramePr>
@@ -96,11 +275,11 @@
               <a:graphicData uri="http://schemas.openxmlformats.org/drawingml/2006/picture">
                 <pic:pic xmlns:pic="http://schemas.openxmlformats.org/drawingml/2006/picture">
                   <pic:nvPicPr>
-                    <pic:cNvPr id="1491036691" name=""/>
+                    <pic:cNvPr id="896525313" name=""/>
                     <pic:cNvPicPr/>
                   </pic:nvPicPr>
                   <pic:blipFill>
-                    <a:blip r:embed="rId8"/>
+                    <a:blip r:embed="rId11"/>
                     <a:stretch>
                       <a:fillRect/>
                     </a:stretch>
@@ -108,7 +287,7 @@
                   <pic:spPr>
                     <a:xfrm>
                       <a:off x="0" y="0"/>
-                      <a:ext cx="8211696" cy="4953691"/>
+                      <a:ext cx="4553585" cy="4248743"/>
                     </a:xfrm>
                     <a:prstGeom prst="rect">
                       <a:avLst/>
@@ -120,6 +299,61 @@
           </wp:inline>
         </w:drawing>
       </w:r>
+    </w:p>
+    <w:p/>
+    <w:p>
+      <w:r>
+        <w:drawing>
+          <wp:inline distT="0" distB="0" distL="0" distR="0" wp14:anchorId="6343B0EF" wp14:editId="36E7BF27">
+            <wp:extent cx="4382112" cy="4220164"/>
+            <wp:effectExtent l="0" t="0" r="0" b="9525"/>
+            <wp:docPr id="1311312753" name="圖片 1"/>
+            <wp:cNvGraphicFramePr>
+              <a:graphicFrameLocks xmlns:a="http://schemas.openxmlformats.org/drawingml/2006/main" noChangeAspect="1"/>
+            </wp:cNvGraphicFramePr>
+            <a:graphic xmlns:a="http://schemas.openxmlformats.org/drawingml/2006/main">
+              <a:graphicData uri="http://schemas.openxmlformats.org/drawingml/2006/picture">
+                <pic:pic xmlns:pic="http://schemas.openxmlformats.org/drawingml/2006/picture">
+                  <pic:nvPicPr>
+                    <pic:cNvPr id="1311312753" name=""/>
+                    <pic:cNvPicPr/>
+                  </pic:nvPicPr>
+                  <pic:blipFill>
+                    <a:blip r:embed="rId12"/>
+                    <a:stretch>
+                      <a:fillRect/>
+                    </a:stretch>
+                  </pic:blipFill>
+                  <pic:spPr>
+                    <a:xfrm>
+                      <a:off x="0" y="0"/>
+                      <a:ext cx="4382112" cy="4220164"/>
+                    </a:xfrm>
+                    <a:prstGeom prst="rect">
+                      <a:avLst/>
+                    </a:prstGeom>
+                  </pic:spPr>
+                </pic:pic>
+              </a:graphicData>
+            </a:graphic>
+          </wp:inline>
+        </w:drawing>
+      </w:r>
+    </w:p>
+    <w:p/>
+    <w:p>
+      <w:pPr>
+        <w:rPr>
+          <w:rFonts w:hint="eastAsia"/>
+        </w:rPr>
+      </w:pPr>
+    </w:p>
+    <w:p>
+      <w:pPr>
+        <w:rPr>
+          <w:rFonts w:hint="eastAsia"/>
+        </w:rPr>
+      </w:pPr>
     </w:p>
     <w:p>
       <w:pPr>

--- a/Doc1.docx
+++ b/Doc1.docx
@@ -3,101 +3,12 @@
 <w:document xmlns:wpc="http://schemas.microsoft.com/office/word/2010/wordprocessingCanvas" xmlns:cx="http://schemas.microsoft.com/office/drawing/2014/chartex" xmlns:cx1="http://schemas.microsoft.com/office/drawing/2015/9/8/chartex" xmlns:cx2="http://schemas.microsoft.com/office/drawing/2015/10/21/chartex" xmlns:cx3="http://schemas.microsoft.com/office/drawing/2016/5/9/chartex" xmlns:cx4="http://schemas.microsoft.com/office/drawing/2016/5/10/chartex" xmlns:cx5="http://schemas.microsoft.com/office/drawing/2016/5/11/chartex" xmlns:cx6="http://schemas.microsoft.com/office/drawing/2016/5/12/chartex" xmlns:cx7="http://schemas.microsoft.com/office/drawing/2016/5/13/chartex" xmlns:cx8="http://schemas.microsoft.com/office/drawing/2016/5/14/chartex" xmlns:mc="http://schemas.openxmlformats.org/markup-compatibility/2006" xmlns:aink="http://schemas.microsoft.com/office/drawing/2016/ink" xmlns:am3d="http://schemas.microsoft.com/office/drawing/2017/model3d" xmlns:o="urn:schemas-microsoft-com:office:office" xmlns:oel="http://schemas.microsoft.com/office/2019/extlst" xmlns:r="http://schemas.openxmlformats.org/officeDocument/2006/relationships" xmlns:m="http://schemas.openxmlformats.org/officeDocument/2006/math" xmlns:v="urn:schemas-microsoft-com:vml" xmlns:wp14="http://schemas.microsoft.com/office/word/2010/wordprocessingDrawing" xmlns:wp="http://schemas.openxmlformats.org/drawingml/2006/wordprocessingDrawing" xmlns:w10="urn:schemas-microsoft-com:office:word" xmlns:w="http://schemas.openxmlformats.org/wordprocessingml/2006/main" xmlns:w14="http://schemas.microsoft.com/office/word/2010/wordml" xmlns:w15="http://schemas.microsoft.com/office/word/2012/wordml" xmlns:w16cex="http://schemas.microsoft.com/office/word/2018/wordml/cex" xmlns:w16cid="http://schemas.microsoft.com/office/word/2016/wordml/cid" xmlns:w16="http://schemas.microsoft.com/office/word/2018/wordml" xmlns:w16du="http://schemas.microsoft.com/office/word/2023/wordml/word16du" xmlns:w16sdtdh="http://schemas.microsoft.com/office/word/2020/wordml/sdtdatahash" xmlns:w16sdtfl="http://schemas.microsoft.com/office/word/2024/wordml/sdtformatlock" xmlns:w16se="http://schemas.microsoft.com/office/word/2015/wordml/symex" xmlns:wpg="http://schemas.microsoft.com/office/word/2010/wordprocessingGroup" xmlns:wpi="http://schemas.microsoft.com/office/word/2010/wordprocessingInk" xmlns:wne="http://schemas.microsoft.com/office/word/2006/wordml" xmlns:wps="http://schemas.microsoft.com/office/word/2010/wordprocessingShape" mc:Ignorable="w14 w15 w16se w16cid w16 w16cex w16sdtdh w16sdtfl w16du wp14">
   <w:body>
     <w:p>
-      <w:hyperlink r:id="rId6" w:history="1">
-        <w:r>
-          <w:rPr>
-            <w:rStyle w:val="ae"/>
-          </w:rPr>
-          <w:t>【川習會</w:t>
-        </w:r>
-        <w:r>
-          <w:rPr>
-            <w:rStyle w:val="ae"/>
-          </w:rPr>
-          <w:t>-</w:t>
-        </w:r>
-        <w:r>
-          <w:rPr>
-            <w:rStyle w:val="ae"/>
-          </w:rPr>
-          <w:t>多視角全紀錄】下馬威</w:t>
-        </w:r>
-        <w:r>
-          <w:rPr>
-            <w:rStyle w:val="ae"/>
-          </w:rPr>
-          <w:t xml:space="preserve">? </w:t>
-        </w:r>
-        <w:r>
-          <w:rPr>
-            <w:rStyle w:val="ae"/>
-          </w:rPr>
-          <w:t>川普出動</w:t>
-        </w:r>
-        <w:r>
-          <w:rPr>
-            <w:rStyle w:val="ae"/>
-          </w:rPr>
-          <w:t>F-22</w:t>
-        </w:r>
-        <w:r>
-          <w:rPr>
-            <w:rStyle w:val="ae"/>
-          </w:rPr>
-          <w:t>、</w:t>
-        </w:r>
-        <w:r>
-          <w:rPr>
-            <w:rStyle w:val="ae"/>
-          </w:rPr>
-          <w:t>F-16</w:t>
-        </w:r>
-        <w:r>
-          <w:rPr>
-            <w:rStyle w:val="ae"/>
-          </w:rPr>
-          <w:t>戰機大陣仗迎接習近平</w:t>
-        </w:r>
-        <w:r>
-          <w:rPr>
-            <w:rStyle w:val="ae"/>
-          </w:rPr>
-          <w:t xml:space="preserve"> </w:t>
-        </w:r>
-        <w:r>
-          <w:rPr>
-            <w:rStyle w:val="ae"/>
-          </w:rPr>
-          <w:t>打破</w:t>
-        </w:r>
-        <w:r>
-          <w:rPr>
-            <w:rStyle w:val="ae"/>
-          </w:rPr>
-          <w:t>11</w:t>
-        </w:r>
-        <w:r>
-          <w:rPr>
-            <w:rStyle w:val="ae"/>
-          </w:rPr>
-          <w:t>年慣例「超高規格」</w:t>
-        </w:r>
-        <w:r>
-          <w:rPr>
-            <w:rStyle w:val="ae"/>
-          </w:rPr>
-          <w:t xml:space="preserve"> | Watch</w:t>
-        </w:r>
-      </w:hyperlink>
-    </w:p>
-    <w:p/>
-    <w:p>
       <w:r>
         <w:drawing>
-          <wp:inline distT="0" distB="0" distL="0" distR="0" wp14:anchorId="2F07C0DA" wp14:editId="577E34C6">
-            <wp:extent cx="8183117" cy="4887007"/>
-            <wp:effectExtent l="0" t="0" r="8890" b="8890"/>
-            <wp:docPr id="629179394" name="圖片 1"/>
+          <wp:inline distT="0" distB="0" distL="0" distR="0" wp14:anchorId="0E6A8D7E" wp14:editId="28C2E4CE">
+            <wp:extent cx="4372585" cy="3934374"/>
+            <wp:effectExtent l="0" t="0" r="9525" b="9525"/>
+            <wp:docPr id="1211894331" name="圖片 1"/>
             <wp:cNvGraphicFramePr>
               <a:graphicFrameLocks xmlns:a="http://schemas.openxmlformats.org/drawingml/2006/main" noChangeAspect="1"/>
             </wp:cNvGraphicFramePr>
@@ -105,11 +16,11 @@
               <a:graphicData uri="http://schemas.openxmlformats.org/drawingml/2006/picture">
                 <pic:pic xmlns:pic="http://schemas.openxmlformats.org/drawingml/2006/picture">
                   <pic:nvPicPr>
-                    <pic:cNvPr id="629179394" name=""/>
+                    <pic:cNvPr id="1211894331" name=""/>
                     <pic:cNvPicPr/>
                   </pic:nvPicPr>
                   <pic:blipFill>
-                    <a:blip r:embed="rId7"/>
+                    <a:blip r:embed="rId6"/>
                     <a:stretch>
                       <a:fillRect/>
                     </a:stretch>
@@ -117,97 +28,7 @@
                   <pic:spPr>
                     <a:xfrm>
                       <a:off x="0" y="0"/>
-                      <a:ext cx="8183117" cy="4887007"/>
-                    </a:xfrm>
-                    <a:prstGeom prst="rect">
-                      <a:avLst/>
-                    </a:prstGeom>
-                  </pic:spPr>
-                </pic:pic>
-              </a:graphicData>
-            </a:graphic>
-          </wp:inline>
-        </w:drawing>
-      </w:r>
-    </w:p>
-    <w:p>
-      <w:r>
-        <w:rPr>
-          <w:rFonts w:hint="eastAsia"/>
-        </w:rPr>
-        <w:t>\</w:t>
-      </w:r>
-      <w:r>
-        <w:drawing>
-          <wp:inline distT="0" distB="0" distL="0" distR="0" wp14:anchorId="065F1D5E" wp14:editId="09F654F3">
-            <wp:extent cx="4248743" cy="3848637"/>
-            <wp:effectExtent l="0" t="0" r="0" b="0"/>
-            <wp:docPr id="474111408" name="圖片 1"/>
-            <wp:cNvGraphicFramePr>
-              <a:graphicFrameLocks xmlns:a="http://schemas.openxmlformats.org/drawingml/2006/main" noChangeAspect="1"/>
-            </wp:cNvGraphicFramePr>
-            <a:graphic xmlns:a="http://schemas.openxmlformats.org/drawingml/2006/main">
-              <a:graphicData uri="http://schemas.openxmlformats.org/drawingml/2006/picture">
-                <pic:pic xmlns:pic="http://schemas.openxmlformats.org/drawingml/2006/picture">
-                  <pic:nvPicPr>
-                    <pic:cNvPr id="474111408" name=""/>
-                    <pic:cNvPicPr/>
-                  </pic:nvPicPr>
-                  <pic:blipFill>
-                    <a:blip r:embed="rId8"/>
-                    <a:stretch>
-                      <a:fillRect/>
-                    </a:stretch>
-                  </pic:blipFill>
-                  <pic:spPr>
-                    <a:xfrm>
-                      <a:off x="0" y="0"/>
-                      <a:ext cx="4248743" cy="3848637"/>
-                    </a:xfrm>
-                    <a:prstGeom prst="rect">
-                      <a:avLst/>
-                    </a:prstGeom>
-                  </pic:spPr>
-                </pic:pic>
-              </a:graphicData>
-            </a:graphic>
-          </wp:inline>
-        </w:drawing>
-      </w:r>
-    </w:p>
-    <w:p>
-      <w:r>
-        <w:t>「情緒穩定，不著急」，並一致同意「急是一種很強的負能量」</w:t>
-      </w:r>
-    </w:p>
-    <w:p/>
-    <w:p>
-      <w:r>
-        <w:drawing>
-          <wp:inline distT="0" distB="0" distL="0" distR="0" wp14:anchorId="04AEDE2F" wp14:editId="438E62D4">
-            <wp:extent cx="4410691" cy="3400900"/>
-            <wp:effectExtent l="0" t="0" r="9525" b="9525"/>
-            <wp:docPr id="69006191" name="圖片 1"/>
-            <wp:cNvGraphicFramePr>
-              <a:graphicFrameLocks xmlns:a="http://schemas.openxmlformats.org/drawingml/2006/main" noChangeAspect="1"/>
-            </wp:cNvGraphicFramePr>
-            <a:graphic xmlns:a="http://schemas.openxmlformats.org/drawingml/2006/main">
-              <a:graphicData uri="http://schemas.openxmlformats.org/drawingml/2006/picture">
-                <pic:pic xmlns:pic="http://schemas.openxmlformats.org/drawingml/2006/picture">
-                  <pic:nvPicPr>
-                    <pic:cNvPr id="69006191" name=""/>
-                    <pic:cNvPicPr/>
-                  </pic:nvPicPr>
-                  <pic:blipFill>
-                    <a:blip r:embed="rId9"/>
-                    <a:stretch>
-                      <a:fillRect/>
-                    </a:stretch>
-                  </pic:blipFill>
-                  <pic:spPr>
-                    <a:xfrm>
-                      <a:off x="0" y="0"/>
-                      <a:ext cx="4410691" cy="3400900"/>
+                      <a:ext cx="4372585" cy="3934374"/>
                     </a:xfrm>
                     <a:prstGeom prst="rect">
                       <a:avLst/>
@@ -224,10 +45,10 @@
     <w:p>
       <w:r>
         <w:drawing>
-          <wp:inline distT="0" distB="0" distL="0" distR="0" wp14:anchorId="19625134" wp14:editId="6BD1E73E">
-            <wp:extent cx="8297433" cy="5068007"/>
-            <wp:effectExtent l="0" t="0" r="8890" b="0"/>
-            <wp:docPr id="650877978" name="圖片 1"/>
+          <wp:inline distT="0" distB="0" distL="0" distR="0" wp14:anchorId="097F54D3" wp14:editId="74E5DF57">
+            <wp:extent cx="8211696" cy="5077534"/>
+            <wp:effectExtent l="0" t="0" r="0" b="8890"/>
+            <wp:docPr id="1716446646" name="圖片 1"/>
             <wp:cNvGraphicFramePr>
               <a:graphicFrameLocks xmlns:a="http://schemas.openxmlformats.org/drawingml/2006/main" noChangeAspect="1"/>
             </wp:cNvGraphicFramePr>
@@ -235,11 +56,11 @@
               <a:graphicData uri="http://schemas.openxmlformats.org/drawingml/2006/picture">
                 <pic:pic xmlns:pic="http://schemas.openxmlformats.org/drawingml/2006/picture">
                   <pic:nvPicPr>
-                    <pic:cNvPr id="650877978" name=""/>
+                    <pic:cNvPr id="1716446646" name=""/>
                     <pic:cNvPicPr/>
                   </pic:nvPicPr>
                   <pic:blipFill>
-                    <a:blip r:embed="rId10"/>
+                    <a:blip r:embed="rId7"/>
                     <a:stretch>
                       <a:fillRect/>
                     </a:stretch>
@@ -247,7 +68,7 @@
                   <pic:spPr>
                     <a:xfrm>
                       <a:off x="0" y="0"/>
-                      <a:ext cx="8297433" cy="5068007"/>
+                      <a:ext cx="8211696" cy="5077534"/>
                     </a:xfrm>
                     <a:prstGeom prst="rect">
                       <a:avLst/>
@@ -261,100 +82,6 @@
       </w:r>
     </w:p>
     <w:p/>
-    <w:p>
-      <w:r>
-        <w:drawing>
-          <wp:inline distT="0" distB="0" distL="0" distR="0" wp14:anchorId="0EB8AE90" wp14:editId="5E0D7552">
-            <wp:extent cx="4553585" cy="4248743"/>
-            <wp:effectExtent l="0" t="0" r="0" b="0"/>
-            <wp:docPr id="896525313" name="圖片 1"/>
-            <wp:cNvGraphicFramePr>
-              <a:graphicFrameLocks xmlns:a="http://schemas.openxmlformats.org/drawingml/2006/main" noChangeAspect="1"/>
-            </wp:cNvGraphicFramePr>
-            <a:graphic xmlns:a="http://schemas.openxmlformats.org/drawingml/2006/main">
-              <a:graphicData uri="http://schemas.openxmlformats.org/drawingml/2006/picture">
-                <pic:pic xmlns:pic="http://schemas.openxmlformats.org/drawingml/2006/picture">
-                  <pic:nvPicPr>
-                    <pic:cNvPr id="896525313" name=""/>
-                    <pic:cNvPicPr/>
-                  </pic:nvPicPr>
-                  <pic:blipFill>
-                    <a:blip r:embed="rId11"/>
-                    <a:stretch>
-                      <a:fillRect/>
-                    </a:stretch>
-                  </pic:blipFill>
-                  <pic:spPr>
-                    <a:xfrm>
-                      <a:off x="0" y="0"/>
-                      <a:ext cx="4553585" cy="4248743"/>
-                    </a:xfrm>
-                    <a:prstGeom prst="rect">
-                      <a:avLst/>
-                    </a:prstGeom>
-                  </pic:spPr>
-                </pic:pic>
-              </a:graphicData>
-            </a:graphic>
-          </wp:inline>
-        </w:drawing>
-      </w:r>
-    </w:p>
-    <w:p/>
-    <w:p>
-      <w:r>
-        <w:drawing>
-          <wp:inline distT="0" distB="0" distL="0" distR="0" wp14:anchorId="6343B0EF" wp14:editId="36E7BF27">
-            <wp:extent cx="4382112" cy="4220164"/>
-            <wp:effectExtent l="0" t="0" r="0" b="9525"/>
-            <wp:docPr id="1311312753" name="圖片 1"/>
-            <wp:cNvGraphicFramePr>
-              <a:graphicFrameLocks xmlns:a="http://schemas.openxmlformats.org/drawingml/2006/main" noChangeAspect="1"/>
-            </wp:cNvGraphicFramePr>
-            <a:graphic xmlns:a="http://schemas.openxmlformats.org/drawingml/2006/main">
-              <a:graphicData uri="http://schemas.openxmlformats.org/drawingml/2006/picture">
-                <pic:pic xmlns:pic="http://schemas.openxmlformats.org/drawingml/2006/picture">
-                  <pic:nvPicPr>
-                    <pic:cNvPr id="1311312753" name=""/>
-                    <pic:cNvPicPr/>
-                  </pic:nvPicPr>
-                  <pic:blipFill>
-                    <a:blip r:embed="rId12"/>
-                    <a:stretch>
-                      <a:fillRect/>
-                    </a:stretch>
-                  </pic:blipFill>
-                  <pic:spPr>
-                    <a:xfrm>
-                      <a:off x="0" y="0"/>
-                      <a:ext cx="4382112" cy="4220164"/>
-                    </a:xfrm>
-                    <a:prstGeom prst="rect">
-                      <a:avLst/>
-                    </a:prstGeom>
-                  </pic:spPr>
-                </pic:pic>
-              </a:graphicData>
-            </a:graphic>
-          </wp:inline>
-        </w:drawing>
-      </w:r>
-    </w:p>
-    <w:p/>
-    <w:p>
-      <w:pPr>
-        <w:rPr>
-          <w:rFonts w:hint="eastAsia"/>
-        </w:rPr>
-      </w:pPr>
-    </w:p>
-    <w:p>
-      <w:pPr>
-        <w:rPr>
-          <w:rFonts w:hint="eastAsia"/>
-        </w:rPr>
-      </w:pPr>
-    </w:p>
     <w:p>
       <w:pPr>
         <w:rPr>

--- a/Doc1.docx
+++ b/Doc1.docx
@@ -5,10 +5,10 @@
     <w:p>
       <w:r>
         <w:drawing>
-          <wp:inline distT="0" distB="0" distL="0" distR="0" wp14:anchorId="0E6A8D7E" wp14:editId="28C2E4CE">
-            <wp:extent cx="4372585" cy="3934374"/>
-            <wp:effectExtent l="0" t="0" r="9525" b="9525"/>
-            <wp:docPr id="1211894331" name="圖片 1"/>
+          <wp:inline distT="0" distB="0" distL="0" distR="0" wp14:anchorId="1DC50B0C" wp14:editId="2B459803">
+            <wp:extent cx="9802593" cy="5315692"/>
+            <wp:effectExtent l="0" t="0" r="8255" b="0"/>
+            <wp:docPr id="920970903" name="圖片 1"/>
             <wp:cNvGraphicFramePr>
               <a:graphicFrameLocks xmlns:a="http://schemas.openxmlformats.org/drawingml/2006/main" noChangeAspect="1"/>
             </wp:cNvGraphicFramePr>
@@ -16,7 +16,7 @@
               <a:graphicData uri="http://schemas.openxmlformats.org/drawingml/2006/picture">
                 <pic:pic xmlns:pic="http://schemas.openxmlformats.org/drawingml/2006/picture">
                   <pic:nvPicPr>
-                    <pic:cNvPr id="1211894331" name=""/>
+                    <pic:cNvPr id="920970903" name=""/>
                     <pic:cNvPicPr/>
                   </pic:nvPicPr>
                   <pic:blipFill>
@@ -28,7 +28,7 @@
                   <pic:spPr>
                     <a:xfrm>
                       <a:off x="0" y="0"/>
-                      <a:ext cx="4372585" cy="3934374"/>
+                      <a:ext cx="9802593" cy="5315692"/>
                     </a:xfrm>
                     <a:prstGeom prst="rect">
                       <a:avLst/>
@@ -45,10 +45,10 @@
     <w:p>
       <w:r>
         <w:drawing>
-          <wp:inline distT="0" distB="0" distL="0" distR="0" wp14:anchorId="097F54D3" wp14:editId="74E5DF57">
-            <wp:extent cx="8211696" cy="5077534"/>
-            <wp:effectExtent l="0" t="0" r="0" b="8890"/>
-            <wp:docPr id="1716446646" name="圖片 1"/>
+          <wp:inline distT="0" distB="0" distL="0" distR="0" wp14:anchorId="57A91D15" wp14:editId="0DCDA372">
+            <wp:extent cx="4458322" cy="4458322"/>
+            <wp:effectExtent l="0" t="0" r="0" b="0"/>
+            <wp:docPr id="196400217" name="圖片 1"/>
             <wp:cNvGraphicFramePr>
               <a:graphicFrameLocks xmlns:a="http://schemas.openxmlformats.org/drawingml/2006/main" noChangeAspect="1"/>
             </wp:cNvGraphicFramePr>
@@ -56,7 +56,7 @@
               <a:graphicData uri="http://schemas.openxmlformats.org/drawingml/2006/picture">
                 <pic:pic xmlns:pic="http://schemas.openxmlformats.org/drawingml/2006/picture">
                   <pic:nvPicPr>
-                    <pic:cNvPr id="1716446646" name=""/>
+                    <pic:cNvPr id="196400217" name=""/>
                     <pic:cNvPicPr/>
                   </pic:nvPicPr>
                   <pic:blipFill>
@@ -68,7 +68,7 @@
                   <pic:spPr>
                     <a:xfrm>
                       <a:off x="0" y="0"/>
-                      <a:ext cx="8211696" cy="5077534"/>
+                      <a:ext cx="4458322" cy="4458322"/>
                     </a:xfrm>
                     <a:prstGeom prst="rect">
                       <a:avLst/>
@@ -82,6 +82,138 @@
       </w:r>
     </w:p>
     <w:p/>
+    <w:p>
+      <w:r>
+        <w:drawing>
+          <wp:inline distT="0" distB="0" distL="0" distR="0" wp14:anchorId="0CAC0C0A" wp14:editId="3F5696E7">
+            <wp:extent cx="8287907" cy="5172797"/>
+            <wp:effectExtent l="0" t="0" r="0" b="8890"/>
+            <wp:docPr id="1408781849" name="圖片 1"/>
+            <wp:cNvGraphicFramePr>
+              <a:graphicFrameLocks xmlns:a="http://schemas.openxmlformats.org/drawingml/2006/main" noChangeAspect="1"/>
+            </wp:cNvGraphicFramePr>
+            <a:graphic xmlns:a="http://schemas.openxmlformats.org/drawingml/2006/main">
+              <a:graphicData uri="http://schemas.openxmlformats.org/drawingml/2006/picture">
+                <pic:pic xmlns:pic="http://schemas.openxmlformats.org/drawingml/2006/picture">
+                  <pic:nvPicPr>
+                    <pic:cNvPr id="1408781849" name=""/>
+                    <pic:cNvPicPr/>
+                  </pic:nvPicPr>
+                  <pic:blipFill>
+                    <a:blip r:embed="rId8"/>
+                    <a:stretch>
+                      <a:fillRect/>
+                    </a:stretch>
+                  </pic:blipFill>
+                  <pic:spPr>
+                    <a:xfrm>
+                      <a:off x="0" y="0"/>
+                      <a:ext cx="8287907" cy="5172797"/>
+                    </a:xfrm>
+                    <a:prstGeom prst="rect">
+                      <a:avLst/>
+                    </a:prstGeom>
+                  </pic:spPr>
+                </pic:pic>
+              </a:graphicData>
+            </a:graphic>
+          </wp:inline>
+        </w:drawing>
+      </w:r>
+    </w:p>
+    <w:p>
+      <w:r>
+        <w:drawing>
+          <wp:inline distT="0" distB="0" distL="0" distR="0" wp14:anchorId="7CFFC570" wp14:editId="7B465923">
+            <wp:extent cx="4486901" cy="3724795"/>
+            <wp:effectExtent l="0" t="0" r="9525" b="9525"/>
+            <wp:docPr id="1236013255" name="圖片 1"/>
+            <wp:cNvGraphicFramePr>
+              <a:graphicFrameLocks xmlns:a="http://schemas.openxmlformats.org/drawingml/2006/main" noChangeAspect="1"/>
+            </wp:cNvGraphicFramePr>
+            <a:graphic xmlns:a="http://schemas.openxmlformats.org/drawingml/2006/main">
+              <a:graphicData uri="http://schemas.openxmlformats.org/drawingml/2006/picture">
+                <pic:pic xmlns:pic="http://schemas.openxmlformats.org/drawingml/2006/picture">
+                  <pic:nvPicPr>
+                    <pic:cNvPr id="1236013255" name=""/>
+                    <pic:cNvPicPr/>
+                  </pic:nvPicPr>
+                  <pic:blipFill>
+                    <a:blip r:embed="rId9"/>
+                    <a:stretch>
+                      <a:fillRect/>
+                    </a:stretch>
+                  </pic:blipFill>
+                  <pic:spPr>
+                    <a:xfrm>
+                      <a:off x="0" y="0"/>
+                      <a:ext cx="4486901" cy="3724795"/>
+                    </a:xfrm>
+                    <a:prstGeom prst="rect">
+                      <a:avLst/>
+                    </a:prstGeom>
+                  </pic:spPr>
+                </pic:pic>
+              </a:graphicData>
+            </a:graphic>
+          </wp:inline>
+        </w:drawing>
+      </w:r>
+    </w:p>
+    <w:p>
+      <w:r>
+        <w:t>第一名　孫武：率</w:t>
+      </w:r>
+      <w:r>
+        <w:t>3</w:t>
+      </w:r>
+      <w:r>
+        <w:t>萬人大破</w:t>
+      </w:r>
+      <w:r>
+        <w:t>20</w:t>
+      </w:r>
+      <w:r>
+        <w:t>萬敵軍　思想影響後世兩千年</w:t>
+      </w:r>
+      <w:r>
+        <w:rPr>
+          <w:rFonts w:hint="eastAsia"/>
+        </w:rPr>
+        <w:t>(</w:t>
+      </w:r>
+      <w:r>
+        <w:rPr>
+          <w:rFonts w:hint="eastAsia"/>
+        </w:rPr>
+        <w:t>孫子兵法作者</w:t>
+      </w:r>
+      <w:r>
+        <w:rPr>
+          <w:rFonts w:hint="eastAsia"/>
+        </w:rPr>
+        <w:t>)</w:t>
+      </w:r>
+      <w:r>
+        <w:br/>
+      </w:r>
+      <w:r>
+        <w:t>第二名　成吉思汗：打破血緣用人　蒙古鐵騎橫掃歐亞</w:t>
+      </w:r>
+      <w:r>
+        <w:br/>
+      </w:r>
+      <w:r>
+        <w:t>第三名　拿破崙：極高統帥魅力　橫掃歐洲</w:t>
+      </w:r>
+    </w:p>
+    <w:p>
+      <w:pPr>
+        <w:rPr>
+          <w:rFonts w:hint="eastAsia"/>
+        </w:rPr>
+      </w:pPr>
+    </w:p>
     <w:p>
       <w:pPr>
         <w:rPr>

--- a/Doc1.docx
+++ b/Doc1.docx
@@ -4,11 +4,14 @@
   <w:body>
     <w:p>
       <w:r>
+        <w:rPr>
+          <w:noProof/>
+        </w:rPr>
         <w:drawing>
-          <wp:inline distT="0" distB="0" distL="0" distR="0" wp14:anchorId="1DC50B0C" wp14:editId="2B459803">
-            <wp:extent cx="9802593" cy="5315692"/>
-            <wp:effectExtent l="0" t="0" r="8255" b="0"/>
-            <wp:docPr id="920970903" name="圖片 1"/>
+          <wp:inline distT="0" distB="0" distL="0" distR="0" wp14:anchorId="385CC122" wp14:editId="52C00323">
+            <wp:extent cx="20117435" cy="11316970"/>
+            <wp:effectExtent l="0" t="0" r="0" b="0"/>
+            <wp:docPr id="1690557660" name="圖片 1"/>
             <wp:cNvGraphicFramePr>
               <a:graphicFrameLocks xmlns:a="http://schemas.openxmlformats.org/drawingml/2006/main" noChangeAspect="1"/>
             </wp:cNvGraphicFramePr>
@@ -16,11 +19,64 @@
               <a:graphicData uri="http://schemas.openxmlformats.org/drawingml/2006/picture">
                 <pic:pic xmlns:pic="http://schemas.openxmlformats.org/drawingml/2006/picture">
                   <pic:nvPicPr>
-                    <pic:cNvPr id="920970903" name=""/>
+                    <pic:cNvPr id="0" name="Picture 1"/>
+                    <pic:cNvPicPr>
+                      <a:picLocks noChangeAspect="1" noChangeArrowheads="1"/>
+                    </pic:cNvPicPr>
+                  </pic:nvPicPr>
+                  <pic:blipFill>
+                    <a:blip r:embed="rId6">
+                      <a:extLst>
+                        <a:ext uri="{28A0092B-C50C-407E-A947-70E740481C1C}">
+                          <a14:useLocalDpi xmlns:a14="http://schemas.microsoft.com/office/drawing/2010/main" val="0"/>
+                        </a:ext>
+                      </a:extLst>
+                    </a:blip>
+                    <a:srcRect/>
+                    <a:stretch>
+                      <a:fillRect/>
+                    </a:stretch>
+                  </pic:blipFill>
+                  <pic:spPr bwMode="auto">
+                    <a:xfrm>
+                      <a:off x="0" y="0"/>
+                      <a:ext cx="20117435" cy="11316970"/>
+                    </a:xfrm>
+                    <a:prstGeom prst="rect">
+                      <a:avLst/>
+                    </a:prstGeom>
+                    <a:noFill/>
+                    <a:ln>
+                      <a:noFill/>
+                    </a:ln>
+                  </pic:spPr>
+                </pic:pic>
+              </a:graphicData>
+            </a:graphic>
+          </wp:inline>
+        </w:drawing>
+      </w:r>
+    </w:p>
+    <w:p/>
+    <w:p>
+      <w:r>
+        <w:drawing>
+          <wp:inline distT="0" distB="0" distL="0" distR="0" wp14:anchorId="4F512C5C" wp14:editId="781FB343">
+            <wp:extent cx="4115374" cy="4105848"/>
+            <wp:effectExtent l="0" t="0" r="0" b="9525"/>
+            <wp:docPr id="1438951610" name="圖片 1"/>
+            <wp:cNvGraphicFramePr>
+              <a:graphicFrameLocks xmlns:a="http://schemas.openxmlformats.org/drawingml/2006/main" noChangeAspect="1"/>
+            </wp:cNvGraphicFramePr>
+            <a:graphic xmlns:a="http://schemas.openxmlformats.org/drawingml/2006/main">
+              <a:graphicData uri="http://schemas.openxmlformats.org/drawingml/2006/picture">
+                <pic:pic xmlns:pic="http://schemas.openxmlformats.org/drawingml/2006/picture">
+                  <pic:nvPicPr>
+                    <pic:cNvPr id="1438951610" name=""/>
                     <pic:cNvPicPr/>
                   </pic:nvPicPr>
                   <pic:blipFill>
-                    <a:blip r:embed="rId6"/>
+                    <a:blip r:embed="rId7"/>
                     <a:stretch>
                       <a:fillRect/>
                     </a:stretch>
@@ -28,7 +84,7 @@
                   <pic:spPr>
                     <a:xfrm>
                       <a:off x="0" y="0"/>
-                      <a:ext cx="9802593" cy="5315692"/>
+                      <a:ext cx="4115374" cy="4105848"/>
                     </a:xfrm>
                     <a:prstGeom prst="rect">
                       <a:avLst/>
@@ -44,175 +100,48 @@
     <w:p/>
     <w:p>
       <w:r>
-        <w:drawing>
-          <wp:inline distT="0" distB="0" distL="0" distR="0" wp14:anchorId="57A91D15" wp14:editId="0DCDA372">
-            <wp:extent cx="4458322" cy="4458322"/>
-            <wp:effectExtent l="0" t="0" r="0" b="0"/>
-            <wp:docPr id="196400217" name="圖片 1"/>
-            <wp:cNvGraphicFramePr>
-              <a:graphicFrameLocks xmlns:a="http://schemas.openxmlformats.org/drawingml/2006/main" noChangeAspect="1"/>
-            </wp:cNvGraphicFramePr>
-            <a:graphic xmlns:a="http://schemas.openxmlformats.org/drawingml/2006/main">
-              <a:graphicData uri="http://schemas.openxmlformats.org/drawingml/2006/picture">
-                <pic:pic xmlns:pic="http://schemas.openxmlformats.org/drawingml/2006/picture">
-                  <pic:nvPicPr>
-                    <pic:cNvPr id="196400217" name=""/>
-                    <pic:cNvPicPr/>
-                  </pic:nvPicPr>
-                  <pic:blipFill>
-                    <a:blip r:embed="rId7"/>
-                    <a:stretch>
-                      <a:fillRect/>
-                    </a:stretch>
-                  </pic:blipFill>
-                  <pic:spPr>
-                    <a:xfrm>
-                      <a:off x="0" y="0"/>
-                      <a:ext cx="4458322" cy="4458322"/>
-                    </a:xfrm>
-                    <a:prstGeom prst="rect">
-                      <a:avLst/>
-                    </a:prstGeom>
-                  </pic:spPr>
-                </pic:pic>
-              </a:graphicData>
-            </a:graphic>
-          </wp:inline>
-        </w:drawing>
-      </w:r>
-    </w:p>
-    <w:p/>
-    <w:p>
-      <w:r>
-        <w:drawing>
-          <wp:inline distT="0" distB="0" distL="0" distR="0" wp14:anchorId="0CAC0C0A" wp14:editId="3F5696E7">
-            <wp:extent cx="8287907" cy="5172797"/>
-            <wp:effectExtent l="0" t="0" r="0" b="8890"/>
-            <wp:docPr id="1408781849" name="圖片 1"/>
-            <wp:cNvGraphicFramePr>
-              <a:graphicFrameLocks xmlns:a="http://schemas.openxmlformats.org/drawingml/2006/main" noChangeAspect="1"/>
-            </wp:cNvGraphicFramePr>
-            <a:graphic xmlns:a="http://schemas.openxmlformats.org/drawingml/2006/main">
-              <a:graphicData uri="http://schemas.openxmlformats.org/drawingml/2006/picture">
-                <pic:pic xmlns:pic="http://schemas.openxmlformats.org/drawingml/2006/picture">
-                  <pic:nvPicPr>
-                    <pic:cNvPr id="1408781849" name=""/>
-                    <pic:cNvPicPr/>
-                  </pic:nvPicPr>
-                  <pic:blipFill>
-                    <a:blip r:embed="rId8"/>
-                    <a:stretch>
-                      <a:fillRect/>
-                    </a:stretch>
-                  </pic:blipFill>
-                  <pic:spPr>
-                    <a:xfrm>
-                      <a:off x="0" y="0"/>
-                      <a:ext cx="8287907" cy="5172797"/>
-                    </a:xfrm>
-                    <a:prstGeom prst="rect">
-                      <a:avLst/>
-                    </a:prstGeom>
-                  </pic:spPr>
-                </pic:pic>
-              </a:graphicData>
-            </a:graphic>
-          </wp:inline>
-        </w:drawing>
+        <w:t>異膚體質</w:t>
       </w:r>
     </w:p>
     <w:p>
       <w:r>
-        <w:drawing>
-          <wp:inline distT="0" distB="0" distL="0" distR="0" wp14:anchorId="7CFFC570" wp14:editId="7B465923">
-            <wp:extent cx="4486901" cy="3724795"/>
-            <wp:effectExtent l="0" t="0" r="9525" b="9525"/>
-            <wp:docPr id="1236013255" name="圖片 1"/>
-            <wp:cNvGraphicFramePr>
-              <a:graphicFrameLocks xmlns:a="http://schemas.openxmlformats.org/drawingml/2006/main" noChangeAspect="1"/>
-            </wp:cNvGraphicFramePr>
-            <a:graphic xmlns:a="http://schemas.openxmlformats.org/drawingml/2006/main">
-              <a:graphicData uri="http://schemas.openxmlformats.org/drawingml/2006/picture">
-                <pic:pic xmlns:pic="http://schemas.openxmlformats.org/drawingml/2006/picture">
-                  <pic:nvPicPr>
-                    <pic:cNvPr id="1236013255" name=""/>
-                    <pic:cNvPicPr/>
-                  </pic:nvPicPr>
-                  <pic:blipFill>
-                    <a:blip r:embed="rId9"/>
-                    <a:stretch>
-                      <a:fillRect/>
-                    </a:stretch>
-                  </pic:blipFill>
-                  <pic:spPr>
-                    <a:xfrm>
-                      <a:off x="0" y="0"/>
-                      <a:ext cx="4486901" cy="3724795"/>
-                    </a:xfrm>
-                    <a:prstGeom prst="rect">
-                      <a:avLst/>
-                    </a:prstGeom>
-                  </pic:spPr>
-                </pic:pic>
-              </a:graphicData>
-            </a:graphic>
-          </wp:inline>
-        </w:drawing>
+        <w:t>+</w:t>
       </w:r>
     </w:p>
     <w:p>
       <w:r>
-        <w:t>第一名　孫武：率</w:t>
-      </w:r>
-      <w:r>
-        <w:t>3</w:t>
-      </w:r>
-      <w:r>
-        <w:t>萬人大破</w:t>
-      </w:r>
-      <w:r>
-        <w:t>20</w:t>
-      </w:r>
-      <w:r>
-        <w:t>萬敵軍　思想影響後世兩千年</w:t>
-      </w:r>
-      <w:r>
-        <w:rPr>
-          <w:rFonts w:hint="eastAsia"/>
-        </w:rPr>
-        <w:t>(</w:t>
-      </w:r>
-      <w:r>
-        <w:rPr>
-          <w:rFonts w:hint="eastAsia"/>
-        </w:rPr>
-        <w:t>孫子兵法作者</w:t>
-      </w:r>
-      <w:r>
-        <w:rPr>
-          <w:rFonts w:hint="eastAsia"/>
-        </w:rPr>
-        <w:t>)</w:t>
-      </w:r>
-      <w:r>
-        <w:br/>
-      </w:r>
-      <w:r>
-        <w:t>第二名　成吉思汗：打破血緣用人　蒙古鐵騎橫掃歐亞</w:t>
-      </w:r>
-      <w:r>
-        <w:br/>
-      </w:r>
-      <w:r>
-        <w:t>第三名　拿破崙：極高統帥魅力　橫掃歐洲</w:t>
+        <w:t>過量堅果</w:t>
       </w:r>
     </w:p>
     <w:p>
-      <w:pPr>
-        <w:rPr>
-          <w:rFonts w:hint="eastAsia"/>
-        </w:rPr>
-      </w:pPr>
+      <w:r>
+        <w:t>+</w:t>
+      </w:r>
+    </w:p>
+    <w:p>
+      <w:r>
+        <w:t>睡眠不足</w:t>
+      </w:r>
+    </w:p>
+    <w:p>
+      <w:r>
+        <w:t>+</w:t>
+      </w:r>
+    </w:p>
+    <w:p>
+      <w:r>
+        <w:t>身體疲勞</w:t>
+      </w:r>
+    </w:p>
+    <w:p>
+      <w:r>
+        <w:t>↓</w:t>
+      </w:r>
+    </w:p>
+    <w:p>
+      <w:r>
+        <w:t>急性蕁麻疹發作</w:t>
+      </w:r>
     </w:p>
     <w:p>
       <w:pPr>

--- a/Doc1.docx
+++ b/Doc1.docx
@@ -2,15 +2,27 @@
 <file path=word/document.xml><?xml version="1.0" encoding="utf-8"?>
 <w:document xmlns:wpc="http://schemas.microsoft.com/office/word/2010/wordprocessingCanvas" xmlns:cx="http://schemas.microsoft.com/office/drawing/2014/chartex" xmlns:cx1="http://schemas.microsoft.com/office/drawing/2015/9/8/chartex" xmlns:cx2="http://schemas.microsoft.com/office/drawing/2015/10/21/chartex" xmlns:cx3="http://schemas.microsoft.com/office/drawing/2016/5/9/chartex" xmlns:cx4="http://schemas.microsoft.com/office/drawing/2016/5/10/chartex" xmlns:cx5="http://schemas.microsoft.com/office/drawing/2016/5/11/chartex" xmlns:cx6="http://schemas.microsoft.com/office/drawing/2016/5/12/chartex" xmlns:cx7="http://schemas.microsoft.com/office/drawing/2016/5/13/chartex" xmlns:cx8="http://schemas.microsoft.com/office/drawing/2016/5/14/chartex" xmlns:mc="http://schemas.openxmlformats.org/markup-compatibility/2006" xmlns:o="urn:schemas-microsoft-com:office:office" xmlns:r="http://schemas.openxmlformats.org/officeDocument/2006/relationships" xmlns:m="http://schemas.openxmlformats.org/officeDocument/2006/math" xmlns:v="urn:schemas-microsoft-com:vml" xmlns:wp14="http://schemas.microsoft.com/office/word/2010/wordprocessingDrawing" xmlns:wp="http://schemas.openxmlformats.org/drawingml/2006/wordprocessingDrawing" xmlns:w="http://schemas.openxmlformats.org/wordprocessingml/2006/main" xmlns:w14="http://schemas.microsoft.com/office/word/2010/wordml" xmlns:w10="urn:schemas-microsoft-com:office:word" xmlns:w15="http://schemas.microsoft.com/office/word/2012/wordml" xmlns:wpg="http://schemas.microsoft.com/office/word/2010/wordprocessingGroup" xmlns:wpi="http://schemas.microsoft.com/office/word/2010/wordprocessingInk" xmlns:wne="http://schemas.microsoft.com/office/word/2006/wordml" xmlns:wps="http://schemas.microsoft.com/office/word/2010/wordprocessingShape" xmlns:wpsCustomData="http://www.wps.cn/officeDocument/2013/wpsCustomData" mc:Ignorable="w14 w15 wp14">
   <w:body>
-    <w:p/>
-    <w:p/>
     <w:p>
+      <w:pPr>
+        <w:rPr>
+          <w:rFonts w:ascii="SimSun" w:hAnsi="SimSun" w:eastAsia="SimSun" w:cs="SimSun"/>
+          <w:sz w:val="24"/>
+          <w:szCs w:val="24"/>
+        </w:rPr>
+      </w:pPr>
+      <w:bookmarkStart w:id="0" w:name="_GoBack"/>
+      <w:bookmarkEnd w:id="0"/>
       <w:r>
+        <w:rPr>
+          <w:rFonts w:ascii="SimSun" w:hAnsi="SimSun" w:eastAsia="SimSun" w:cs="SimSun"/>
+          <w:sz w:val="24"/>
+          <w:szCs w:val="24"/>
+        </w:rPr>
         <w:drawing>
-          <wp:inline distT="0" distB="0" distL="0" distR="0">
-            <wp:extent cx="4114800" cy="4105275"/>
-            <wp:effectExtent l="0" t="0" r="0" b="9525"/>
-            <wp:docPr id="1438951610" name="圖片 1"/>
+          <wp:inline distT="0" distB="0" distL="114300" distR="114300">
+            <wp:extent cx="5720080" cy="1507490"/>
+            <wp:effectExtent l="0" t="0" r="1270" b="3810"/>
+            <wp:docPr id="4" name="圖片 4" descr="IMG_256"/>
             <wp:cNvGraphicFramePr>
               <a:graphicFrameLocks xmlns:a="http://schemas.openxmlformats.org/drawingml/2006/main" noChangeAspect="1"/>
             </wp:cNvGraphicFramePr>
@@ -18,7 +30,7 @@
               <a:graphicData uri="http://schemas.openxmlformats.org/drawingml/2006/picture">
                 <pic:pic xmlns:pic="http://schemas.openxmlformats.org/drawingml/2006/picture">
                   <pic:nvPicPr>
-                    <pic:cNvPr id="1438951610" name="圖片 1"/>
+                    <pic:cNvPr id="4" name="圖片 4" descr="IMG_256"/>
                     <pic:cNvPicPr>
                       <a:picLocks noChangeAspect="1"/>
                     </pic:cNvPicPr>
@@ -32,11 +44,15 @@
                   <pic:spPr>
                     <a:xfrm>
                       <a:off x="0" y="0"/>
-                      <a:ext cx="4115374" cy="4105848"/>
+                      <a:ext cx="5720080" cy="1507490"/>
                     </a:xfrm>
                     <a:prstGeom prst="rect">
                       <a:avLst/>
                     </a:prstGeom>
+                    <a:noFill/>
+                    <a:ln w="9525">
+                      <a:noFill/>
+                    </a:ln>
                   </pic:spPr>
                 </pic:pic>
               </a:graphicData>
@@ -46,16 +62,28 @@
       </w:r>
     </w:p>
     <w:p>
-      <w:bookmarkStart w:id="0" w:name="_GoBack"/>
-      <w:bookmarkEnd w:id="0"/>
+      <w:pPr>
+        <w:rPr>
+          <w:rFonts w:ascii="SimSun" w:hAnsi="SimSun" w:eastAsia="SimSun" w:cs="SimSun"/>
+          <w:sz w:val="24"/>
+          <w:szCs w:val="24"/>
+        </w:rPr>
+      </w:pPr>
     </w:p>
     <w:p>
+      <w:pPr>
+        <w:rPr>
+          <w:rFonts w:hint="eastAsia" w:ascii="SimSun" w:hAnsi="SimSun" w:eastAsia="SimSun" w:cs="SimSun"/>
+          <w:sz w:val="24"/>
+          <w:szCs w:val="24"/>
+        </w:rPr>
+      </w:pPr>
       <w:r>
         <w:drawing>
           <wp:inline distT="0" distB="0" distL="114300" distR="114300">
-            <wp:extent cx="3819525" cy="5143500"/>
-            <wp:effectExtent l="0" t="0" r="1905" b="5715"/>
-            <wp:docPr id="1" name="圖片 1"/>
+            <wp:extent cx="8101965" cy="5428615"/>
+            <wp:effectExtent l="0" t="0" r="5080" b="1270"/>
+            <wp:docPr id="8" name="圖片 8"/>
             <wp:cNvGraphicFramePr>
               <a:graphicFrameLocks xmlns:a="http://schemas.openxmlformats.org/drawingml/2006/main" noChangeAspect="1"/>
             </wp:cNvGraphicFramePr>
@@ -63,7 +91,7 @@
               <a:graphicData uri="http://schemas.openxmlformats.org/drawingml/2006/picture">
                 <pic:pic xmlns:pic="http://schemas.openxmlformats.org/drawingml/2006/picture">
                   <pic:nvPicPr>
-                    <pic:cNvPr id="1" name="圖片 1"/>
+                    <pic:cNvPr id="8" name="圖片 8"/>
                     <pic:cNvPicPr>
                       <a:picLocks noChangeAspect="1"/>
                     </pic:cNvPicPr>
@@ -77,7 +105,7 @@
                   <pic:spPr>
                     <a:xfrm>
                       <a:off x="0" y="0"/>
-                      <a:ext cx="3819525" cy="5143500"/>
+                      <a:ext cx="8101965" cy="5428615"/>
                     </a:xfrm>
                     <a:prstGeom prst="rect">
                       <a:avLst/>
@@ -93,14 +121,49 @@
           </wp:inline>
         </w:drawing>
       </w:r>
-    </w:p>
-    <w:p/>
-    <w:p>
-      <w:pPr>
-        <w:rPr>
-          <w:rFonts w:hint="eastAsia"/>
-        </w:rPr>
-      </w:pPr>
+      <w:r>
+        <w:drawing>
+          <wp:inline distT="0" distB="0" distL="114300" distR="114300">
+            <wp:extent cx="8105775" cy="7821295"/>
+            <wp:effectExtent l="0" t="0" r="1270" b="5080"/>
+            <wp:docPr id="7" name="圖片 7"/>
+            <wp:cNvGraphicFramePr>
+              <a:graphicFrameLocks xmlns:a="http://schemas.openxmlformats.org/drawingml/2006/main" noChangeAspect="1"/>
+            </wp:cNvGraphicFramePr>
+            <a:graphic xmlns:a="http://schemas.openxmlformats.org/drawingml/2006/main">
+              <a:graphicData uri="http://schemas.openxmlformats.org/drawingml/2006/picture">
+                <pic:pic xmlns:pic="http://schemas.openxmlformats.org/drawingml/2006/picture">
+                  <pic:nvPicPr>
+                    <pic:cNvPr id="7" name="圖片 7"/>
+                    <pic:cNvPicPr>
+                      <a:picLocks noChangeAspect="1"/>
+                    </pic:cNvPicPr>
+                  </pic:nvPicPr>
+                  <pic:blipFill>
+                    <a:blip r:embed="rId8"/>
+                    <a:stretch>
+                      <a:fillRect/>
+                    </a:stretch>
+                  </pic:blipFill>
+                  <pic:spPr>
+                    <a:xfrm>
+                      <a:off x="0" y="0"/>
+                      <a:ext cx="8105775" cy="7821295"/>
+                    </a:xfrm>
+                    <a:prstGeom prst="rect">
+                      <a:avLst/>
+                    </a:prstGeom>
+                    <a:noFill/>
+                    <a:ln>
+                      <a:noFill/>
+                    </a:ln>
+                  </pic:spPr>
+                </pic:pic>
+              </a:graphicData>
+            </a:graphic>
+          </wp:inline>
+        </w:drawing>
+      </w:r>
     </w:p>
     <w:sectPr>
       <w:pgSz w:w="11906" w:h="16838"/>
@@ -167,7 +230,7 @@
   <w:docDefaults>
     <w:rPrDefault>
       <w:rPr>
-        <w:rFonts w:asciiTheme="minorHAnsi" w:hAnsiTheme="minorHAnsi" w:eastAsiaTheme="minorEastAsia" w:cstheme="minorBidi"/>
+        <w:rFonts w:ascii="Times New Roman" w:hAnsi="Times New Roman" w:eastAsia="SimSun" w:cs="Times New Roman"/>
       </w:rPr>
     </w:rPrDefault>
     <w:pPrDefault/>
@@ -446,7 +509,7 @@
     <w:name w:val="heading 1"/>
     <w:basedOn w:val="1"/>
     <w:next w:val="1"/>
-    <w:link w:val="18"/>
+    <w:link w:val="20"/>
     <w:qFormat/>
     <w:uiPriority w:val="9"/>
     <w:pPr>
@@ -466,7 +529,7 @@
     <w:name w:val="heading 2"/>
     <w:basedOn w:val="1"/>
     <w:next w:val="1"/>
-    <w:link w:val="19"/>
+    <w:link w:val="21"/>
     <w:semiHidden/>
     <w:unhideWhenUsed/>
     <w:qFormat/>
@@ -488,7 +551,7 @@
     <w:name w:val="heading 3"/>
     <w:basedOn w:val="1"/>
     <w:next w:val="1"/>
-    <w:link w:val="20"/>
+    <w:link w:val="22"/>
     <w:semiHidden/>
     <w:unhideWhenUsed/>
     <w:qFormat/>
@@ -510,7 +573,7 @@
     <w:name w:val="heading 4"/>
     <w:basedOn w:val="1"/>
     <w:next w:val="1"/>
-    <w:link w:val="21"/>
+    <w:link w:val="23"/>
     <w:semiHidden/>
     <w:unhideWhenUsed/>
     <w:qFormat/>
@@ -532,7 +595,7 @@
     <w:name w:val="heading 5"/>
     <w:basedOn w:val="1"/>
     <w:next w:val="1"/>
-    <w:link w:val="22"/>
+    <w:link w:val="24"/>
     <w:semiHidden/>
     <w:unhideWhenUsed/>
     <w:qFormat/>
@@ -552,7 +615,7 @@
     <w:name w:val="heading 6"/>
     <w:basedOn w:val="1"/>
     <w:next w:val="1"/>
-    <w:link w:val="23"/>
+    <w:link w:val="25"/>
     <w:semiHidden/>
     <w:unhideWhenUsed/>
     <w:qFormat/>
@@ -580,7 +643,7 @@
     <w:name w:val="heading 7"/>
     <w:basedOn w:val="1"/>
     <w:next w:val="1"/>
-    <w:link w:val="24"/>
+    <w:link w:val="26"/>
     <w:semiHidden/>
     <w:unhideWhenUsed/>
     <w:qFormat/>
@@ -609,7 +672,7 @@
     <w:name w:val="heading 8"/>
     <w:basedOn w:val="1"/>
     <w:next w:val="1"/>
-    <w:link w:val="25"/>
+    <w:link w:val="27"/>
     <w:semiHidden/>
     <w:unhideWhenUsed/>
     <w:qFormat/>
@@ -638,7 +701,7 @@
     <w:name w:val="heading 9"/>
     <w:basedOn w:val="1"/>
     <w:next w:val="1"/>
-    <w:link w:val="26"/>
+    <w:link w:val="28"/>
     <w:semiHidden/>
     <w:unhideWhenUsed/>
     <w:qFormat/>
@@ -698,10 +761,18 @@
       </w14:textFill>
     </w:rPr>
   </w:style>
-  <w:style w:type="paragraph" w:styleId="14">
+  <w:style w:type="character" w:styleId="14">
+    <w:name w:val="Strong"/>
+    <w:qFormat/>
+    <w:uiPriority w:val="22"/>
+    <w:rPr>
+      <w:b/>
+    </w:rPr>
+  </w:style>
+  <w:style w:type="paragraph" w:styleId="15">
     <w:name w:val="header"/>
     <w:basedOn w:val="1"/>
-    <w:link w:val="37"/>
+    <w:link w:val="39"/>
     <w:unhideWhenUsed/>
     <w:qFormat/>
     <w:uiPriority w:val="99"/>
@@ -717,11 +788,11 @@
       <w:szCs w:val="20"/>
     </w:rPr>
   </w:style>
-  <w:style w:type="paragraph" w:styleId="15">
+  <w:style w:type="paragraph" w:styleId="16">
     <w:name w:val="Subtitle"/>
     <w:basedOn w:val="1"/>
     <w:next w:val="1"/>
-    <w:link w:val="28"/>
+    <w:link w:val="30"/>
     <w:qFormat/>
     <w:uiPriority w:val="11"/>
     <w:pPr>
@@ -743,11 +814,11 @@
       </w14:textFill>
     </w:rPr>
   </w:style>
-  <w:style w:type="paragraph" w:styleId="16">
+  <w:style w:type="paragraph" w:styleId="17">
     <w:name w:val="Title"/>
     <w:basedOn w:val="1"/>
     <w:next w:val="1"/>
-    <w:link w:val="27"/>
+    <w:link w:val="29"/>
     <w:qFormat/>
     <w:uiPriority w:val="10"/>
     <w:pPr>
@@ -763,10 +834,10 @@
       <w:szCs w:val="56"/>
     </w:rPr>
   </w:style>
-  <w:style w:type="paragraph" w:styleId="17">
+  <w:style w:type="paragraph" w:styleId="18">
     <w:name w:val="footer"/>
     <w:basedOn w:val="1"/>
-    <w:link w:val="38"/>
+    <w:link w:val="40"/>
     <w:unhideWhenUsed/>
     <w:qFormat/>
     <w:uiPriority w:val="99"/>
@@ -782,7 +853,22 @@
       <w:szCs w:val="20"/>
     </w:rPr>
   </w:style>
-  <w:style w:type="character" w:customStyle="1" w:styleId="18">
+  <w:style w:type="paragraph" w:styleId="19">
+    <w:name w:val="Normal (Web)"/>
+    <w:semiHidden/>
+    <w:unhideWhenUsed/>
+    <w:uiPriority w:val="99"/>
+    <w:pPr>
+      <w:spacing w:before="0" w:beforeAutospacing="1" w:after="0" w:afterAutospacing="1"/>
+      <w:ind w:left="0" w:right="0"/>
+      <w:jc w:val="left"/>
+    </w:pPr>
+    <w:rPr>
+      <w:kern w:val="0"/>
+      <w:lang w:val="en-US" w:eastAsia="zh-CN" w:bidi="ar"/>
+    </w:rPr>
+  </w:style>
+  <w:style w:type="character" w:customStyle="1" w:styleId="20">
     <w:name w:val="標題 1 字元"/>
     <w:basedOn w:val="11"/>
     <w:link w:val="2"/>
@@ -795,7 +881,7 @@
       <w:szCs w:val="48"/>
     </w:rPr>
   </w:style>
-  <w:style w:type="character" w:customStyle="1" w:styleId="19">
+  <w:style w:type="character" w:customStyle="1" w:styleId="21">
     <w:name w:val="標題 2 字元"/>
     <w:basedOn w:val="11"/>
     <w:link w:val="3"/>
@@ -809,7 +895,7 @@
       <w:szCs w:val="40"/>
     </w:rPr>
   </w:style>
-  <w:style w:type="character" w:customStyle="1" w:styleId="20">
+  <w:style w:type="character" w:customStyle="1" w:styleId="22">
     <w:name w:val="標題 3 字元"/>
     <w:basedOn w:val="11"/>
     <w:link w:val="4"/>
@@ -822,7 +908,7 @@
       <w:szCs w:val="32"/>
     </w:rPr>
   </w:style>
-  <w:style w:type="character" w:customStyle="1" w:styleId="21">
+  <w:style w:type="character" w:customStyle="1" w:styleId="23">
     <w:name w:val="標題 4 字元"/>
     <w:basedOn w:val="11"/>
     <w:link w:val="5"/>
@@ -836,7 +922,7 @@
       <w:szCs w:val="28"/>
     </w:rPr>
   </w:style>
-  <w:style w:type="character" w:customStyle="1" w:styleId="22">
+  <w:style w:type="character" w:customStyle="1" w:styleId="24">
     <w:name w:val="標題 5 字元"/>
     <w:basedOn w:val="11"/>
     <w:link w:val="6"/>
@@ -848,7 +934,7 @@
       <w:color w:val="104862" w:themeColor="accent1" w:themeShade="BF"/>
     </w:rPr>
   </w:style>
-  <w:style w:type="character" w:customStyle="1" w:styleId="23">
+  <w:style w:type="character" w:customStyle="1" w:styleId="25">
     <w:name w:val="標題 6 字元"/>
     <w:basedOn w:val="11"/>
     <w:link w:val="7"/>
@@ -868,7 +954,7 @@
       </w14:textFill>
     </w:rPr>
   </w:style>
-  <w:style w:type="character" w:customStyle="1" w:styleId="24">
+  <w:style w:type="character" w:customStyle="1" w:styleId="26">
     <w:name w:val="標題 7 字元"/>
     <w:basedOn w:val="11"/>
     <w:link w:val="8"/>
@@ -888,7 +974,7 @@
       </w14:textFill>
     </w:rPr>
   </w:style>
-  <w:style w:type="character" w:customStyle="1" w:styleId="25">
+  <w:style w:type="character" w:customStyle="1" w:styleId="27">
     <w:name w:val="標題 8 字元"/>
     <w:basedOn w:val="11"/>
     <w:link w:val="9"/>
@@ -908,7 +994,7 @@
       </w14:textFill>
     </w:rPr>
   </w:style>
-  <w:style w:type="character" w:customStyle="1" w:styleId="26">
+  <w:style w:type="character" w:customStyle="1" w:styleId="28">
     <w:name w:val="標題 9 字元"/>
     <w:basedOn w:val="11"/>
     <w:link w:val="10"/>
@@ -928,10 +1014,10 @@
       </w14:textFill>
     </w:rPr>
   </w:style>
-  <w:style w:type="character" w:customStyle="1" w:styleId="27">
+  <w:style w:type="character" w:customStyle="1" w:styleId="29">
     <w:name w:val="標題 字元"/>
     <w:basedOn w:val="11"/>
-    <w:link w:val="16"/>
+    <w:link w:val="17"/>
     <w:qFormat/>
     <w:uiPriority w:val="10"/>
     <w:rPr>
@@ -942,10 +1028,10 @@
       <w:szCs w:val="56"/>
     </w:rPr>
   </w:style>
-  <w:style w:type="character" w:customStyle="1" w:styleId="28">
+  <w:style w:type="character" w:customStyle="1" w:styleId="30">
     <w:name w:val="副標題 字元"/>
     <w:basedOn w:val="11"/>
-    <w:link w:val="15"/>
+    <w:link w:val="16"/>
     <w:uiPriority w:val="11"/>
     <w:rPr>
       <w:rFonts w:asciiTheme="majorHAnsi" w:hAnsiTheme="majorHAnsi" w:eastAsiaTheme="majorEastAsia" w:cstheme="majorBidi"/>
@@ -963,11 +1049,11 @@
       </w14:textFill>
     </w:rPr>
   </w:style>
-  <w:style w:type="paragraph" w:styleId="29">
+  <w:style w:type="paragraph" w:styleId="31">
     <w:name w:val="Quote"/>
     <w:basedOn w:val="1"/>
     <w:next w:val="1"/>
-    <w:link w:val="30"/>
+    <w:link w:val="32"/>
     <w:qFormat/>
     <w:uiPriority w:val="29"/>
     <w:pPr>
@@ -988,10 +1074,10 @@
       </w14:textFill>
     </w:rPr>
   </w:style>
-  <w:style w:type="character" w:customStyle="1" w:styleId="30">
+  <w:style w:type="character" w:customStyle="1" w:styleId="32">
     <w:name w:val="引文 字元"/>
     <w:basedOn w:val="11"/>
-    <w:link w:val="29"/>
+    <w:link w:val="31"/>
     <w:qFormat/>
     <w:uiPriority w:val="29"/>
     <w:rPr>
@@ -1008,7 +1094,7 @@
       </w14:textFill>
     </w:rPr>
   </w:style>
-  <w:style w:type="paragraph" w:styleId="31">
+  <w:style w:type="paragraph" w:styleId="33">
     <w:name w:val="List Paragraph"/>
     <w:basedOn w:val="1"/>
     <w:qFormat/>
@@ -1018,7 +1104,7 @@
       <w:contextualSpacing/>
     </w:pPr>
   </w:style>
-  <w:style w:type="character" w:customStyle="1" w:styleId="32">
+  <w:style w:type="character" w:customStyle="1" w:styleId="34">
     <w:name w:val="Intense Emphasis"/>
     <w:basedOn w:val="11"/>
     <w:qFormat/>
@@ -1029,11 +1115,11 @@
       <w:color w:val="104862" w:themeColor="accent1" w:themeShade="BF"/>
     </w:rPr>
   </w:style>
-  <w:style w:type="paragraph" w:styleId="33">
+  <w:style w:type="paragraph" w:styleId="35">
     <w:name w:val="Intense Quote"/>
     <w:basedOn w:val="1"/>
     <w:next w:val="1"/>
-    <w:link w:val="34"/>
+    <w:link w:val="36"/>
     <w:qFormat/>
     <w:uiPriority w:val="30"/>
     <w:pPr>
@@ -1051,10 +1137,10 @@
       <w:color w:val="104862" w:themeColor="accent1" w:themeShade="BF"/>
     </w:rPr>
   </w:style>
-  <w:style w:type="character" w:customStyle="1" w:styleId="34">
+  <w:style w:type="character" w:customStyle="1" w:styleId="36">
     <w:name w:val="鮮明引文 字元"/>
     <w:basedOn w:val="11"/>
-    <w:link w:val="33"/>
+    <w:link w:val="35"/>
     <w:qFormat/>
     <w:uiPriority w:val="30"/>
     <w:rPr>
@@ -1063,7 +1149,7 @@
       <w:color w:val="104862" w:themeColor="accent1" w:themeShade="BF"/>
     </w:rPr>
   </w:style>
-  <w:style w:type="character" w:customStyle="1" w:styleId="35">
+  <w:style w:type="character" w:customStyle="1" w:styleId="37">
     <w:name w:val="Intense Reference"/>
     <w:basedOn w:val="11"/>
     <w:qFormat/>
@@ -1076,7 +1162,7 @@
       <w:spacing w:val="5"/>
     </w:rPr>
   </w:style>
-  <w:style w:type="character" w:customStyle="1" w:styleId="36">
+  <w:style w:type="character" w:customStyle="1" w:styleId="38">
     <w:name w:val="Unresolved Mention"/>
     <w:basedOn w:val="11"/>
     <w:semiHidden/>
@@ -1088,10 +1174,10 @@
       <w:shd w:val="clear" w:color="auto" w:fill="E1DFDD"/>
     </w:rPr>
   </w:style>
-  <w:style w:type="character" w:customStyle="1" w:styleId="37">
+  <w:style w:type="character" w:customStyle="1" w:styleId="39">
     <w:name w:val="頁首 字元"/>
     <w:basedOn w:val="11"/>
-    <w:link w:val="14"/>
+    <w:link w:val="15"/>
     <w:qFormat/>
     <w:uiPriority w:val="99"/>
     <w:rPr>
@@ -1099,10 +1185,10 @@
       <w:szCs w:val="20"/>
     </w:rPr>
   </w:style>
-  <w:style w:type="character" w:customStyle="1" w:styleId="38">
+  <w:style w:type="character" w:customStyle="1" w:styleId="40">
     <w:name w:val="頁尾 字元"/>
     <w:basedOn w:val="11"/>
-    <w:link w:val="17"/>
+    <w:link w:val="18"/>
     <w:qFormat/>
     <w:uiPriority w:val="99"/>
     <w:rPr>

--- a/Doc1.docx
+++ b/Doc1.docx
@@ -3,26 +3,12 @@
 <w:document xmlns:wpc="http://schemas.microsoft.com/office/word/2010/wordprocessingCanvas" xmlns:cx="http://schemas.microsoft.com/office/drawing/2014/chartex" xmlns:cx1="http://schemas.microsoft.com/office/drawing/2015/9/8/chartex" xmlns:cx2="http://schemas.microsoft.com/office/drawing/2015/10/21/chartex" xmlns:cx3="http://schemas.microsoft.com/office/drawing/2016/5/9/chartex" xmlns:cx4="http://schemas.microsoft.com/office/drawing/2016/5/10/chartex" xmlns:cx5="http://schemas.microsoft.com/office/drawing/2016/5/11/chartex" xmlns:cx6="http://schemas.microsoft.com/office/drawing/2016/5/12/chartex" xmlns:cx7="http://schemas.microsoft.com/office/drawing/2016/5/13/chartex" xmlns:cx8="http://schemas.microsoft.com/office/drawing/2016/5/14/chartex" xmlns:mc="http://schemas.openxmlformats.org/markup-compatibility/2006" xmlns:o="urn:schemas-microsoft-com:office:office" xmlns:r="http://schemas.openxmlformats.org/officeDocument/2006/relationships" xmlns:m="http://schemas.openxmlformats.org/officeDocument/2006/math" xmlns:v="urn:schemas-microsoft-com:vml" xmlns:wp14="http://schemas.microsoft.com/office/word/2010/wordprocessingDrawing" xmlns:wp="http://schemas.openxmlformats.org/drawingml/2006/wordprocessingDrawing" xmlns:w="http://schemas.openxmlformats.org/wordprocessingml/2006/main" xmlns:w14="http://schemas.microsoft.com/office/word/2010/wordml" xmlns:w10="urn:schemas-microsoft-com:office:word" xmlns:w15="http://schemas.microsoft.com/office/word/2012/wordml" xmlns:wpg="http://schemas.microsoft.com/office/word/2010/wordprocessingGroup" xmlns:wpi="http://schemas.microsoft.com/office/word/2010/wordprocessingInk" xmlns:wne="http://schemas.microsoft.com/office/word/2006/wordml" xmlns:wps="http://schemas.microsoft.com/office/word/2010/wordprocessingShape" xmlns:wpsCustomData="http://www.wps.cn/officeDocument/2013/wpsCustomData" mc:Ignorable="w14 w15 wp14">
   <w:body>
     <w:p>
-      <w:pPr>
-        <w:rPr>
-          <w:rFonts w:ascii="SimSun" w:hAnsi="SimSun" w:eastAsia="SimSun" w:cs="SimSun"/>
-          <w:sz w:val="24"/>
-          <w:szCs w:val="24"/>
-        </w:rPr>
-      </w:pPr>
-      <w:bookmarkStart w:id="0" w:name="_GoBack"/>
-      <w:bookmarkEnd w:id="0"/>
       <w:r>
-        <w:rPr>
-          <w:rFonts w:ascii="SimSun" w:hAnsi="SimSun" w:eastAsia="SimSun" w:cs="SimSun"/>
-          <w:sz w:val="24"/>
-          <w:szCs w:val="24"/>
-        </w:rPr>
         <w:drawing>
           <wp:inline distT="0" distB="0" distL="114300" distR="114300">
-            <wp:extent cx="5720080" cy="1507490"/>
-            <wp:effectExtent l="0" t="0" r="1270" b="3810"/>
-            <wp:docPr id="4" name="圖片 4" descr="IMG_256"/>
+            <wp:extent cx="6747510" cy="4162425"/>
+            <wp:effectExtent l="0" t="0" r="10160" b="4445"/>
+            <wp:docPr id="9" name="圖片 9"/>
             <wp:cNvGraphicFramePr>
               <a:graphicFrameLocks xmlns:a="http://schemas.openxmlformats.org/drawingml/2006/main" noChangeAspect="1"/>
             </wp:cNvGraphicFramePr>
@@ -30,7 +16,7 @@
               <a:graphicData uri="http://schemas.openxmlformats.org/drawingml/2006/picture">
                 <pic:pic xmlns:pic="http://schemas.openxmlformats.org/drawingml/2006/picture">
                   <pic:nvPicPr>
-                    <pic:cNvPr id="4" name="圖片 4" descr="IMG_256"/>
+                    <pic:cNvPr id="9" name="圖片 9"/>
                     <pic:cNvPicPr>
                       <a:picLocks noChangeAspect="1"/>
                     </pic:cNvPicPr>
@@ -44,68 +30,7 @@
                   <pic:spPr>
                     <a:xfrm>
                       <a:off x="0" y="0"/>
-                      <a:ext cx="5720080" cy="1507490"/>
-                    </a:xfrm>
-                    <a:prstGeom prst="rect">
-                      <a:avLst/>
-                    </a:prstGeom>
-                    <a:noFill/>
-                    <a:ln w="9525">
-                      <a:noFill/>
-                    </a:ln>
-                  </pic:spPr>
-                </pic:pic>
-              </a:graphicData>
-            </a:graphic>
-          </wp:inline>
-        </w:drawing>
-      </w:r>
-    </w:p>
-    <w:p>
-      <w:pPr>
-        <w:rPr>
-          <w:rFonts w:ascii="SimSun" w:hAnsi="SimSun" w:eastAsia="SimSun" w:cs="SimSun"/>
-          <w:sz w:val="24"/>
-          <w:szCs w:val="24"/>
-        </w:rPr>
-      </w:pPr>
-    </w:p>
-    <w:p>
-      <w:pPr>
-        <w:rPr>
-          <w:rFonts w:hint="eastAsia" w:ascii="SimSun" w:hAnsi="SimSun" w:eastAsia="SimSun" w:cs="SimSun"/>
-          <w:sz w:val="24"/>
-          <w:szCs w:val="24"/>
-        </w:rPr>
-      </w:pPr>
-      <w:r>
-        <w:drawing>
-          <wp:inline distT="0" distB="0" distL="114300" distR="114300">
-            <wp:extent cx="8101965" cy="5428615"/>
-            <wp:effectExtent l="0" t="0" r="5080" b="1270"/>
-            <wp:docPr id="8" name="圖片 8"/>
-            <wp:cNvGraphicFramePr>
-              <a:graphicFrameLocks xmlns:a="http://schemas.openxmlformats.org/drawingml/2006/main" noChangeAspect="1"/>
-            </wp:cNvGraphicFramePr>
-            <a:graphic xmlns:a="http://schemas.openxmlformats.org/drawingml/2006/main">
-              <a:graphicData uri="http://schemas.openxmlformats.org/drawingml/2006/picture">
-                <pic:pic xmlns:pic="http://schemas.openxmlformats.org/drawingml/2006/picture">
-                  <pic:nvPicPr>
-                    <pic:cNvPr id="8" name="圖片 8"/>
-                    <pic:cNvPicPr>
-                      <a:picLocks noChangeAspect="1"/>
-                    </pic:cNvPicPr>
-                  </pic:nvPicPr>
-                  <pic:blipFill>
-                    <a:blip r:embed="rId7"/>
-                    <a:stretch>
-                      <a:fillRect/>
-                    </a:stretch>
-                  </pic:blipFill>
-                  <pic:spPr>
-                    <a:xfrm>
-                      <a:off x="0" y="0"/>
-                      <a:ext cx="8101965" cy="5428615"/>
+                      <a:ext cx="6747510" cy="4162425"/>
                     </a:xfrm>
                     <a:prstGeom prst="rect">
                       <a:avLst/>
@@ -121,49 +46,16 @@
           </wp:inline>
         </w:drawing>
       </w:r>
-      <w:r>
-        <w:drawing>
-          <wp:inline distT="0" distB="0" distL="114300" distR="114300">
-            <wp:extent cx="8105775" cy="7821295"/>
-            <wp:effectExtent l="0" t="0" r="1270" b="5080"/>
-            <wp:docPr id="7" name="圖片 7"/>
-            <wp:cNvGraphicFramePr>
-              <a:graphicFrameLocks xmlns:a="http://schemas.openxmlformats.org/drawingml/2006/main" noChangeAspect="1"/>
-            </wp:cNvGraphicFramePr>
-            <a:graphic xmlns:a="http://schemas.openxmlformats.org/drawingml/2006/main">
-              <a:graphicData uri="http://schemas.openxmlformats.org/drawingml/2006/picture">
-                <pic:pic xmlns:pic="http://schemas.openxmlformats.org/drawingml/2006/picture">
-                  <pic:nvPicPr>
-                    <pic:cNvPr id="7" name="圖片 7"/>
-                    <pic:cNvPicPr>
-                      <a:picLocks noChangeAspect="1"/>
-                    </pic:cNvPicPr>
-                  </pic:nvPicPr>
-                  <pic:blipFill>
-                    <a:blip r:embed="rId8"/>
-                    <a:stretch>
-                      <a:fillRect/>
-                    </a:stretch>
-                  </pic:blipFill>
-                  <pic:spPr>
-                    <a:xfrm>
-                      <a:off x="0" y="0"/>
-                      <a:ext cx="8105775" cy="7821295"/>
-                    </a:xfrm>
-                    <a:prstGeom prst="rect">
-                      <a:avLst/>
-                    </a:prstGeom>
-                    <a:noFill/>
-                    <a:ln>
-                      <a:noFill/>
-                    </a:ln>
-                  </pic:spPr>
-                </pic:pic>
-              </a:graphicData>
-            </a:graphic>
-          </wp:inline>
-        </w:drawing>
-      </w:r>
+    </w:p>
+    <w:p/>
+    <w:p>
+      <w:pPr>
+        <w:rPr>
+          <w:rFonts w:hint="eastAsia"/>
+        </w:rPr>
+      </w:pPr>
+      <w:bookmarkStart w:id="0" w:name="_GoBack"/>
+      <w:bookmarkEnd w:id="0"/>
     </w:p>
     <w:sectPr>
       <w:pgSz w:w="11906" w:h="16838"/>

--- a/Doc1.docx
+++ b/Doc1.docx
@@ -6,9 +6,9 @@
       <w:r>
         <w:drawing>
           <wp:inline distT="0" distB="0" distL="114300" distR="114300">
-            <wp:extent cx="6747510" cy="4162425"/>
-            <wp:effectExtent l="0" t="0" r="10160" b="4445"/>
-            <wp:docPr id="9" name="圖片 9"/>
+            <wp:extent cx="8105775" cy="4467225"/>
+            <wp:effectExtent l="0" t="0" r="1270" b="1905"/>
+            <wp:docPr id="1" name="圖片 1"/>
             <wp:cNvGraphicFramePr>
               <a:graphicFrameLocks xmlns:a="http://schemas.openxmlformats.org/drawingml/2006/main" noChangeAspect="1"/>
             </wp:cNvGraphicFramePr>
@@ -16,7 +16,7 @@
               <a:graphicData uri="http://schemas.openxmlformats.org/drawingml/2006/picture">
                 <pic:pic xmlns:pic="http://schemas.openxmlformats.org/drawingml/2006/picture">
                   <pic:nvPicPr>
-                    <pic:cNvPr id="9" name="圖片 9"/>
+                    <pic:cNvPr id="1" name="圖片 1"/>
                     <pic:cNvPicPr>
                       <a:picLocks noChangeAspect="1"/>
                     </pic:cNvPicPr>
@@ -30,7 +30,7 @@
                   <pic:spPr>
                     <a:xfrm>
                       <a:off x="0" y="0"/>
-                      <a:ext cx="6747510" cy="4162425"/>
+                      <a:ext cx="8105775" cy="4467225"/>
                     </a:xfrm>
                     <a:prstGeom prst="rect">
                       <a:avLst/>
@@ -48,6 +48,255 @@
       </w:r>
     </w:p>
     <w:p/>
+    <w:p>
+      <w:r>
+        <w:drawing>
+          <wp:inline distT="0" distB="0" distL="114300" distR="114300">
+            <wp:extent cx="4333875" cy="4229100"/>
+            <wp:effectExtent l="0" t="0" r="5715" b="2540"/>
+            <wp:docPr id="2" name="圖片 2"/>
+            <wp:cNvGraphicFramePr>
+              <a:graphicFrameLocks xmlns:a="http://schemas.openxmlformats.org/drawingml/2006/main" noChangeAspect="1"/>
+            </wp:cNvGraphicFramePr>
+            <a:graphic xmlns:a="http://schemas.openxmlformats.org/drawingml/2006/main">
+              <a:graphicData uri="http://schemas.openxmlformats.org/drawingml/2006/picture">
+                <pic:pic xmlns:pic="http://schemas.openxmlformats.org/drawingml/2006/picture">
+                  <pic:nvPicPr>
+                    <pic:cNvPr id="2" name="圖片 2"/>
+                    <pic:cNvPicPr>
+                      <a:picLocks noChangeAspect="1"/>
+                    </pic:cNvPicPr>
+                  </pic:nvPicPr>
+                  <pic:blipFill>
+                    <a:blip r:embed="rId7"/>
+                    <a:stretch>
+                      <a:fillRect/>
+                    </a:stretch>
+                  </pic:blipFill>
+                  <pic:spPr>
+                    <a:xfrm>
+                      <a:off x="0" y="0"/>
+                      <a:ext cx="4333875" cy="4229100"/>
+                    </a:xfrm>
+                    <a:prstGeom prst="rect">
+                      <a:avLst/>
+                    </a:prstGeom>
+                    <a:noFill/>
+                    <a:ln>
+                      <a:noFill/>
+                    </a:ln>
+                  </pic:spPr>
+                </pic:pic>
+              </a:graphicData>
+            </a:graphic>
+          </wp:inline>
+        </w:drawing>
+      </w:r>
+    </w:p>
+    <w:p/>
+    <w:p>
+      <w:pPr>
+        <w:rPr>
+          <w:rFonts w:ascii="SimSun" w:hAnsi="SimSun" w:eastAsia="SimSun" w:cs="SimSun"/>
+          <w:sz w:val="24"/>
+          <w:szCs w:val="24"/>
+        </w:rPr>
+      </w:pPr>
+      <w:r>
+        <w:rPr>
+          <w:rFonts w:ascii="SimSun" w:hAnsi="SimSun" w:eastAsia="SimSun" w:cs="SimSun"/>
+          <w:sz w:val="24"/>
+          <w:szCs w:val="24"/>
+        </w:rPr>
+        <w:drawing>
+          <wp:inline distT="0" distB="0" distL="114300" distR="114300">
+            <wp:extent cx="6810375" cy="2721610"/>
+            <wp:effectExtent l="0" t="0" r="1270" b="9525"/>
+            <wp:docPr id="3" name="圖片 3" descr="IMG_256"/>
+            <wp:cNvGraphicFramePr>
+              <a:graphicFrameLocks xmlns:a="http://schemas.openxmlformats.org/drawingml/2006/main" noChangeAspect="1"/>
+            </wp:cNvGraphicFramePr>
+            <a:graphic xmlns:a="http://schemas.openxmlformats.org/drawingml/2006/main">
+              <a:graphicData uri="http://schemas.openxmlformats.org/drawingml/2006/picture">
+                <pic:pic xmlns:pic="http://schemas.openxmlformats.org/drawingml/2006/picture">
+                  <pic:nvPicPr>
+                    <pic:cNvPr id="3" name="圖片 3" descr="IMG_256"/>
+                    <pic:cNvPicPr>
+                      <a:picLocks noChangeAspect="1"/>
+                    </pic:cNvPicPr>
+                  </pic:nvPicPr>
+                  <pic:blipFill>
+                    <a:blip r:embed="rId8"/>
+                    <a:stretch>
+                      <a:fillRect/>
+                    </a:stretch>
+                  </pic:blipFill>
+                  <pic:spPr>
+                    <a:xfrm>
+                      <a:off x="0" y="0"/>
+                      <a:ext cx="6810375" cy="2721610"/>
+                    </a:xfrm>
+                    <a:prstGeom prst="rect">
+                      <a:avLst/>
+                    </a:prstGeom>
+                    <a:noFill/>
+                    <a:ln w="9525">
+                      <a:noFill/>
+                    </a:ln>
+                  </pic:spPr>
+                </pic:pic>
+              </a:graphicData>
+            </a:graphic>
+          </wp:inline>
+        </w:drawing>
+      </w:r>
+    </w:p>
+    <w:p>
+      <w:pPr>
+        <w:rPr>
+          <w:rFonts w:ascii="SimSun" w:hAnsi="SimSun" w:eastAsia="SimSun" w:cs="SimSun"/>
+          <w:sz w:val="24"/>
+          <w:szCs w:val="24"/>
+        </w:rPr>
+      </w:pPr>
+    </w:p>
+    <w:p>
+      <w:r>
+        <w:drawing>
+          <wp:inline distT="0" distB="0" distL="114300" distR="114300">
+            <wp:extent cx="6830695" cy="6638290"/>
+            <wp:effectExtent l="0" t="0" r="2540" b="635"/>
+            <wp:docPr id="4" name="圖片 4"/>
+            <wp:cNvGraphicFramePr>
+              <a:graphicFrameLocks xmlns:a="http://schemas.openxmlformats.org/drawingml/2006/main" noChangeAspect="1"/>
+            </wp:cNvGraphicFramePr>
+            <a:graphic xmlns:a="http://schemas.openxmlformats.org/drawingml/2006/main">
+              <a:graphicData uri="http://schemas.openxmlformats.org/drawingml/2006/picture">
+                <pic:pic xmlns:pic="http://schemas.openxmlformats.org/drawingml/2006/picture">
+                  <pic:nvPicPr>
+                    <pic:cNvPr id="4" name="圖片 4"/>
+                    <pic:cNvPicPr>
+                      <a:picLocks noChangeAspect="1"/>
+                    </pic:cNvPicPr>
+                  </pic:nvPicPr>
+                  <pic:blipFill>
+                    <a:blip r:embed="rId9"/>
+                    <a:stretch>
+                      <a:fillRect/>
+                    </a:stretch>
+                  </pic:blipFill>
+                  <pic:spPr>
+                    <a:xfrm>
+                      <a:off x="0" y="0"/>
+                      <a:ext cx="6830695" cy="6638290"/>
+                    </a:xfrm>
+                    <a:prstGeom prst="rect">
+                      <a:avLst/>
+                    </a:prstGeom>
+                    <a:noFill/>
+                    <a:ln>
+                      <a:noFill/>
+                    </a:ln>
+                  </pic:spPr>
+                </pic:pic>
+              </a:graphicData>
+            </a:graphic>
+          </wp:inline>
+        </w:drawing>
+      </w:r>
+    </w:p>
+    <w:p/>
+    <w:p>
+      <w:r>
+        <w:drawing>
+          <wp:inline distT="0" distB="0" distL="114300" distR="114300">
+            <wp:extent cx="4419600" cy="4010025"/>
+            <wp:effectExtent l="0" t="0" r="6350" b="5715"/>
+            <wp:docPr id="5" name="圖片 5"/>
+            <wp:cNvGraphicFramePr>
+              <a:graphicFrameLocks xmlns:a="http://schemas.openxmlformats.org/drawingml/2006/main" noChangeAspect="1"/>
+            </wp:cNvGraphicFramePr>
+            <a:graphic xmlns:a="http://schemas.openxmlformats.org/drawingml/2006/main">
+              <a:graphicData uri="http://schemas.openxmlformats.org/drawingml/2006/picture">
+                <pic:pic xmlns:pic="http://schemas.openxmlformats.org/drawingml/2006/picture">
+                  <pic:nvPicPr>
+                    <pic:cNvPr id="5" name="圖片 5"/>
+                    <pic:cNvPicPr>
+                      <a:picLocks noChangeAspect="1"/>
+                    </pic:cNvPicPr>
+                  </pic:nvPicPr>
+                  <pic:blipFill>
+                    <a:blip r:embed="rId10"/>
+                    <a:stretch>
+                      <a:fillRect/>
+                    </a:stretch>
+                  </pic:blipFill>
+                  <pic:spPr>
+                    <a:xfrm>
+                      <a:off x="0" y="0"/>
+                      <a:ext cx="4419600" cy="4010025"/>
+                    </a:xfrm>
+                    <a:prstGeom prst="rect">
+                      <a:avLst/>
+                    </a:prstGeom>
+                    <a:noFill/>
+                    <a:ln>
+                      <a:noFill/>
+                    </a:ln>
+                  </pic:spPr>
+                </pic:pic>
+              </a:graphicData>
+            </a:graphic>
+          </wp:inline>
+        </w:drawing>
+      </w:r>
+    </w:p>
+    <w:p/>
+    <w:p>
+      <w:r>
+        <w:drawing>
+          <wp:inline distT="0" distB="0" distL="114300" distR="114300">
+            <wp:extent cx="4619625" cy="4105275"/>
+            <wp:effectExtent l="0" t="0" r="635" b="7620"/>
+            <wp:docPr id="6" name="圖片 6"/>
+            <wp:cNvGraphicFramePr>
+              <a:graphicFrameLocks xmlns:a="http://schemas.openxmlformats.org/drawingml/2006/main" noChangeAspect="1"/>
+            </wp:cNvGraphicFramePr>
+            <a:graphic xmlns:a="http://schemas.openxmlformats.org/drawingml/2006/main">
+              <a:graphicData uri="http://schemas.openxmlformats.org/drawingml/2006/picture">
+                <pic:pic xmlns:pic="http://schemas.openxmlformats.org/drawingml/2006/picture">
+                  <pic:nvPicPr>
+                    <pic:cNvPr id="6" name="圖片 6"/>
+                    <pic:cNvPicPr>
+                      <a:picLocks noChangeAspect="1"/>
+                    </pic:cNvPicPr>
+                  </pic:nvPicPr>
+                  <pic:blipFill>
+                    <a:blip r:embed="rId11"/>
+                    <a:stretch>
+                      <a:fillRect/>
+                    </a:stretch>
+                  </pic:blipFill>
+                  <pic:spPr>
+                    <a:xfrm>
+                      <a:off x="0" y="0"/>
+                      <a:ext cx="4619625" cy="4105275"/>
+                    </a:xfrm>
+                    <a:prstGeom prst="rect">
+                      <a:avLst/>
+                    </a:prstGeom>
+                    <a:noFill/>
+                    <a:ln>
+                      <a:noFill/>
+                    </a:ln>
+                  </pic:spPr>
+                </pic:pic>
+              </a:graphicData>
+            </a:graphic>
+          </wp:inline>
+        </w:drawing>
+      </w:r>
+    </w:p>
     <w:p>
       <w:pPr>
         <w:rPr>
@@ -193,7 +442,7 @@
     <w:lsdException w:qFormat="1" w:unhideWhenUsed="0" w:uiPriority="10" w:semiHidden="0" w:name="Title"/>
     <w:lsdException w:uiPriority="99" w:name="Closing"/>
     <w:lsdException w:uiPriority="99" w:name="Signature"/>
-    <w:lsdException w:uiPriority="1" w:semiHidden="0" w:name="Default Paragraph Font"/>
+    <w:lsdException w:qFormat="1" w:uiPriority="1" w:semiHidden="0" w:name="Default Paragraph Font"/>
     <w:lsdException w:uiPriority="99" w:name="Body Text"/>
     <w:lsdException w:uiPriority="99" w:name="Body Text Indent"/>
     <w:lsdException w:uiPriority="99" w:name="List Continue"/>
@@ -220,7 +469,7 @@
     <w:lsdException w:uiPriority="99" w:name="Document Map"/>
     <w:lsdException w:uiPriority="99" w:name="Plain Text"/>
     <w:lsdException w:uiPriority="99" w:name="E-mail Signature"/>
-    <w:lsdException w:uiPriority="99" w:name="Normal (Web)"/>
+    <w:lsdException w:qFormat="1" w:uiPriority="99" w:name="Normal (Web)"/>
     <w:lsdException w:uiPriority="99" w:name="HTML Acronym"/>
     <w:lsdException w:uiPriority="99" w:name="HTML Address"/>
     <w:lsdException w:uiPriority="99" w:name="HTML Cite"/>
@@ -231,7 +480,7 @@
     <w:lsdException w:uiPriority="99" w:name="HTML Sample"/>
     <w:lsdException w:uiPriority="99" w:name="HTML Typewriter"/>
     <w:lsdException w:uiPriority="99" w:name="HTML Variable"/>
-    <w:lsdException w:uiPriority="99" w:name="Normal Table"/>
+    <w:lsdException w:qFormat="1" w:uiPriority="99" w:name="Normal Table"/>
     <w:lsdException w:uiPriority="99" w:name="annotation subject"/>
     <w:lsdException w:uiPriority="99" w:name="Table Simple 1"/>
     <w:lsdException w:uiPriority="99" w:name="Table Simple 2"/>
@@ -621,12 +870,14 @@
   <w:style w:type="character" w:default="1" w:styleId="11">
     <w:name w:val="Default Paragraph Font"/>
     <w:unhideWhenUsed/>
+    <w:qFormat/>
     <w:uiPriority w:val="1"/>
   </w:style>
   <w:style w:type="table" w:default="1" w:styleId="12">
     <w:name w:val="Normal Table"/>
     <w:semiHidden/>
     <w:unhideWhenUsed/>
+    <w:qFormat/>
     <w:uiPriority w:val="99"/>
     <w:tblPr>
       <w:tblCellMar>
@@ -749,6 +1000,7 @@
     <w:name w:val="Normal (Web)"/>
     <w:semiHidden/>
     <w:unhideWhenUsed/>
+    <w:qFormat/>
     <w:uiPriority w:val="99"/>
     <w:pPr>
       <w:spacing w:before="0" w:beforeAutospacing="1" w:after="0" w:afterAutospacing="1"/>
@@ -756,6 +1008,7 @@
       <w:jc w:val="left"/>
     </w:pPr>
     <w:rPr>
+      <w:rFonts w:ascii="Times New Roman" w:hAnsi="Times New Roman" w:eastAsia="SimSun" w:cs="Times New Roman"/>
       <w:kern w:val="0"/>
       <w:lang w:val="en-US" w:eastAsia="zh-CN" w:bidi="ar"/>
     </w:rPr>
@@ -792,6 +1045,7 @@
     <w:basedOn w:val="11"/>
     <w:link w:val="4"/>
     <w:semiHidden/>
+    <w:qFormat/>
     <w:uiPriority w:val="9"/>
     <w:rPr>
       <w:rFonts w:eastAsiaTheme="majorEastAsia" w:cstheme="majorBidi"/>
@@ -924,6 +1178,7 @@
     <w:name w:val="副標題 字元"/>
     <w:basedOn w:val="11"/>
     <w:link w:val="16"/>
+    <w:qFormat/>
     <w:uiPriority w:val="11"/>
     <w:rPr>
       <w:rFonts w:asciiTheme="majorHAnsi" w:hAnsiTheme="majorHAnsi" w:eastAsiaTheme="majorEastAsia" w:cstheme="majorBidi"/>

--- a/Doc1.docx
+++ b/Doc1.docx
@@ -6,9 +6,9 @@
       <w:r>
         <w:drawing>
           <wp:inline distT="0" distB="0" distL="114300" distR="114300">
-            <wp:extent cx="8105775" cy="4467225"/>
-            <wp:effectExtent l="0" t="0" r="1270" b="1905"/>
-            <wp:docPr id="1" name="圖片 1"/>
+            <wp:extent cx="4638675" cy="3876675"/>
+            <wp:effectExtent l="0" t="0" r="3175" b="9525"/>
+            <wp:docPr id="7" name="圖片 7"/>
             <wp:cNvGraphicFramePr>
               <a:graphicFrameLocks xmlns:a="http://schemas.openxmlformats.org/drawingml/2006/main" noChangeAspect="1"/>
             </wp:cNvGraphicFramePr>
@@ -16,7 +16,7 @@
               <a:graphicData uri="http://schemas.openxmlformats.org/drawingml/2006/picture">
                 <pic:pic xmlns:pic="http://schemas.openxmlformats.org/drawingml/2006/picture">
                   <pic:nvPicPr>
-                    <pic:cNvPr id="1" name="圖片 1"/>
+                    <pic:cNvPr id="7" name="圖片 7"/>
                     <pic:cNvPicPr>
                       <a:picLocks noChangeAspect="1"/>
                     </pic:cNvPicPr>
@@ -30,7 +30,7 @@
                   <pic:spPr>
                     <a:xfrm>
                       <a:off x="0" y="0"/>
-                      <a:ext cx="8105775" cy="4467225"/>
+                      <a:ext cx="4638675" cy="3876675"/>
                     </a:xfrm>
                     <a:prstGeom prst="rect">
                       <a:avLst/>
@@ -47,14 +47,13 @@
         </w:drawing>
       </w:r>
     </w:p>
-    <w:p/>
     <w:p>
       <w:r>
         <w:drawing>
           <wp:inline distT="0" distB="0" distL="114300" distR="114300">
-            <wp:extent cx="4333875" cy="4229100"/>
-            <wp:effectExtent l="0" t="0" r="5715" b="2540"/>
-            <wp:docPr id="2" name="圖片 2"/>
+            <wp:extent cx="4429125" cy="3590925"/>
+            <wp:effectExtent l="0" t="0" r="7620" b="3810"/>
+            <wp:docPr id="8" name="圖片 8"/>
             <wp:cNvGraphicFramePr>
               <a:graphicFrameLocks xmlns:a="http://schemas.openxmlformats.org/drawingml/2006/main" noChangeAspect="1"/>
             </wp:cNvGraphicFramePr>
@@ -62,7 +61,7 @@
               <a:graphicData uri="http://schemas.openxmlformats.org/drawingml/2006/picture">
                 <pic:pic xmlns:pic="http://schemas.openxmlformats.org/drawingml/2006/picture">
                   <pic:nvPicPr>
-                    <pic:cNvPr id="2" name="圖片 2"/>
+                    <pic:cNvPr id="8" name="圖片 8"/>
                     <pic:cNvPicPr>
                       <a:picLocks noChangeAspect="1"/>
                     </pic:cNvPicPr>
@@ -76,7 +75,7 @@
                   <pic:spPr>
                     <a:xfrm>
                       <a:off x="0" y="0"/>
-                      <a:ext cx="4333875" cy="4229100"/>
+                      <a:ext cx="4429125" cy="3590925"/>
                     </a:xfrm>
                     <a:prstGeom prst="rect">
                       <a:avLst/>
@@ -93,26 +92,13 @@
         </w:drawing>
       </w:r>
     </w:p>
-    <w:p/>
     <w:p>
-      <w:pPr>
-        <w:rPr>
-          <w:rFonts w:ascii="SimSun" w:hAnsi="SimSun" w:eastAsia="SimSun" w:cs="SimSun"/>
-          <w:sz w:val="24"/>
-          <w:szCs w:val="24"/>
-        </w:rPr>
-      </w:pPr>
       <w:r>
-        <w:rPr>
-          <w:rFonts w:ascii="SimSun" w:hAnsi="SimSun" w:eastAsia="SimSun" w:cs="SimSun"/>
-          <w:sz w:val="24"/>
-          <w:szCs w:val="24"/>
-        </w:rPr>
         <w:drawing>
           <wp:inline distT="0" distB="0" distL="114300" distR="114300">
-            <wp:extent cx="6810375" cy="2721610"/>
-            <wp:effectExtent l="0" t="0" r="1270" b="9525"/>
-            <wp:docPr id="3" name="圖片 3" descr="IMG_256"/>
+            <wp:extent cx="4410075" cy="4048125"/>
+            <wp:effectExtent l="0" t="0" r="5080" b="0"/>
+            <wp:docPr id="9" name="圖片 9"/>
             <wp:cNvGraphicFramePr>
               <a:graphicFrameLocks xmlns:a="http://schemas.openxmlformats.org/drawingml/2006/main" noChangeAspect="1"/>
             </wp:cNvGraphicFramePr>
@@ -120,7 +106,7 @@
               <a:graphicData uri="http://schemas.openxmlformats.org/drawingml/2006/picture">
                 <pic:pic xmlns:pic="http://schemas.openxmlformats.org/drawingml/2006/picture">
                   <pic:nvPicPr>
-                    <pic:cNvPr id="3" name="圖片 3" descr="IMG_256"/>
+                    <pic:cNvPr id="9" name="圖片 9"/>
                     <pic:cNvPicPr>
                       <a:picLocks noChangeAspect="1"/>
                     </pic:cNvPicPr>
@@ -134,61 +120,7 @@
                   <pic:spPr>
                     <a:xfrm>
                       <a:off x="0" y="0"/>
-                      <a:ext cx="6810375" cy="2721610"/>
-                    </a:xfrm>
-                    <a:prstGeom prst="rect">
-                      <a:avLst/>
-                    </a:prstGeom>
-                    <a:noFill/>
-                    <a:ln w="9525">
-                      <a:noFill/>
-                    </a:ln>
-                  </pic:spPr>
-                </pic:pic>
-              </a:graphicData>
-            </a:graphic>
-          </wp:inline>
-        </w:drawing>
-      </w:r>
-    </w:p>
-    <w:p>
-      <w:pPr>
-        <w:rPr>
-          <w:rFonts w:ascii="SimSun" w:hAnsi="SimSun" w:eastAsia="SimSun" w:cs="SimSun"/>
-          <w:sz w:val="24"/>
-          <w:szCs w:val="24"/>
-        </w:rPr>
-      </w:pPr>
-    </w:p>
-    <w:p>
-      <w:r>
-        <w:drawing>
-          <wp:inline distT="0" distB="0" distL="114300" distR="114300">
-            <wp:extent cx="6830695" cy="6638290"/>
-            <wp:effectExtent l="0" t="0" r="2540" b="635"/>
-            <wp:docPr id="4" name="圖片 4"/>
-            <wp:cNvGraphicFramePr>
-              <a:graphicFrameLocks xmlns:a="http://schemas.openxmlformats.org/drawingml/2006/main" noChangeAspect="1"/>
-            </wp:cNvGraphicFramePr>
-            <a:graphic xmlns:a="http://schemas.openxmlformats.org/drawingml/2006/main">
-              <a:graphicData uri="http://schemas.openxmlformats.org/drawingml/2006/picture">
-                <pic:pic xmlns:pic="http://schemas.openxmlformats.org/drawingml/2006/picture">
-                  <pic:nvPicPr>
-                    <pic:cNvPr id="4" name="圖片 4"/>
-                    <pic:cNvPicPr>
-                      <a:picLocks noChangeAspect="1"/>
-                    </pic:cNvPicPr>
-                  </pic:nvPicPr>
-                  <pic:blipFill>
-                    <a:blip r:embed="rId9"/>
-                    <a:stretch>
-                      <a:fillRect/>
-                    </a:stretch>
-                  </pic:blipFill>
-                  <pic:spPr>
-                    <a:xfrm>
-                      <a:off x="0" y="0"/>
-                      <a:ext cx="6830695" cy="6638290"/>
+                      <a:ext cx="4410075" cy="4048125"/>
                     </a:xfrm>
                     <a:prstGeom prst="rect">
                       <a:avLst/>
@@ -205,14 +137,13 @@
         </w:drawing>
       </w:r>
     </w:p>
-    <w:p/>
     <w:p>
       <w:r>
         <w:drawing>
           <wp:inline distT="0" distB="0" distL="114300" distR="114300">
-            <wp:extent cx="4419600" cy="4010025"/>
-            <wp:effectExtent l="0" t="0" r="6350" b="5715"/>
-            <wp:docPr id="5" name="圖片 5"/>
+            <wp:extent cx="4181475" cy="3476625"/>
+            <wp:effectExtent l="0" t="0" r="6985" b="10160"/>
+            <wp:docPr id="10" name="圖片 10"/>
             <wp:cNvGraphicFramePr>
               <a:graphicFrameLocks xmlns:a="http://schemas.openxmlformats.org/drawingml/2006/main" noChangeAspect="1"/>
             </wp:cNvGraphicFramePr>
@@ -220,13 +151,13 @@
               <a:graphicData uri="http://schemas.openxmlformats.org/drawingml/2006/picture">
                 <pic:pic xmlns:pic="http://schemas.openxmlformats.org/drawingml/2006/picture">
                   <pic:nvPicPr>
-                    <pic:cNvPr id="5" name="圖片 5"/>
+                    <pic:cNvPr id="10" name="圖片 10"/>
                     <pic:cNvPicPr>
                       <a:picLocks noChangeAspect="1"/>
                     </pic:cNvPicPr>
                   </pic:nvPicPr>
                   <pic:blipFill>
-                    <a:blip r:embed="rId10"/>
+                    <a:blip r:embed="rId9"/>
                     <a:stretch>
                       <a:fillRect/>
                     </a:stretch>
@@ -234,7 +165,7 @@
                   <pic:spPr>
                     <a:xfrm>
                       <a:off x="0" y="0"/>
-                      <a:ext cx="4419600" cy="4010025"/>
+                      <a:ext cx="4181475" cy="3476625"/>
                     </a:xfrm>
                     <a:prstGeom prst="rect">
                       <a:avLst/>
@@ -251,14 +182,13 @@
         </w:drawing>
       </w:r>
     </w:p>
-    <w:p/>
     <w:p>
       <w:r>
         <w:drawing>
           <wp:inline distT="0" distB="0" distL="114300" distR="114300">
-            <wp:extent cx="4619625" cy="4105275"/>
-            <wp:effectExtent l="0" t="0" r="635" b="7620"/>
-            <wp:docPr id="6" name="圖片 6"/>
+            <wp:extent cx="4191000" cy="3848100"/>
+            <wp:effectExtent l="0" t="0" r="8255" b="5715"/>
+            <wp:docPr id="11" name="圖片 11"/>
             <wp:cNvGraphicFramePr>
               <a:graphicFrameLocks xmlns:a="http://schemas.openxmlformats.org/drawingml/2006/main" noChangeAspect="1"/>
             </wp:cNvGraphicFramePr>
@@ -266,13 +196,13 @@
               <a:graphicData uri="http://schemas.openxmlformats.org/drawingml/2006/picture">
                 <pic:pic xmlns:pic="http://schemas.openxmlformats.org/drawingml/2006/picture">
                   <pic:nvPicPr>
-                    <pic:cNvPr id="6" name="圖片 6"/>
+                    <pic:cNvPr id="11" name="圖片 11"/>
                     <pic:cNvPicPr>
                       <a:picLocks noChangeAspect="1"/>
                     </pic:cNvPicPr>
                   </pic:nvPicPr>
                   <pic:blipFill>
-                    <a:blip r:embed="rId11"/>
+                    <a:blip r:embed="rId10"/>
                     <a:stretch>
                       <a:fillRect/>
                     </a:stretch>
@@ -280,7 +210,7 @@
                   <pic:spPr>
                     <a:xfrm>
                       <a:off x="0" y="0"/>
-                      <a:ext cx="4619625" cy="4105275"/>
+                      <a:ext cx="4191000" cy="3848100"/>
                     </a:xfrm>
                     <a:prstGeom prst="rect">
                       <a:avLst/>

--- a/Doc1.docx
+++ b/Doc1.docx
@@ -6,9 +6,9 @@
       <w:r>
         <w:drawing>
           <wp:inline distT="0" distB="0" distL="114300" distR="114300">
-            <wp:extent cx="4638675" cy="3876675"/>
-            <wp:effectExtent l="0" t="0" r="3175" b="9525"/>
-            <wp:docPr id="7" name="圖片 7"/>
+            <wp:extent cx="6824345" cy="4384675"/>
+            <wp:effectExtent l="0" t="0" r="8890" b="8890"/>
+            <wp:docPr id="12" name="圖片 12"/>
             <wp:cNvGraphicFramePr>
               <a:graphicFrameLocks xmlns:a="http://schemas.openxmlformats.org/drawingml/2006/main" noChangeAspect="1"/>
             </wp:cNvGraphicFramePr>
@@ -16,7 +16,7 @@
               <a:graphicData uri="http://schemas.openxmlformats.org/drawingml/2006/picture">
                 <pic:pic xmlns:pic="http://schemas.openxmlformats.org/drawingml/2006/picture">
                   <pic:nvPicPr>
-                    <pic:cNvPr id="7" name="圖片 7"/>
+                    <pic:cNvPr id="12" name="圖片 12"/>
                     <pic:cNvPicPr>
                       <a:picLocks noChangeAspect="1"/>
                     </pic:cNvPicPr>
@@ -30,7 +30,7 @@
                   <pic:spPr>
                     <a:xfrm>
                       <a:off x="0" y="0"/>
-                      <a:ext cx="4638675" cy="3876675"/>
+                      <a:ext cx="6824345" cy="4384675"/>
                     </a:xfrm>
                     <a:prstGeom prst="rect">
                       <a:avLst/>
@@ -51,9 +51,9 @@
       <w:r>
         <w:drawing>
           <wp:inline distT="0" distB="0" distL="114300" distR="114300">
-            <wp:extent cx="4429125" cy="3590925"/>
-            <wp:effectExtent l="0" t="0" r="7620" b="3810"/>
-            <wp:docPr id="8" name="圖片 8"/>
+            <wp:extent cx="4295775" cy="4067175"/>
+            <wp:effectExtent l="0" t="0" r="635" b="2540"/>
+            <wp:docPr id="13" name="圖片 13"/>
             <wp:cNvGraphicFramePr>
               <a:graphicFrameLocks xmlns:a="http://schemas.openxmlformats.org/drawingml/2006/main" noChangeAspect="1"/>
             </wp:cNvGraphicFramePr>
@@ -61,7 +61,7 @@
               <a:graphicData uri="http://schemas.openxmlformats.org/drawingml/2006/picture">
                 <pic:pic xmlns:pic="http://schemas.openxmlformats.org/drawingml/2006/picture">
                   <pic:nvPicPr>
-                    <pic:cNvPr id="8" name="圖片 8"/>
+                    <pic:cNvPr id="13" name="圖片 13"/>
                     <pic:cNvPicPr>
                       <a:picLocks noChangeAspect="1"/>
                     </pic:cNvPicPr>
@@ -75,142 +75,7 @@
                   <pic:spPr>
                     <a:xfrm>
                       <a:off x="0" y="0"/>
-                      <a:ext cx="4429125" cy="3590925"/>
-                    </a:xfrm>
-                    <a:prstGeom prst="rect">
-                      <a:avLst/>
-                    </a:prstGeom>
-                    <a:noFill/>
-                    <a:ln>
-                      <a:noFill/>
-                    </a:ln>
-                  </pic:spPr>
-                </pic:pic>
-              </a:graphicData>
-            </a:graphic>
-          </wp:inline>
-        </w:drawing>
-      </w:r>
-    </w:p>
-    <w:p>
-      <w:r>
-        <w:drawing>
-          <wp:inline distT="0" distB="0" distL="114300" distR="114300">
-            <wp:extent cx="4410075" cy="4048125"/>
-            <wp:effectExtent l="0" t="0" r="5080" b="0"/>
-            <wp:docPr id="9" name="圖片 9"/>
-            <wp:cNvGraphicFramePr>
-              <a:graphicFrameLocks xmlns:a="http://schemas.openxmlformats.org/drawingml/2006/main" noChangeAspect="1"/>
-            </wp:cNvGraphicFramePr>
-            <a:graphic xmlns:a="http://schemas.openxmlformats.org/drawingml/2006/main">
-              <a:graphicData uri="http://schemas.openxmlformats.org/drawingml/2006/picture">
-                <pic:pic xmlns:pic="http://schemas.openxmlformats.org/drawingml/2006/picture">
-                  <pic:nvPicPr>
-                    <pic:cNvPr id="9" name="圖片 9"/>
-                    <pic:cNvPicPr>
-                      <a:picLocks noChangeAspect="1"/>
-                    </pic:cNvPicPr>
-                  </pic:nvPicPr>
-                  <pic:blipFill>
-                    <a:blip r:embed="rId8"/>
-                    <a:stretch>
-                      <a:fillRect/>
-                    </a:stretch>
-                  </pic:blipFill>
-                  <pic:spPr>
-                    <a:xfrm>
-                      <a:off x="0" y="0"/>
-                      <a:ext cx="4410075" cy="4048125"/>
-                    </a:xfrm>
-                    <a:prstGeom prst="rect">
-                      <a:avLst/>
-                    </a:prstGeom>
-                    <a:noFill/>
-                    <a:ln>
-                      <a:noFill/>
-                    </a:ln>
-                  </pic:spPr>
-                </pic:pic>
-              </a:graphicData>
-            </a:graphic>
-          </wp:inline>
-        </w:drawing>
-      </w:r>
-    </w:p>
-    <w:p>
-      <w:r>
-        <w:drawing>
-          <wp:inline distT="0" distB="0" distL="114300" distR="114300">
-            <wp:extent cx="4181475" cy="3476625"/>
-            <wp:effectExtent l="0" t="0" r="6985" b="10160"/>
-            <wp:docPr id="10" name="圖片 10"/>
-            <wp:cNvGraphicFramePr>
-              <a:graphicFrameLocks xmlns:a="http://schemas.openxmlformats.org/drawingml/2006/main" noChangeAspect="1"/>
-            </wp:cNvGraphicFramePr>
-            <a:graphic xmlns:a="http://schemas.openxmlformats.org/drawingml/2006/main">
-              <a:graphicData uri="http://schemas.openxmlformats.org/drawingml/2006/picture">
-                <pic:pic xmlns:pic="http://schemas.openxmlformats.org/drawingml/2006/picture">
-                  <pic:nvPicPr>
-                    <pic:cNvPr id="10" name="圖片 10"/>
-                    <pic:cNvPicPr>
-                      <a:picLocks noChangeAspect="1"/>
-                    </pic:cNvPicPr>
-                  </pic:nvPicPr>
-                  <pic:blipFill>
-                    <a:blip r:embed="rId9"/>
-                    <a:stretch>
-                      <a:fillRect/>
-                    </a:stretch>
-                  </pic:blipFill>
-                  <pic:spPr>
-                    <a:xfrm>
-                      <a:off x="0" y="0"/>
-                      <a:ext cx="4181475" cy="3476625"/>
-                    </a:xfrm>
-                    <a:prstGeom prst="rect">
-                      <a:avLst/>
-                    </a:prstGeom>
-                    <a:noFill/>
-                    <a:ln>
-                      <a:noFill/>
-                    </a:ln>
-                  </pic:spPr>
-                </pic:pic>
-              </a:graphicData>
-            </a:graphic>
-          </wp:inline>
-        </w:drawing>
-      </w:r>
-    </w:p>
-    <w:p>
-      <w:r>
-        <w:drawing>
-          <wp:inline distT="0" distB="0" distL="114300" distR="114300">
-            <wp:extent cx="4191000" cy="3848100"/>
-            <wp:effectExtent l="0" t="0" r="8255" b="5715"/>
-            <wp:docPr id="11" name="圖片 11"/>
-            <wp:cNvGraphicFramePr>
-              <a:graphicFrameLocks xmlns:a="http://schemas.openxmlformats.org/drawingml/2006/main" noChangeAspect="1"/>
-            </wp:cNvGraphicFramePr>
-            <a:graphic xmlns:a="http://schemas.openxmlformats.org/drawingml/2006/main">
-              <a:graphicData uri="http://schemas.openxmlformats.org/drawingml/2006/picture">
-                <pic:pic xmlns:pic="http://schemas.openxmlformats.org/drawingml/2006/picture">
-                  <pic:nvPicPr>
-                    <pic:cNvPr id="11" name="圖片 11"/>
-                    <pic:cNvPicPr>
-                      <a:picLocks noChangeAspect="1"/>
-                    </pic:cNvPicPr>
-                  </pic:nvPicPr>
-                  <pic:blipFill>
-                    <a:blip r:embed="rId10"/>
-                    <a:stretch>
-                      <a:fillRect/>
-                    </a:stretch>
-                  </pic:blipFill>
-                  <pic:spPr>
-                    <a:xfrm>
-                      <a:off x="0" y="0"/>
-                      <a:ext cx="4191000" cy="3848100"/>
+                      <a:ext cx="4295775" cy="4067175"/>
                     </a:xfrm>
                     <a:prstGeom prst="rect">
                       <a:avLst/>
@@ -230,11 +95,87 @@
     <w:p>
       <w:pPr>
         <w:rPr>
+          <w:rFonts w:ascii="Segoe UI" w:hAnsi="Segoe UI" w:eastAsia="Segoe UI" w:cs="Segoe UI"/>
+          <w:i w:val="0"/>
+          <w:iCs w:val="0"/>
+          <w:caps w:val="0"/>
+          <w:color w:val="242424"/>
+          <w:spacing w:val="0"/>
+          <w:sz w:val="25"/>
+          <w:szCs w:val="25"/>
+          <w:shd w:val="clear" w:fill="F7F7F7"/>
+        </w:rPr>
+      </w:pPr>
+      <w:r>
+        <w:rPr>
+          <w:rFonts w:ascii="Segoe UI" w:hAnsi="Segoe UI" w:eastAsia="Segoe UI" w:cs="Segoe UI"/>
+          <w:i w:val="0"/>
+          <w:iCs w:val="0"/>
+          <w:caps w:val="0"/>
+          <w:color w:val="242424"/>
+          <w:spacing w:val="0"/>
+          <w:sz w:val="25"/>
+          <w:szCs w:val="25"/>
+          <w:shd w:val="clear" w:fill="F7F7F7"/>
+        </w:rPr>
+        <w:t>即使天天運動，若缺乏「肌力訓練」，肌肉依舊會無聲流失</w:t>
+      </w:r>
+    </w:p>
+    <w:p>
+      <w:r>
+        <w:drawing>
+          <wp:inline distT="0" distB="0" distL="114300" distR="114300">
+            <wp:extent cx="4581525" cy="3857625"/>
+            <wp:effectExtent l="0" t="0" r="6350" b="6985"/>
+            <wp:docPr id="14" name="圖片 14"/>
+            <wp:cNvGraphicFramePr>
+              <a:graphicFrameLocks xmlns:a="http://schemas.openxmlformats.org/drawingml/2006/main" noChangeAspect="1"/>
+            </wp:cNvGraphicFramePr>
+            <a:graphic xmlns:a="http://schemas.openxmlformats.org/drawingml/2006/main">
+              <a:graphicData uri="http://schemas.openxmlformats.org/drawingml/2006/picture">
+                <pic:pic xmlns:pic="http://schemas.openxmlformats.org/drawingml/2006/picture">
+                  <pic:nvPicPr>
+                    <pic:cNvPr id="14" name="圖片 14"/>
+                    <pic:cNvPicPr>
+                      <a:picLocks noChangeAspect="1"/>
+                    </pic:cNvPicPr>
+                  </pic:nvPicPr>
+                  <pic:blipFill>
+                    <a:blip r:embed="rId8"/>
+                    <a:stretch>
+                      <a:fillRect/>
+                    </a:stretch>
+                  </pic:blipFill>
+                  <pic:spPr>
+                    <a:xfrm>
+                      <a:off x="0" y="0"/>
+                      <a:ext cx="4581525" cy="3857625"/>
+                    </a:xfrm>
+                    <a:prstGeom prst="rect">
+                      <a:avLst/>
+                    </a:prstGeom>
+                    <a:noFill/>
+                    <a:ln>
+                      <a:noFill/>
+                    </a:ln>
+                  </pic:spPr>
+                </pic:pic>
+              </a:graphicData>
+            </a:graphic>
+          </wp:inline>
+        </w:drawing>
+      </w:r>
+    </w:p>
+    <w:p>
+      <w:bookmarkStart w:id="0" w:name="_GoBack"/>
+      <w:bookmarkEnd w:id="0"/>
+    </w:p>
+    <w:p>
+      <w:pPr>
+        <w:rPr>
           <w:rFonts w:hint="eastAsia"/>
         </w:rPr>
       </w:pPr>
-      <w:bookmarkStart w:id="0" w:name="_GoBack"/>
-      <w:bookmarkEnd w:id="0"/>
     </w:p>
     <w:sectPr>
       <w:pgSz w:w="11906" w:h="16838"/>

--- a/Doc1.docx
+++ b/Doc1.docx
@@ -6,9 +6,9 @@
       <w:r>
         <w:drawing>
           <wp:inline distT="0" distB="0" distL="114300" distR="114300">
-            <wp:extent cx="6824345" cy="4384675"/>
-            <wp:effectExtent l="0" t="0" r="8890" b="8890"/>
-            <wp:docPr id="12" name="圖片 12"/>
+            <wp:extent cx="4638675" cy="4333875"/>
+            <wp:effectExtent l="0" t="0" r="3175" b="5715"/>
+            <wp:docPr id="1" name="圖片 1"/>
             <wp:cNvGraphicFramePr>
               <a:graphicFrameLocks xmlns:a="http://schemas.openxmlformats.org/drawingml/2006/main" noChangeAspect="1"/>
             </wp:cNvGraphicFramePr>
@@ -16,7 +16,7 @@
               <a:graphicData uri="http://schemas.openxmlformats.org/drawingml/2006/picture">
                 <pic:pic xmlns:pic="http://schemas.openxmlformats.org/drawingml/2006/picture">
                   <pic:nvPicPr>
-                    <pic:cNvPr id="12" name="圖片 12"/>
+                    <pic:cNvPr id="1" name="圖片 1"/>
                     <pic:cNvPicPr>
                       <a:picLocks noChangeAspect="1"/>
                     </pic:cNvPicPr>
@@ -30,7 +30,7 @@
                   <pic:spPr>
                     <a:xfrm>
                       <a:off x="0" y="0"/>
-                      <a:ext cx="6824345" cy="4384675"/>
+                      <a:ext cx="4638675" cy="4333875"/>
                     </a:xfrm>
                     <a:prstGeom prst="rect">
                       <a:avLst/>
@@ -47,13 +47,14 @@
         </w:drawing>
       </w:r>
     </w:p>
+    <w:p/>
     <w:p>
       <w:r>
         <w:drawing>
           <wp:inline distT="0" distB="0" distL="114300" distR="114300">
-            <wp:extent cx="4295775" cy="4067175"/>
-            <wp:effectExtent l="0" t="0" r="635" b="2540"/>
-            <wp:docPr id="13" name="圖片 13"/>
+            <wp:extent cx="4572000" cy="4067175"/>
+            <wp:effectExtent l="0" t="0" r="5080" b="2540"/>
+            <wp:docPr id="2" name="圖片 2"/>
             <wp:cNvGraphicFramePr>
               <a:graphicFrameLocks xmlns:a="http://schemas.openxmlformats.org/drawingml/2006/main" noChangeAspect="1"/>
             </wp:cNvGraphicFramePr>
@@ -61,7 +62,7 @@
               <a:graphicData uri="http://schemas.openxmlformats.org/drawingml/2006/picture">
                 <pic:pic xmlns:pic="http://schemas.openxmlformats.org/drawingml/2006/picture">
                   <pic:nvPicPr>
-                    <pic:cNvPr id="13" name="圖片 13"/>
+                    <pic:cNvPr id="2" name="圖片 2"/>
                     <pic:cNvPicPr>
                       <a:picLocks noChangeAspect="1"/>
                     </pic:cNvPicPr>
@@ -75,7 +76,7 @@
                   <pic:spPr>
                     <a:xfrm>
                       <a:off x="0" y="0"/>
-                      <a:ext cx="4295775" cy="4067175"/>
+                      <a:ext cx="4572000" cy="4067175"/>
                     </a:xfrm>
                     <a:prstGeom prst="rect">
                       <a:avLst/>
@@ -92,42 +93,14 @@
         </w:drawing>
       </w:r>
     </w:p>
-    <w:p>
-      <w:pPr>
-        <w:rPr>
-          <w:rFonts w:ascii="Segoe UI" w:hAnsi="Segoe UI" w:eastAsia="Segoe UI" w:cs="Segoe UI"/>
-          <w:i w:val="0"/>
-          <w:iCs w:val="0"/>
-          <w:caps w:val="0"/>
-          <w:color w:val="242424"/>
-          <w:spacing w:val="0"/>
-          <w:sz w:val="25"/>
-          <w:szCs w:val="25"/>
-          <w:shd w:val="clear" w:fill="F7F7F7"/>
-        </w:rPr>
-      </w:pPr>
-      <w:r>
-        <w:rPr>
-          <w:rFonts w:ascii="Segoe UI" w:hAnsi="Segoe UI" w:eastAsia="Segoe UI" w:cs="Segoe UI"/>
-          <w:i w:val="0"/>
-          <w:iCs w:val="0"/>
-          <w:caps w:val="0"/>
-          <w:color w:val="242424"/>
-          <w:spacing w:val="0"/>
-          <w:sz w:val="25"/>
-          <w:szCs w:val="25"/>
-          <w:shd w:val="clear" w:fill="F7F7F7"/>
-        </w:rPr>
-        <w:t>即使天天運動，若缺乏「肌力訓練」，肌肉依舊會無聲流失</w:t>
-      </w:r>
-    </w:p>
+    <w:p/>
     <w:p>
       <w:r>
         <w:drawing>
           <wp:inline distT="0" distB="0" distL="114300" distR="114300">
-            <wp:extent cx="4581525" cy="3857625"/>
-            <wp:effectExtent l="0" t="0" r="6350" b="6985"/>
-            <wp:docPr id="14" name="圖片 14"/>
+            <wp:extent cx="4562475" cy="4181475"/>
+            <wp:effectExtent l="0" t="0" r="3810" b="6985"/>
+            <wp:docPr id="3" name="圖片 3"/>
             <wp:cNvGraphicFramePr>
               <a:graphicFrameLocks xmlns:a="http://schemas.openxmlformats.org/drawingml/2006/main" noChangeAspect="1"/>
             </wp:cNvGraphicFramePr>
@@ -135,7 +108,7 @@
               <a:graphicData uri="http://schemas.openxmlformats.org/drawingml/2006/picture">
                 <pic:pic xmlns:pic="http://schemas.openxmlformats.org/drawingml/2006/picture">
                   <pic:nvPicPr>
-                    <pic:cNvPr id="14" name="圖片 14"/>
+                    <pic:cNvPr id="3" name="圖片 3"/>
                     <pic:cNvPicPr>
                       <a:picLocks noChangeAspect="1"/>
                     </pic:cNvPicPr>
@@ -149,7 +122,7 @@
                   <pic:spPr>
                     <a:xfrm>
                       <a:off x="0" y="0"/>
-                      <a:ext cx="4581525" cy="3857625"/>
+                      <a:ext cx="4562475" cy="4181475"/>
                     </a:xfrm>
                     <a:prstGeom prst="rect">
                       <a:avLst/>
@@ -166,16 +139,62 @@
         </w:drawing>
       </w:r>
     </w:p>
+    <w:p/>
+    <w:p/>
     <w:p>
-      <w:bookmarkStart w:id="0" w:name="_GoBack"/>
-      <w:bookmarkEnd w:id="0"/>
+      <w:r>
+        <w:drawing>
+          <wp:inline distT="0" distB="0" distL="114300" distR="114300">
+            <wp:extent cx="7458075" cy="12420600"/>
+            <wp:effectExtent l="0" t="0" r="1270" b="4445"/>
+            <wp:docPr id="5" name="圖片 5"/>
+            <wp:cNvGraphicFramePr>
+              <a:graphicFrameLocks xmlns:a="http://schemas.openxmlformats.org/drawingml/2006/main" noChangeAspect="1"/>
+            </wp:cNvGraphicFramePr>
+            <a:graphic xmlns:a="http://schemas.openxmlformats.org/drawingml/2006/main">
+              <a:graphicData uri="http://schemas.openxmlformats.org/drawingml/2006/picture">
+                <pic:pic xmlns:pic="http://schemas.openxmlformats.org/drawingml/2006/picture">
+                  <pic:nvPicPr>
+                    <pic:cNvPr id="5" name="圖片 5"/>
+                    <pic:cNvPicPr>
+                      <a:picLocks noChangeAspect="1"/>
+                    </pic:cNvPicPr>
+                  </pic:nvPicPr>
+                  <pic:blipFill>
+                    <a:blip r:embed="rId9"/>
+                    <a:stretch>
+                      <a:fillRect/>
+                    </a:stretch>
+                  </pic:blipFill>
+                  <pic:spPr>
+                    <a:xfrm>
+                      <a:off x="0" y="0"/>
+                      <a:ext cx="7458075" cy="12420600"/>
+                    </a:xfrm>
+                    <a:prstGeom prst="rect">
+                      <a:avLst/>
+                    </a:prstGeom>
+                    <a:noFill/>
+                    <a:ln>
+                      <a:noFill/>
+                    </a:ln>
+                  </pic:spPr>
+                </pic:pic>
+              </a:graphicData>
+            </a:graphic>
+          </wp:inline>
+        </w:drawing>
+      </w:r>
     </w:p>
+    <w:p/>
     <w:p>
       <w:pPr>
         <w:rPr>
           <w:rFonts w:hint="eastAsia"/>
         </w:rPr>
       </w:pPr>
+      <w:bookmarkStart w:id="0" w:name="_GoBack"/>
+      <w:bookmarkEnd w:id="0"/>
     </w:p>
     <w:sectPr>
       <w:pgSz w:w="11906" w:h="16838"/>

--- a/Doc1.docx
+++ b/Doc1.docx
@@ -186,6 +186,99 @@
         </w:drawing>
       </w:r>
     </w:p>
+    <w:p>
+      <w:r>
+        <w:drawing>
+          <wp:inline distT="0" distB="0" distL="114300" distR="114300">
+            <wp:extent cx="8108315" cy="6027420"/>
+            <wp:effectExtent l="0" t="0" r="9525" b="6985"/>
+            <wp:docPr id="6" name="圖片 6"/>
+            <wp:cNvGraphicFramePr>
+              <a:graphicFrameLocks xmlns:a="http://schemas.openxmlformats.org/drawingml/2006/main" noChangeAspect="1"/>
+            </wp:cNvGraphicFramePr>
+            <a:graphic xmlns:a="http://schemas.openxmlformats.org/drawingml/2006/main">
+              <a:graphicData uri="http://schemas.openxmlformats.org/drawingml/2006/picture">
+                <pic:pic xmlns:pic="http://schemas.openxmlformats.org/drawingml/2006/picture">
+                  <pic:nvPicPr>
+                    <pic:cNvPr id="6" name="圖片 6"/>
+                    <pic:cNvPicPr>
+                      <a:picLocks noChangeAspect="1"/>
+                    </pic:cNvPicPr>
+                  </pic:nvPicPr>
+                  <pic:blipFill>
+                    <a:blip r:embed="rId10"/>
+                    <a:stretch>
+                      <a:fillRect/>
+                    </a:stretch>
+                  </pic:blipFill>
+                  <pic:spPr>
+                    <a:xfrm>
+                      <a:off x="0" y="0"/>
+                      <a:ext cx="8108315" cy="6027420"/>
+                    </a:xfrm>
+                    <a:prstGeom prst="rect">
+                      <a:avLst/>
+                    </a:prstGeom>
+                    <a:noFill/>
+                    <a:ln>
+                      <a:noFill/>
+                    </a:ln>
+                  </pic:spPr>
+                </pic:pic>
+              </a:graphicData>
+            </a:graphic>
+          </wp:inline>
+        </w:drawing>
+      </w:r>
+    </w:p>
+    <w:p/>
+    <w:p>
+      <w:r>
+        <w:drawing>
+          <wp:inline distT="0" distB="0" distL="114300" distR="114300">
+            <wp:extent cx="8102600" cy="5807075"/>
+            <wp:effectExtent l="0" t="0" r="4445" b="635"/>
+            <wp:docPr id="8" name="圖片 8"/>
+            <wp:cNvGraphicFramePr>
+              <a:graphicFrameLocks xmlns:a="http://schemas.openxmlformats.org/drawingml/2006/main" noChangeAspect="1"/>
+            </wp:cNvGraphicFramePr>
+            <a:graphic xmlns:a="http://schemas.openxmlformats.org/drawingml/2006/main">
+              <a:graphicData uri="http://schemas.openxmlformats.org/drawingml/2006/picture">
+                <pic:pic xmlns:pic="http://schemas.openxmlformats.org/drawingml/2006/picture">
+                  <pic:nvPicPr>
+                    <pic:cNvPr id="8" name="圖片 8"/>
+                    <pic:cNvPicPr>
+                      <a:picLocks noChangeAspect="1"/>
+                    </pic:cNvPicPr>
+                  </pic:nvPicPr>
+                  <pic:blipFill>
+                    <a:blip r:embed="rId11"/>
+                    <a:stretch>
+                      <a:fillRect/>
+                    </a:stretch>
+                  </pic:blipFill>
+                  <pic:spPr>
+                    <a:xfrm>
+                      <a:off x="0" y="0"/>
+                      <a:ext cx="8102600" cy="5807075"/>
+                    </a:xfrm>
+                    <a:prstGeom prst="rect">
+                      <a:avLst/>
+                    </a:prstGeom>
+                    <a:noFill/>
+                    <a:ln>
+                      <a:noFill/>
+                    </a:ln>
+                  </pic:spPr>
+                </pic:pic>
+              </a:graphicData>
+            </a:graphic>
+          </wp:inline>
+        </w:drawing>
+      </w:r>
+      <w:bookmarkStart w:id="0" w:name="_GoBack"/>
+      <w:bookmarkEnd w:id="0"/>
+    </w:p>
     <w:p/>
     <w:p>
       <w:pPr>
@@ -193,8 +286,6 @@
           <w:rFonts w:hint="eastAsia"/>
         </w:rPr>
       </w:pPr>
-      <w:bookmarkStart w:id="0" w:name="_GoBack"/>
-      <w:bookmarkEnd w:id="0"/>
     </w:p>
     <w:sectPr>
       <w:pgSz w:w="11906" w:h="16838"/>

--- a/Doc1.docx
+++ b/Doc1.docx
@@ -6,9 +6,9 @@
       <w:r>
         <w:drawing>
           <wp:inline distT="0" distB="0" distL="114300" distR="114300">
-            <wp:extent cx="4638675" cy="4333875"/>
-            <wp:effectExtent l="0" t="0" r="3175" b="5715"/>
-            <wp:docPr id="1" name="圖片 1"/>
+            <wp:extent cx="8094980" cy="2797810"/>
+            <wp:effectExtent l="0" t="0" r="1270" b="8890"/>
+            <wp:docPr id="9" name="圖片 9"/>
             <wp:cNvGraphicFramePr>
               <a:graphicFrameLocks xmlns:a="http://schemas.openxmlformats.org/drawingml/2006/main" noChangeAspect="1"/>
             </wp:cNvGraphicFramePr>
@@ -16,7 +16,7 @@
               <a:graphicData uri="http://schemas.openxmlformats.org/drawingml/2006/picture">
                 <pic:pic xmlns:pic="http://schemas.openxmlformats.org/drawingml/2006/picture">
                   <pic:nvPicPr>
-                    <pic:cNvPr id="1" name="圖片 1"/>
+                    <pic:cNvPr id="9" name="圖片 9"/>
                     <pic:cNvPicPr>
                       <a:picLocks noChangeAspect="1"/>
                     </pic:cNvPicPr>
@@ -30,146 +30,7 @@
                   <pic:spPr>
                     <a:xfrm>
                       <a:off x="0" y="0"/>
-                      <a:ext cx="4638675" cy="4333875"/>
-                    </a:xfrm>
-                    <a:prstGeom prst="rect">
-                      <a:avLst/>
-                    </a:prstGeom>
-                    <a:noFill/>
-                    <a:ln>
-                      <a:noFill/>
-                    </a:ln>
-                  </pic:spPr>
-                </pic:pic>
-              </a:graphicData>
-            </a:graphic>
-          </wp:inline>
-        </w:drawing>
-      </w:r>
-    </w:p>
-    <w:p/>
-    <w:p>
-      <w:r>
-        <w:drawing>
-          <wp:inline distT="0" distB="0" distL="114300" distR="114300">
-            <wp:extent cx="4572000" cy="4067175"/>
-            <wp:effectExtent l="0" t="0" r="5080" b="2540"/>
-            <wp:docPr id="2" name="圖片 2"/>
-            <wp:cNvGraphicFramePr>
-              <a:graphicFrameLocks xmlns:a="http://schemas.openxmlformats.org/drawingml/2006/main" noChangeAspect="1"/>
-            </wp:cNvGraphicFramePr>
-            <a:graphic xmlns:a="http://schemas.openxmlformats.org/drawingml/2006/main">
-              <a:graphicData uri="http://schemas.openxmlformats.org/drawingml/2006/picture">
-                <pic:pic xmlns:pic="http://schemas.openxmlformats.org/drawingml/2006/picture">
-                  <pic:nvPicPr>
-                    <pic:cNvPr id="2" name="圖片 2"/>
-                    <pic:cNvPicPr>
-                      <a:picLocks noChangeAspect="1"/>
-                    </pic:cNvPicPr>
-                  </pic:nvPicPr>
-                  <pic:blipFill>
-                    <a:blip r:embed="rId7"/>
-                    <a:stretch>
-                      <a:fillRect/>
-                    </a:stretch>
-                  </pic:blipFill>
-                  <pic:spPr>
-                    <a:xfrm>
-                      <a:off x="0" y="0"/>
-                      <a:ext cx="4572000" cy="4067175"/>
-                    </a:xfrm>
-                    <a:prstGeom prst="rect">
-                      <a:avLst/>
-                    </a:prstGeom>
-                    <a:noFill/>
-                    <a:ln>
-                      <a:noFill/>
-                    </a:ln>
-                  </pic:spPr>
-                </pic:pic>
-              </a:graphicData>
-            </a:graphic>
-          </wp:inline>
-        </w:drawing>
-      </w:r>
-    </w:p>
-    <w:p/>
-    <w:p>
-      <w:r>
-        <w:drawing>
-          <wp:inline distT="0" distB="0" distL="114300" distR="114300">
-            <wp:extent cx="4562475" cy="4181475"/>
-            <wp:effectExtent l="0" t="0" r="3810" b="6985"/>
-            <wp:docPr id="3" name="圖片 3"/>
-            <wp:cNvGraphicFramePr>
-              <a:graphicFrameLocks xmlns:a="http://schemas.openxmlformats.org/drawingml/2006/main" noChangeAspect="1"/>
-            </wp:cNvGraphicFramePr>
-            <a:graphic xmlns:a="http://schemas.openxmlformats.org/drawingml/2006/main">
-              <a:graphicData uri="http://schemas.openxmlformats.org/drawingml/2006/picture">
-                <pic:pic xmlns:pic="http://schemas.openxmlformats.org/drawingml/2006/picture">
-                  <pic:nvPicPr>
-                    <pic:cNvPr id="3" name="圖片 3"/>
-                    <pic:cNvPicPr>
-                      <a:picLocks noChangeAspect="1"/>
-                    </pic:cNvPicPr>
-                  </pic:nvPicPr>
-                  <pic:blipFill>
-                    <a:blip r:embed="rId8"/>
-                    <a:stretch>
-                      <a:fillRect/>
-                    </a:stretch>
-                  </pic:blipFill>
-                  <pic:spPr>
-                    <a:xfrm>
-                      <a:off x="0" y="0"/>
-                      <a:ext cx="4562475" cy="4181475"/>
-                    </a:xfrm>
-                    <a:prstGeom prst="rect">
-                      <a:avLst/>
-                    </a:prstGeom>
-                    <a:noFill/>
-                    <a:ln>
-                      <a:noFill/>
-                    </a:ln>
-                  </pic:spPr>
-                </pic:pic>
-              </a:graphicData>
-            </a:graphic>
-          </wp:inline>
-        </w:drawing>
-      </w:r>
-    </w:p>
-    <w:p/>
-    <w:p/>
-    <w:p>
-      <w:r>
-        <w:drawing>
-          <wp:inline distT="0" distB="0" distL="114300" distR="114300">
-            <wp:extent cx="7458075" cy="12420600"/>
-            <wp:effectExtent l="0" t="0" r="1270" b="4445"/>
-            <wp:docPr id="5" name="圖片 5"/>
-            <wp:cNvGraphicFramePr>
-              <a:graphicFrameLocks xmlns:a="http://schemas.openxmlformats.org/drawingml/2006/main" noChangeAspect="1"/>
-            </wp:cNvGraphicFramePr>
-            <a:graphic xmlns:a="http://schemas.openxmlformats.org/drawingml/2006/main">
-              <a:graphicData uri="http://schemas.openxmlformats.org/drawingml/2006/picture">
-                <pic:pic xmlns:pic="http://schemas.openxmlformats.org/drawingml/2006/picture">
-                  <pic:nvPicPr>
-                    <pic:cNvPr id="5" name="圖片 5"/>
-                    <pic:cNvPicPr>
-                      <a:picLocks noChangeAspect="1"/>
-                    </pic:cNvPicPr>
-                  </pic:nvPicPr>
-                  <pic:blipFill>
-                    <a:blip r:embed="rId9"/>
-                    <a:stretch>
-                      <a:fillRect/>
-                    </a:stretch>
-                  </pic:blipFill>
-                  <pic:spPr>
-                    <a:xfrm>
-                      <a:off x="0" y="0"/>
-                      <a:ext cx="7458075" cy="12420600"/>
+                      <a:ext cx="8094980" cy="2797810"/>
                     </a:xfrm>
                     <a:prstGeom prst="rect">
                       <a:avLst/>
@@ -190,9 +51,9 @@
       <w:r>
         <w:drawing>
           <wp:inline distT="0" distB="0" distL="114300" distR="114300">
-            <wp:extent cx="8108315" cy="6027420"/>
-            <wp:effectExtent l="0" t="0" r="9525" b="6985"/>
-            <wp:docPr id="6" name="圖片 6"/>
+            <wp:extent cx="8107680" cy="4976495"/>
+            <wp:effectExtent l="0" t="0" r="10160" b="0"/>
+            <wp:docPr id="10" name="圖片 10"/>
             <wp:cNvGraphicFramePr>
               <a:graphicFrameLocks xmlns:a="http://schemas.openxmlformats.org/drawingml/2006/main" noChangeAspect="1"/>
             </wp:cNvGraphicFramePr>
@@ -200,13 +61,13 @@
               <a:graphicData uri="http://schemas.openxmlformats.org/drawingml/2006/picture">
                 <pic:pic xmlns:pic="http://schemas.openxmlformats.org/drawingml/2006/picture">
                   <pic:nvPicPr>
-                    <pic:cNvPr id="6" name="圖片 6"/>
+                    <pic:cNvPr id="10" name="圖片 10"/>
                     <pic:cNvPicPr>
                       <a:picLocks noChangeAspect="1"/>
                     </pic:cNvPicPr>
                   </pic:nvPicPr>
                   <pic:blipFill>
-                    <a:blip r:embed="rId10"/>
+                    <a:blip r:embed="rId7"/>
                     <a:stretch>
                       <a:fillRect/>
                     </a:stretch>
@@ -214,7 +75,7 @@
                   <pic:spPr>
                     <a:xfrm>
                       <a:off x="0" y="0"/>
-                      <a:ext cx="8108315" cy="6027420"/>
+                      <a:ext cx="8107680" cy="4976495"/>
                     </a:xfrm>
                     <a:prstGeom prst="rect">
                       <a:avLst/>
@@ -231,55 +92,10 @@
         </w:drawing>
       </w:r>
     </w:p>
-    <w:p/>
     <w:p>
-      <w:r>
-        <w:drawing>
-          <wp:inline distT="0" distB="0" distL="114300" distR="114300">
-            <wp:extent cx="8102600" cy="5807075"/>
-            <wp:effectExtent l="0" t="0" r="4445" b="635"/>
-            <wp:docPr id="8" name="圖片 8"/>
-            <wp:cNvGraphicFramePr>
-              <a:graphicFrameLocks xmlns:a="http://schemas.openxmlformats.org/drawingml/2006/main" noChangeAspect="1"/>
-            </wp:cNvGraphicFramePr>
-            <a:graphic xmlns:a="http://schemas.openxmlformats.org/drawingml/2006/main">
-              <a:graphicData uri="http://schemas.openxmlformats.org/drawingml/2006/picture">
-                <pic:pic xmlns:pic="http://schemas.openxmlformats.org/drawingml/2006/picture">
-                  <pic:nvPicPr>
-                    <pic:cNvPr id="8" name="圖片 8"/>
-                    <pic:cNvPicPr>
-                      <a:picLocks noChangeAspect="1"/>
-                    </pic:cNvPicPr>
-                  </pic:nvPicPr>
-                  <pic:blipFill>
-                    <a:blip r:embed="rId11"/>
-                    <a:stretch>
-                      <a:fillRect/>
-                    </a:stretch>
-                  </pic:blipFill>
-                  <pic:spPr>
-                    <a:xfrm>
-                      <a:off x="0" y="0"/>
-                      <a:ext cx="8102600" cy="5807075"/>
-                    </a:xfrm>
-                    <a:prstGeom prst="rect">
-                      <a:avLst/>
-                    </a:prstGeom>
-                    <a:noFill/>
-                    <a:ln>
-                      <a:noFill/>
-                    </a:ln>
-                  </pic:spPr>
-                </pic:pic>
-              </a:graphicData>
-            </a:graphic>
-          </wp:inline>
-        </w:drawing>
-      </w:r>
       <w:bookmarkStart w:id="0" w:name="_GoBack"/>
       <w:bookmarkEnd w:id="0"/>
     </w:p>
-    <w:p/>
     <w:p>
       <w:pPr>
         <w:rPr>

--- a/Doc1.docx
+++ b/Doc1.docx
@@ -76,6 +76,51 @@
                     <a:xfrm>
                       <a:off x="0" y="0"/>
                       <a:ext cx="8107680" cy="4976495"/>
+                    </a:xfrm>
+                    <a:prstGeom prst="rect">
+                      <a:avLst/>
+                    </a:prstGeom>
+                    <a:noFill/>
+                    <a:ln>
+                      <a:noFill/>
+                    </a:ln>
+                  </pic:spPr>
+                </pic:pic>
+              </a:graphicData>
+            </a:graphic>
+          </wp:inline>
+        </w:drawing>
+      </w:r>
+    </w:p>
+    <w:p>
+      <w:r>
+        <w:drawing>
+          <wp:inline distT="0" distB="0" distL="114300" distR="114300">
+            <wp:extent cx="8094345" cy="1831340"/>
+            <wp:effectExtent l="0" t="0" r="1905" b="3810"/>
+            <wp:docPr id="11" name="圖片 11"/>
+            <wp:cNvGraphicFramePr>
+              <a:graphicFrameLocks xmlns:a="http://schemas.openxmlformats.org/drawingml/2006/main" noChangeAspect="1"/>
+            </wp:cNvGraphicFramePr>
+            <a:graphic xmlns:a="http://schemas.openxmlformats.org/drawingml/2006/main">
+              <a:graphicData uri="http://schemas.openxmlformats.org/drawingml/2006/picture">
+                <pic:pic xmlns:pic="http://schemas.openxmlformats.org/drawingml/2006/picture">
+                  <pic:nvPicPr>
+                    <pic:cNvPr id="11" name="圖片 11"/>
+                    <pic:cNvPicPr>
+                      <a:picLocks noChangeAspect="1"/>
+                    </pic:cNvPicPr>
+                  </pic:nvPicPr>
+                  <pic:blipFill>
+                    <a:blip r:embed="rId8"/>
+                    <a:stretch>
+                      <a:fillRect/>
+                    </a:stretch>
+                  </pic:blipFill>
+                  <pic:spPr>
+                    <a:xfrm>
+                      <a:off x="0" y="0"/>
+                      <a:ext cx="8094345" cy="1831340"/>
                     </a:xfrm>
                     <a:prstGeom prst="rect">
                       <a:avLst/>

--- a/Doc1.docx
+++ b/Doc1.docx
@@ -6,9 +6,9 @@
       <w:r>
         <w:drawing>
           <wp:inline distT="0" distB="0" distL="114300" distR="114300">
-            <wp:extent cx="8094980" cy="2797810"/>
-            <wp:effectExtent l="0" t="0" r="1270" b="8890"/>
-            <wp:docPr id="9" name="圖片 9"/>
+            <wp:extent cx="4238625" cy="3819525"/>
+            <wp:effectExtent l="0" t="0" r="3810" b="1905"/>
+            <wp:docPr id="12" name="圖片 12"/>
             <wp:cNvGraphicFramePr>
               <a:graphicFrameLocks xmlns:a="http://schemas.openxmlformats.org/drawingml/2006/main" noChangeAspect="1"/>
             </wp:cNvGraphicFramePr>
@@ -16,7 +16,7 @@
               <a:graphicData uri="http://schemas.openxmlformats.org/drawingml/2006/picture">
                 <pic:pic xmlns:pic="http://schemas.openxmlformats.org/drawingml/2006/picture">
                   <pic:nvPicPr>
-                    <pic:cNvPr id="9" name="圖片 9"/>
+                    <pic:cNvPr id="12" name="圖片 12"/>
                     <pic:cNvPicPr>
                       <a:picLocks noChangeAspect="1"/>
                     </pic:cNvPicPr>
@@ -30,7 +30,7 @@
                   <pic:spPr>
                     <a:xfrm>
                       <a:off x="0" y="0"/>
-                      <a:ext cx="8094980" cy="2797810"/>
+                      <a:ext cx="4238625" cy="3819525"/>
                     </a:xfrm>
                     <a:prstGeom prst="rect">
                       <a:avLst/>
@@ -51,9 +51,9 @@
       <w:r>
         <w:drawing>
           <wp:inline distT="0" distB="0" distL="114300" distR="114300">
-            <wp:extent cx="8107680" cy="4976495"/>
-            <wp:effectExtent l="0" t="0" r="10160" b="0"/>
-            <wp:docPr id="10" name="圖片 10"/>
+            <wp:extent cx="8086725" cy="5067300"/>
+            <wp:effectExtent l="0" t="0" r="9525" b="6350"/>
+            <wp:docPr id="13" name="圖片 13"/>
             <wp:cNvGraphicFramePr>
               <a:graphicFrameLocks xmlns:a="http://schemas.openxmlformats.org/drawingml/2006/main" noChangeAspect="1"/>
             </wp:cNvGraphicFramePr>
@@ -61,7 +61,7 @@
               <a:graphicData uri="http://schemas.openxmlformats.org/drawingml/2006/picture">
                 <pic:pic xmlns:pic="http://schemas.openxmlformats.org/drawingml/2006/picture">
                   <pic:nvPicPr>
-                    <pic:cNvPr id="10" name="圖片 10"/>
+                    <pic:cNvPr id="13" name="圖片 13"/>
                     <pic:cNvPicPr>
                       <a:picLocks noChangeAspect="1"/>
                     </pic:cNvPicPr>
@@ -75,7 +75,7 @@
                   <pic:spPr>
                     <a:xfrm>
                       <a:off x="0" y="0"/>
-                      <a:ext cx="8107680" cy="4976495"/>
+                      <a:ext cx="8086725" cy="5067300"/>
                     </a:xfrm>
                     <a:prstGeom prst="rect">
                       <a:avLst/>
@@ -92,61 +92,81 @@
         </w:drawing>
       </w:r>
     </w:p>
+    <w:p/>
     <w:p>
+      <w:pPr>
+        <w:rPr>
+          <w:rFonts w:ascii="Segoe UI" w:hAnsi="Segoe UI" w:eastAsia="Segoe UI" w:cs="Segoe UI"/>
+          <w:i w:val="0"/>
+          <w:iCs w:val="0"/>
+          <w:caps w:val="0"/>
+          <w:color w:val="242424"/>
+          <w:spacing w:val="0"/>
+          <w:sz w:val="25"/>
+          <w:szCs w:val="25"/>
+          <w:shd w:val="clear" w:fill="F7F7F7"/>
+        </w:rPr>
+      </w:pPr>
       <w:r>
-        <w:drawing>
-          <wp:inline distT="0" distB="0" distL="114300" distR="114300">
-            <wp:extent cx="8094345" cy="1831340"/>
-            <wp:effectExtent l="0" t="0" r="1905" b="3810"/>
-            <wp:docPr id="11" name="圖片 11"/>
-            <wp:cNvGraphicFramePr>
-              <a:graphicFrameLocks xmlns:a="http://schemas.openxmlformats.org/drawingml/2006/main" noChangeAspect="1"/>
-            </wp:cNvGraphicFramePr>
-            <a:graphic xmlns:a="http://schemas.openxmlformats.org/drawingml/2006/main">
-              <a:graphicData uri="http://schemas.openxmlformats.org/drawingml/2006/picture">
-                <pic:pic xmlns:pic="http://schemas.openxmlformats.org/drawingml/2006/picture">
-                  <pic:nvPicPr>
-                    <pic:cNvPr id="11" name="圖片 11"/>
-                    <pic:cNvPicPr>
-                      <a:picLocks noChangeAspect="1"/>
-                    </pic:cNvPicPr>
-                  </pic:nvPicPr>
-                  <pic:blipFill>
-                    <a:blip r:embed="rId8"/>
-                    <a:stretch>
-                      <a:fillRect/>
-                    </a:stretch>
-                  </pic:blipFill>
-                  <pic:spPr>
-                    <a:xfrm>
-                      <a:off x="0" y="0"/>
-                      <a:ext cx="8094345" cy="1831340"/>
-                    </a:xfrm>
-                    <a:prstGeom prst="rect">
-                      <a:avLst/>
-                    </a:prstGeom>
-                    <a:noFill/>
-                    <a:ln>
-                      <a:noFill/>
-                    </a:ln>
-                  </pic:spPr>
-                </pic:pic>
-              </a:graphicData>
-            </a:graphic>
-          </wp:inline>
-        </w:drawing>
+        <w:rPr>
+          <w:rFonts w:ascii="Segoe UI" w:hAnsi="Segoe UI" w:eastAsia="Segoe UI" w:cs="Segoe UI"/>
+          <w:i w:val="0"/>
+          <w:iCs w:val="0"/>
+          <w:caps w:val="0"/>
+          <w:color w:val="242424"/>
+          <w:spacing w:val="0"/>
+          <w:sz w:val="25"/>
+          <w:szCs w:val="25"/>
+          <w:shd w:val="clear" w:fill="F7F7F7"/>
+        </w:rPr>
+        <w:t>台灣政府計劃籌資數十億美元，赴美</w:t>
       </w:r>
-    </w:p>
-    <w:p>
-      <w:bookmarkStart w:id="0" w:name="_GoBack"/>
-      <w:bookmarkEnd w:id="0"/>
+      <w:r>
+        <w:rPr>
+          <w:rFonts w:hint="eastAsia" w:ascii="Segoe UI" w:hAnsi="Segoe UI" w:eastAsia="新細明體" w:cs="Segoe UI"/>
+          <w:i w:val="0"/>
+          <w:iCs w:val="0"/>
+          <w:caps w:val="0"/>
+          <w:color w:val="242424"/>
+          <w:spacing w:val="0"/>
+          <w:sz w:val="25"/>
+          <w:szCs w:val="25"/>
+          <w:shd w:val="clear" w:fill="F7F7F7"/>
+          <w:lang w:val="en-US" w:eastAsia="zh-TW"/>
+        </w:rPr>
+        <w:t>(德州)</w:t>
+      </w:r>
+      <w:r>
+        <w:rPr>
+          <w:rFonts w:ascii="Segoe UI" w:hAnsi="Segoe UI" w:eastAsia="Segoe UI" w:cs="Segoe UI"/>
+          <w:i w:val="0"/>
+          <w:iCs w:val="0"/>
+          <w:caps w:val="0"/>
+          <w:color w:val="242424"/>
+          <w:spacing w:val="0"/>
+          <w:sz w:val="25"/>
+          <w:szCs w:val="25"/>
+          <w:shd w:val="clear" w:fill="F7F7F7"/>
+        </w:rPr>
+        <w:t>打造工業園區，協助輝達（NVIDIA）及其他AI硬體業者建立完整供應鏈。對此，和碩董事長童子賢今（16）日表示，這就像廣達過去赴中國大陸上海松江設廠時，透過「Q bus」將相關產業整批帶過去，讓中小企業不必單打獨鬥，就能跟著產業聚落一起進軍海外</w:t>
+      </w:r>
     </w:p>
     <w:p>
       <w:pPr>
         <w:rPr>
-          <w:rFonts w:hint="eastAsia"/>
+          <w:rFonts w:hint="eastAsia" w:ascii="Segoe UI" w:hAnsi="Segoe UI" w:eastAsia="Segoe UI" w:cs="Segoe UI"/>
+          <w:i w:val="0"/>
+          <w:iCs w:val="0"/>
+          <w:caps w:val="0"/>
+          <w:color w:val="242424"/>
+          <w:spacing w:val="0"/>
+          <w:sz w:val="25"/>
+          <w:szCs w:val="25"/>
+          <w:shd w:val="clear" w:fill="F7F7F7"/>
         </w:rPr>
       </w:pPr>
+      <w:bookmarkStart w:id="0" w:name="_GoBack"/>
+      <w:bookmarkEnd w:id="0"/>
     </w:p>
     <w:sectPr>
       <w:pgSz w:w="11906" w:h="16838"/>

--- a/Doc1.docx
+++ b/Doc1.docx
@@ -6,9 +6,9 @@
       <w:r>
         <w:drawing>
           <wp:inline distT="0" distB="0" distL="114300" distR="114300">
-            <wp:extent cx="4238625" cy="3819525"/>
-            <wp:effectExtent l="0" t="0" r="3810" b="1905"/>
-            <wp:docPr id="12" name="圖片 12"/>
+            <wp:extent cx="4648200" cy="4019550"/>
+            <wp:effectExtent l="0" t="0" r="4445" b="6985"/>
+            <wp:docPr id="14" name="圖片 14"/>
             <wp:cNvGraphicFramePr>
               <a:graphicFrameLocks xmlns:a="http://schemas.openxmlformats.org/drawingml/2006/main" noChangeAspect="1"/>
             </wp:cNvGraphicFramePr>
@@ -16,7 +16,7 @@
               <a:graphicData uri="http://schemas.openxmlformats.org/drawingml/2006/picture">
                 <pic:pic xmlns:pic="http://schemas.openxmlformats.org/drawingml/2006/picture">
                   <pic:nvPicPr>
-                    <pic:cNvPr id="12" name="圖片 12"/>
+                    <pic:cNvPr id="14" name="圖片 14"/>
                     <pic:cNvPicPr>
                       <a:picLocks noChangeAspect="1"/>
                     </pic:cNvPicPr>
@@ -30,7 +30,7 @@
                   <pic:spPr>
                     <a:xfrm>
                       <a:off x="0" y="0"/>
-                      <a:ext cx="4238625" cy="3819525"/>
+                      <a:ext cx="4648200" cy="4019550"/>
                     </a:xfrm>
                     <a:prstGeom prst="rect">
                       <a:avLst/>
@@ -51,9 +51,9 @@
       <w:r>
         <w:drawing>
           <wp:inline distT="0" distB="0" distL="114300" distR="114300">
-            <wp:extent cx="8086725" cy="5067300"/>
-            <wp:effectExtent l="0" t="0" r="9525" b="6350"/>
-            <wp:docPr id="13" name="圖片 13"/>
+            <wp:extent cx="4457700" cy="3810000"/>
+            <wp:effectExtent l="0" t="0" r="635" b="635"/>
+            <wp:docPr id="15" name="圖片 15"/>
             <wp:cNvGraphicFramePr>
               <a:graphicFrameLocks xmlns:a="http://schemas.openxmlformats.org/drawingml/2006/main" noChangeAspect="1"/>
             </wp:cNvGraphicFramePr>
@@ -61,7 +61,7 @@
               <a:graphicData uri="http://schemas.openxmlformats.org/drawingml/2006/picture">
                 <pic:pic xmlns:pic="http://schemas.openxmlformats.org/drawingml/2006/picture">
                   <pic:nvPicPr>
-                    <pic:cNvPr id="13" name="圖片 13"/>
+                    <pic:cNvPr id="15" name="圖片 15"/>
                     <pic:cNvPicPr>
                       <a:picLocks noChangeAspect="1"/>
                     </pic:cNvPicPr>
@@ -75,7 +75,97 @@
                   <pic:spPr>
                     <a:xfrm>
                       <a:off x="0" y="0"/>
-                      <a:ext cx="8086725" cy="5067300"/>
+                      <a:ext cx="4457700" cy="3810000"/>
+                    </a:xfrm>
+                    <a:prstGeom prst="rect">
+                      <a:avLst/>
+                    </a:prstGeom>
+                    <a:noFill/>
+                    <a:ln>
+                      <a:noFill/>
+                    </a:ln>
+                  </pic:spPr>
+                </pic:pic>
+              </a:graphicData>
+            </a:graphic>
+          </wp:inline>
+        </w:drawing>
+      </w:r>
+    </w:p>
+    <w:p>
+      <w:r>
+        <w:drawing>
+          <wp:inline distT="0" distB="0" distL="114300" distR="114300">
+            <wp:extent cx="8108315" cy="4629150"/>
+            <wp:effectExtent l="0" t="0" r="9525" b="1905"/>
+            <wp:docPr id="16" name="圖片 16"/>
+            <wp:cNvGraphicFramePr>
+              <a:graphicFrameLocks xmlns:a="http://schemas.openxmlformats.org/drawingml/2006/main" noChangeAspect="1"/>
+            </wp:cNvGraphicFramePr>
+            <a:graphic xmlns:a="http://schemas.openxmlformats.org/drawingml/2006/main">
+              <a:graphicData uri="http://schemas.openxmlformats.org/drawingml/2006/picture">
+                <pic:pic xmlns:pic="http://schemas.openxmlformats.org/drawingml/2006/picture">
+                  <pic:nvPicPr>
+                    <pic:cNvPr id="16" name="圖片 16"/>
+                    <pic:cNvPicPr>
+                      <a:picLocks noChangeAspect="1"/>
+                    </pic:cNvPicPr>
+                  </pic:nvPicPr>
+                  <pic:blipFill>
+                    <a:blip r:embed="rId8"/>
+                    <a:stretch>
+                      <a:fillRect/>
+                    </a:stretch>
+                  </pic:blipFill>
+                  <pic:spPr>
+                    <a:xfrm>
+                      <a:off x="0" y="0"/>
+                      <a:ext cx="8108315" cy="4629150"/>
+                    </a:xfrm>
+                    <a:prstGeom prst="rect">
+                      <a:avLst/>
+                    </a:prstGeom>
+                    <a:noFill/>
+                    <a:ln>
+                      <a:noFill/>
+                    </a:ln>
+                  </pic:spPr>
+                </pic:pic>
+              </a:graphicData>
+            </a:graphic>
+          </wp:inline>
+        </w:drawing>
+      </w:r>
+    </w:p>
+    <w:p>
+      <w:r>
+        <w:drawing>
+          <wp:inline distT="0" distB="0" distL="114300" distR="114300">
+            <wp:extent cx="8105775" cy="4492625"/>
+            <wp:effectExtent l="0" t="0" r="1270" b="8890"/>
+            <wp:docPr id="17" name="圖片 17"/>
+            <wp:cNvGraphicFramePr>
+              <a:graphicFrameLocks xmlns:a="http://schemas.openxmlformats.org/drawingml/2006/main" noChangeAspect="1"/>
+            </wp:cNvGraphicFramePr>
+            <a:graphic xmlns:a="http://schemas.openxmlformats.org/drawingml/2006/main">
+              <a:graphicData uri="http://schemas.openxmlformats.org/drawingml/2006/picture">
+                <pic:pic xmlns:pic="http://schemas.openxmlformats.org/drawingml/2006/picture">
+                  <pic:nvPicPr>
+                    <pic:cNvPr id="17" name="圖片 17"/>
+                    <pic:cNvPicPr>
+                      <a:picLocks noChangeAspect="1"/>
+                    </pic:cNvPicPr>
+                  </pic:nvPicPr>
+                  <pic:blipFill>
+                    <a:blip r:embed="rId9"/>
+                    <a:stretch>
+                      <a:fillRect/>
+                    </a:stretch>
+                  </pic:blipFill>
+                  <pic:spPr>
+                    <a:xfrm>
+                      <a:off x="0" y="0"/>
+                      <a:ext cx="8105775" cy="4492625"/>
                     </a:xfrm>
                     <a:prstGeom prst="rect">
                       <a:avLst/>
@@ -96,73 +186,8 @@
     <w:p>
       <w:pPr>
         <w:rPr>
-          <w:rFonts w:ascii="Segoe UI" w:hAnsi="Segoe UI" w:eastAsia="Segoe UI" w:cs="Segoe UI"/>
-          <w:i w:val="0"/>
-          <w:iCs w:val="0"/>
-          <w:caps w:val="0"/>
-          <w:color w:val="242424"/>
-          <w:spacing w:val="0"/>
-          <w:sz w:val="25"/>
-          <w:szCs w:val="25"/>
-          <w:shd w:val="clear" w:fill="F7F7F7"/>
-        </w:rPr>
-      </w:pPr>
-      <w:r>
-        <w:rPr>
-          <w:rFonts w:ascii="Segoe UI" w:hAnsi="Segoe UI" w:eastAsia="Segoe UI" w:cs="Segoe UI"/>
-          <w:i w:val="0"/>
-          <w:iCs w:val="0"/>
-          <w:caps w:val="0"/>
-          <w:color w:val="242424"/>
-          <w:spacing w:val="0"/>
-          <w:sz w:val="25"/>
-          <w:szCs w:val="25"/>
-          <w:shd w:val="clear" w:fill="F7F7F7"/>
-        </w:rPr>
-        <w:t>台灣政府計劃籌資數十億美元，赴美</w:t>
-      </w:r>
-      <w:r>
-        <w:rPr>
-          <w:rFonts w:hint="eastAsia" w:ascii="Segoe UI" w:hAnsi="Segoe UI" w:eastAsia="新細明體" w:cs="Segoe UI"/>
-          <w:i w:val="0"/>
-          <w:iCs w:val="0"/>
-          <w:caps w:val="0"/>
-          <w:color w:val="242424"/>
-          <w:spacing w:val="0"/>
-          <w:sz w:val="25"/>
-          <w:szCs w:val="25"/>
-          <w:shd w:val="clear" w:fill="F7F7F7"/>
+          <w:rFonts w:hint="eastAsia"/>
           <w:lang w:val="en-US" w:eastAsia="zh-TW"/>
-        </w:rPr>
-        <w:t>(德州)</w:t>
-      </w:r>
-      <w:r>
-        <w:rPr>
-          <w:rFonts w:ascii="Segoe UI" w:hAnsi="Segoe UI" w:eastAsia="Segoe UI" w:cs="Segoe UI"/>
-          <w:i w:val="0"/>
-          <w:iCs w:val="0"/>
-          <w:caps w:val="0"/>
-          <w:color w:val="242424"/>
-          <w:spacing w:val="0"/>
-          <w:sz w:val="25"/>
-          <w:szCs w:val="25"/>
-          <w:shd w:val="clear" w:fill="F7F7F7"/>
-        </w:rPr>
-        <w:t>打造工業園區，協助輝達（NVIDIA）及其他AI硬體業者建立完整供應鏈。對此，和碩董事長童子賢今（16）日表示，這就像廣達過去赴中國大陸上海松江設廠時，透過「Q bus」將相關產業整批帶過去，讓中小企業不必單打獨鬥，就能跟著產業聚落一起進軍海外</w:t>
-      </w:r>
-    </w:p>
-    <w:p>
-      <w:pPr>
-        <w:rPr>
-          <w:rFonts w:hint="eastAsia" w:ascii="Segoe UI" w:hAnsi="Segoe UI" w:eastAsia="Segoe UI" w:cs="Segoe UI"/>
-          <w:i w:val="0"/>
-          <w:iCs w:val="0"/>
-          <w:caps w:val="0"/>
-          <w:color w:val="242424"/>
-          <w:spacing w:val="0"/>
-          <w:sz w:val="25"/>
-          <w:szCs w:val="25"/>
-          <w:shd w:val="clear" w:fill="F7F7F7"/>
         </w:rPr>
       </w:pPr>
       <w:bookmarkStart w:id="0" w:name="_GoBack"/>

--- a/Doc1.docx
+++ b/Doc1.docx
@@ -3,12 +3,18 @@
 <w:document xmlns:wpc="http://schemas.microsoft.com/office/word/2010/wordprocessingCanvas" xmlns:cx="http://schemas.microsoft.com/office/drawing/2014/chartex" xmlns:cx1="http://schemas.microsoft.com/office/drawing/2015/9/8/chartex" xmlns:cx2="http://schemas.microsoft.com/office/drawing/2015/10/21/chartex" xmlns:cx3="http://schemas.microsoft.com/office/drawing/2016/5/9/chartex" xmlns:cx4="http://schemas.microsoft.com/office/drawing/2016/5/10/chartex" xmlns:cx5="http://schemas.microsoft.com/office/drawing/2016/5/11/chartex" xmlns:cx6="http://schemas.microsoft.com/office/drawing/2016/5/12/chartex" xmlns:cx7="http://schemas.microsoft.com/office/drawing/2016/5/13/chartex" xmlns:cx8="http://schemas.microsoft.com/office/drawing/2016/5/14/chartex" xmlns:mc="http://schemas.openxmlformats.org/markup-compatibility/2006" xmlns:o="urn:schemas-microsoft-com:office:office" xmlns:r="http://schemas.openxmlformats.org/officeDocument/2006/relationships" xmlns:m="http://schemas.openxmlformats.org/officeDocument/2006/math" xmlns:v="urn:schemas-microsoft-com:vml" xmlns:wp14="http://schemas.microsoft.com/office/word/2010/wordprocessingDrawing" xmlns:wp="http://schemas.openxmlformats.org/drawingml/2006/wordprocessingDrawing" xmlns:w="http://schemas.openxmlformats.org/wordprocessingml/2006/main" xmlns:w14="http://schemas.microsoft.com/office/word/2010/wordml" xmlns:w10="urn:schemas-microsoft-com:office:word" xmlns:w15="http://schemas.microsoft.com/office/word/2012/wordml" xmlns:wpg="http://schemas.microsoft.com/office/word/2010/wordprocessingGroup" xmlns:wpi="http://schemas.microsoft.com/office/word/2010/wordprocessingInk" xmlns:wne="http://schemas.microsoft.com/office/word/2006/wordml" xmlns:wps="http://schemas.microsoft.com/office/word/2010/wordprocessingShape" xmlns:wpsCustomData="http://www.wps.cn/officeDocument/2013/wpsCustomData" mc:Ignorable="w14 w15 wp14">
   <w:body>
     <w:p>
+      <w:pPr>
+        <w:rPr>
+          <w:rFonts w:hint="eastAsia"/>
+          <w:lang w:val="en-US" w:eastAsia="zh-TW"/>
+        </w:rPr>
+      </w:pPr>
       <w:r>
         <w:drawing>
           <wp:inline distT="0" distB="0" distL="114300" distR="114300">
-            <wp:extent cx="4648200" cy="4019550"/>
-            <wp:effectExtent l="0" t="0" r="4445" b="6985"/>
-            <wp:docPr id="14" name="圖片 14"/>
+            <wp:extent cx="4486275" cy="4324350"/>
+            <wp:effectExtent l="0" t="0" r="4445" b="4445"/>
+            <wp:docPr id="18" name="圖片 18"/>
             <wp:cNvGraphicFramePr>
               <a:graphicFrameLocks xmlns:a="http://schemas.openxmlformats.org/drawingml/2006/main" noChangeAspect="1"/>
             </wp:cNvGraphicFramePr>
@@ -16,7 +22,7 @@
               <a:graphicData uri="http://schemas.openxmlformats.org/drawingml/2006/picture">
                 <pic:pic xmlns:pic="http://schemas.openxmlformats.org/drawingml/2006/picture">
                   <pic:nvPicPr>
-                    <pic:cNvPr id="14" name="圖片 14"/>
+                    <pic:cNvPr id="18" name="圖片 18"/>
                     <pic:cNvPicPr>
                       <a:picLocks noChangeAspect="1"/>
                     </pic:cNvPicPr>
@@ -30,7 +36,7 @@
                   <pic:spPr>
                     <a:xfrm>
                       <a:off x="0" y="0"/>
-                      <a:ext cx="4648200" cy="4019550"/>
+                      <a:ext cx="4486275" cy="4324350"/>
                     </a:xfrm>
                     <a:prstGeom prst="rect">
                       <a:avLst/>
@@ -46,150 +52,6 @@
           </wp:inline>
         </w:drawing>
       </w:r>
-    </w:p>
-    <w:p>
-      <w:r>
-        <w:drawing>
-          <wp:inline distT="0" distB="0" distL="114300" distR="114300">
-            <wp:extent cx="4457700" cy="3810000"/>
-            <wp:effectExtent l="0" t="0" r="635" b="635"/>
-            <wp:docPr id="15" name="圖片 15"/>
-            <wp:cNvGraphicFramePr>
-              <a:graphicFrameLocks xmlns:a="http://schemas.openxmlformats.org/drawingml/2006/main" noChangeAspect="1"/>
-            </wp:cNvGraphicFramePr>
-            <a:graphic xmlns:a="http://schemas.openxmlformats.org/drawingml/2006/main">
-              <a:graphicData uri="http://schemas.openxmlformats.org/drawingml/2006/picture">
-                <pic:pic xmlns:pic="http://schemas.openxmlformats.org/drawingml/2006/picture">
-                  <pic:nvPicPr>
-                    <pic:cNvPr id="15" name="圖片 15"/>
-                    <pic:cNvPicPr>
-                      <a:picLocks noChangeAspect="1"/>
-                    </pic:cNvPicPr>
-                  </pic:nvPicPr>
-                  <pic:blipFill>
-                    <a:blip r:embed="rId7"/>
-                    <a:stretch>
-                      <a:fillRect/>
-                    </a:stretch>
-                  </pic:blipFill>
-                  <pic:spPr>
-                    <a:xfrm>
-                      <a:off x="0" y="0"/>
-                      <a:ext cx="4457700" cy="3810000"/>
-                    </a:xfrm>
-                    <a:prstGeom prst="rect">
-                      <a:avLst/>
-                    </a:prstGeom>
-                    <a:noFill/>
-                    <a:ln>
-                      <a:noFill/>
-                    </a:ln>
-                  </pic:spPr>
-                </pic:pic>
-              </a:graphicData>
-            </a:graphic>
-          </wp:inline>
-        </w:drawing>
-      </w:r>
-    </w:p>
-    <w:p>
-      <w:r>
-        <w:drawing>
-          <wp:inline distT="0" distB="0" distL="114300" distR="114300">
-            <wp:extent cx="8108315" cy="4629150"/>
-            <wp:effectExtent l="0" t="0" r="9525" b="1905"/>
-            <wp:docPr id="16" name="圖片 16"/>
-            <wp:cNvGraphicFramePr>
-              <a:graphicFrameLocks xmlns:a="http://schemas.openxmlformats.org/drawingml/2006/main" noChangeAspect="1"/>
-            </wp:cNvGraphicFramePr>
-            <a:graphic xmlns:a="http://schemas.openxmlformats.org/drawingml/2006/main">
-              <a:graphicData uri="http://schemas.openxmlformats.org/drawingml/2006/picture">
-                <pic:pic xmlns:pic="http://schemas.openxmlformats.org/drawingml/2006/picture">
-                  <pic:nvPicPr>
-                    <pic:cNvPr id="16" name="圖片 16"/>
-                    <pic:cNvPicPr>
-                      <a:picLocks noChangeAspect="1"/>
-                    </pic:cNvPicPr>
-                  </pic:nvPicPr>
-                  <pic:blipFill>
-                    <a:blip r:embed="rId8"/>
-                    <a:stretch>
-                      <a:fillRect/>
-                    </a:stretch>
-                  </pic:blipFill>
-                  <pic:spPr>
-                    <a:xfrm>
-                      <a:off x="0" y="0"/>
-                      <a:ext cx="8108315" cy="4629150"/>
-                    </a:xfrm>
-                    <a:prstGeom prst="rect">
-                      <a:avLst/>
-                    </a:prstGeom>
-                    <a:noFill/>
-                    <a:ln>
-                      <a:noFill/>
-                    </a:ln>
-                  </pic:spPr>
-                </pic:pic>
-              </a:graphicData>
-            </a:graphic>
-          </wp:inline>
-        </w:drawing>
-      </w:r>
-    </w:p>
-    <w:p>
-      <w:r>
-        <w:drawing>
-          <wp:inline distT="0" distB="0" distL="114300" distR="114300">
-            <wp:extent cx="8105775" cy="4492625"/>
-            <wp:effectExtent l="0" t="0" r="1270" b="8890"/>
-            <wp:docPr id="17" name="圖片 17"/>
-            <wp:cNvGraphicFramePr>
-              <a:graphicFrameLocks xmlns:a="http://schemas.openxmlformats.org/drawingml/2006/main" noChangeAspect="1"/>
-            </wp:cNvGraphicFramePr>
-            <a:graphic xmlns:a="http://schemas.openxmlformats.org/drawingml/2006/main">
-              <a:graphicData uri="http://schemas.openxmlformats.org/drawingml/2006/picture">
-                <pic:pic xmlns:pic="http://schemas.openxmlformats.org/drawingml/2006/picture">
-                  <pic:nvPicPr>
-                    <pic:cNvPr id="17" name="圖片 17"/>
-                    <pic:cNvPicPr>
-                      <a:picLocks noChangeAspect="1"/>
-                    </pic:cNvPicPr>
-                  </pic:nvPicPr>
-                  <pic:blipFill>
-                    <a:blip r:embed="rId9"/>
-                    <a:stretch>
-                      <a:fillRect/>
-                    </a:stretch>
-                  </pic:blipFill>
-                  <pic:spPr>
-                    <a:xfrm>
-                      <a:off x="0" y="0"/>
-                      <a:ext cx="8105775" cy="4492625"/>
-                    </a:xfrm>
-                    <a:prstGeom prst="rect">
-                      <a:avLst/>
-                    </a:prstGeom>
-                    <a:noFill/>
-                    <a:ln>
-                      <a:noFill/>
-                    </a:ln>
-                  </pic:spPr>
-                </pic:pic>
-              </a:graphicData>
-            </a:graphic>
-          </wp:inline>
-        </w:drawing>
-      </w:r>
-    </w:p>
-    <w:p/>
-    <w:p>
-      <w:pPr>
-        <w:rPr>
-          <w:rFonts w:hint="eastAsia"/>
-          <w:lang w:val="en-US" w:eastAsia="zh-TW"/>
-        </w:rPr>
-      </w:pPr>
       <w:bookmarkStart w:id="0" w:name="_GoBack"/>
       <w:bookmarkEnd w:id="0"/>
     </w:p>

--- a/Doc1.docx
+++ b/Doc1.docx
@@ -3,18 +3,12 @@
 <w:document xmlns:wpc="http://schemas.microsoft.com/office/word/2010/wordprocessingCanvas" xmlns:cx="http://schemas.microsoft.com/office/drawing/2014/chartex" xmlns:cx1="http://schemas.microsoft.com/office/drawing/2015/9/8/chartex" xmlns:cx2="http://schemas.microsoft.com/office/drawing/2015/10/21/chartex" xmlns:cx3="http://schemas.microsoft.com/office/drawing/2016/5/9/chartex" xmlns:cx4="http://schemas.microsoft.com/office/drawing/2016/5/10/chartex" xmlns:cx5="http://schemas.microsoft.com/office/drawing/2016/5/11/chartex" xmlns:cx6="http://schemas.microsoft.com/office/drawing/2016/5/12/chartex" xmlns:cx7="http://schemas.microsoft.com/office/drawing/2016/5/13/chartex" xmlns:cx8="http://schemas.microsoft.com/office/drawing/2016/5/14/chartex" xmlns:mc="http://schemas.openxmlformats.org/markup-compatibility/2006" xmlns:o="urn:schemas-microsoft-com:office:office" xmlns:r="http://schemas.openxmlformats.org/officeDocument/2006/relationships" xmlns:m="http://schemas.openxmlformats.org/officeDocument/2006/math" xmlns:v="urn:schemas-microsoft-com:vml" xmlns:wp14="http://schemas.microsoft.com/office/word/2010/wordprocessingDrawing" xmlns:wp="http://schemas.openxmlformats.org/drawingml/2006/wordprocessingDrawing" xmlns:w="http://schemas.openxmlformats.org/wordprocessingml/2006/main" xmlns:w14="http://schemas.microsoft.com/office/word/2010/wordml" xmlns:w10="urn:schemas-microsoft-com:office:word" xmlns:w15="http://schemas.microsoft.com/office/word/2012/wordml" xmlns:wpg="http://schemas.microsoft.com/office/word/2010/wordprocessingGroup" xmlns:wpi="http://schemas.microsoft.com/office/word/2010/wordprocessingInk" xmlns:wne="http://schemas.microsoft.com/office/word/2006/wordml" xmlns:wps="http://schemas.microsoft.com/office/word/2010/wordprocessingShape" xmlns:wpsCustomData="http://www.wps.cn/officeDocument/2013/wpsCustomData" mc:Ignorable="w14 w15 wp14">
   <w:body>
     <w:p>
-      <w:pPr>
-        <w:rPr>
-          <w:rFonts w:hint="eastAsia"/>
-          <w:lang w:val="en-US" w:eastAsia="zh-TW"/>
-        </w:rPr>
-      </w:pPr>
       <w:r>
         <w:drawing>
           <wp:inline distT="0" distB="0" distL="114300" distR="114300">
-            <wp:extent cx="4486275" cy="4324350"/>
-            <wp:effectExtent l="0" t="0" r="4445" b="4445"/>
-            <wp:docPr id="18" name="圖片 18"/>
+            <wp:extent cx="8099425" cy="7005955"/>
+            <wp:effectExtent l="0" t="0" r="7620" b="0"/>
+            <wp:docPr id="2" name="圖片 2"/>
             <wp:cNvGraphicFramePr>
               <a:graphicFrameLocks xmlns:a="http://schemas.openxmlformats.org/drawingml/2006/main" noChangeAspect="1"/>
             </wp:cNvGraphicFramePr>
@@ -22,7 +16,7 @@
               <a:graphicData uri="http://schemas.openxmlformats.org/drawingml/2006/picture">
                 <pic:pic xmlns:pic="http://schemas.openxmlformats.org/drawingml/2006/picture">
                   <pic:nvPicPr>
-                    <pic:cNvPr id="18" name="圖片 18"/>
+                    <pic:cNvPr id="2" name="圖片 2"/>
                     <pic:cNvPicPr>
                       <a:picLocks noChangeAspect="1"/>
                     </pic:cNvPicPr>
@@ -36,7 +30,7 @@
                   <pic:spPr>
                     <a:xfrm>
                       <a:off x="0" y="0"/>
-                      <a:ext cx="4486275" cy="4324350"/>
+                      <a:ext cx="8099425" cy="7005955"/>
                     </a:xfrm>
                     <a:prstGeom prst="rect">
                       <a:avLst/>
@@ -52,6 +46,104 @@
           </wp:inline>
         </w:drawing>
       </w:r>
+    </w:p>
+    <w:p>
+      <w:r>
+        <w:drawing>
+          <wp:inline distT="0" distB="0" distL="114300" distR="114300">
+            <wp:extent cx="8108315" cy="4518025"/>
+            <wp:effectExtent l="0" t="0" r="9525" b="5080"/>
+            <wp:docPr id="3" name="圖片 3"/>
+            <wp:cNvGraphicFramePr>
+              <a:graphicFrameLocks xmlns:a="http://schemas.openxmlformats.org/drawingml/2006/main" noChangeAspect="1"/>
+            </wp:cNvGraphicFramePr>
+            <a:graphic xmlns:a="http://schemas.openxmlformats.org/drawingml/2006/main">
+              <a:graphicData uri="http://schemas.openxmlformats.org/drawingml/2006/picture">
+                <pic:pic xmlns:pic="http://schemas.openxmlformats.org/drawingml/2006/picture">
+                  <pic:nvPicPr>
+                    <pic:cNvPr id="3" name="圖片 3"/>
+                    <pic:cNvPicPr>
+                      <a:picLocks noChangeAspect="1"/>
+                    </pic:cNvPicPr>
+                  </pic:nvPicPr>
+                  <pic:blipFill>
+                    <a:blip r:embed="rId7"/>
+                    <a:stretch>
+                      <a:fillRect/>
+                    </a:stretch>
+                  </pic:blipFill>
+                  <pic:spPr>
+                    <a:xfrm>
+                      <a:off x="0" y="0"/>
+                      <a:ext cx="8108315" cy="4518025"/>
+                    </a:xfrm>
+                    <a:prstGeom prst="rect">
+                      <a:avLst/>
+                    </a:prstGeom>
+                    <a:noFill/>
+                    <a:ln>
+                      <a:noFill/>
+                    </a:ln>
+                  </pic:spPr>
+                </pic:pic>
+              </a:graphicData>
+            </a:graphic>
+          </wp:inline>
+        </w:drawing>
+      </w:r>
+    </w:p>
+    <w:p>
+      <w:r>
+        <w:drawing>
+          <wp:inline distT="0" distB="0" distL="114300" distR="114300">
+            <wp:extent cx="4533900" cy="4314825"/>
+            <wp:effectExtent l="0" t="0" r="0" b="3175"/>
+            <wp:docPr id="4" name="圖片 4"/>
+            <wp:cNvGraphicFramePr>
+              <a:graphicFrameLocks xmlns:a="http://schemas.openxmlformats.org/drawingml/2006/main" noChangeAspect="1"/>
+            </wp:cNvGraphicFramePr>
+            <a:graphic xmlns:a="http://schemas.openxmlformats.org/drawingml/2006/main">
+              <a:graphicData uri="http://schemas.openxmlformats.org/drawingml/2006/picture">
+                <pic:pic xmlns:pic="http://schemas.openxmlformats.org/drawingml/2006/picture">
+                  <pic:nvPicPr>
+                    <pic:cNvPr id="4" name="圖片 4"/>
+                    <pic:cNvPicPr>
+                      <a:picLocks noChangeAspect="1"/>
+                    </pic:cNvPicPr>
+                  </pic:nvPicPr>
+                  <pic:blipFill>
+                    <a:blip r:embed="rId8"/>
+                    <a:stretch>
+                      <a:fillRect/>
+                    </a:stretch>
+                  </pic:blipFill>
+                  <pic:spPr>
+                    <a:xfrm>
+                      <a:off x="0" y="0"/>
+                      <a:ext cx="4533900" cy="4314825"/>
+                    </a:xfrm>
+                    <a:prstGeom prst="rect">
+                      <a:avLst/>
+                    </a:prstGeom>
+                    <a:noFill/>
+                    <a:ln>
+                      <a:noFill/>
+                    </a:ln>
+                  </pic:spPr>
+                </pic:pic>
+              </a:graphicData>
+            </a:graphic>
+          </wp:inline>
+        </w:drawing>
+      </w:r>
+    </w:p>
+    <w:p>
+      <w:pPr>
+        <w:rPr>
+          <w:rFonts w:hint="eastAsia"/>
+          <w:lang w:val="en-US" w:eastAsia="zh-TW"/>
+        </w:rPr>
+      </w:pPr>
       <w:bookmarkStart w:id="0" w:name="_GoBack"/>
       <w:bookmarkEnd w:id="0"/>
     </w:p>

--- a/Doc1.docx
+++ b/Doc1.docx
@@ -121,6 +121,51 @@
                     <a:xfrm>
                       <a:off x="0" y="0"/>
                       <a:ext cx="4533900" cy="4314825"/>
+                    </a:xfrm>
+                    <a:prstGeom prst="rect">
+                      <a:avLst/>
+                    </a:prstGeom>
+                    <a:noFill/>
+                    <a:ln>
+                      <a:noFill/>
+                    </a:ln>
+                  </pic:spPr>
+                </pic:pic>
+              </a:graphicData>
+            </a:graphic>
+          </wp:inline>
+        </w:drawing>
+      </w:r>
+    </w:p>
+    <w:p>
+      <w:r>
+        <w:drawing>
+          <wp:inline distT="0" distB="0" distL="114300" distR="114300">
+            <wp:extent cx="8108315" cy="4234815"/>
+            <wp:effectExtent l="0" t="0" r="9525" b="7620"/>
+            <wp:docPr id="5" name="圖片 5"/>
+            <wp:cNvGraphicFramePr>
+              <a:graphicFrameLocks xmlns:a="http://schemas.openxmlformats.org/drawingml/2006/main" noChangeAspect="1"/>
+            </wp:cNvGraphicFramePr>
+            <a:graphic xmlns:a="http://schemas.openxmlformats.org/drawingml/2006/main">
+              <a:graphicData uri="http://schemas.openxmlformats.org/drawingml/2006/picture">
+                <pic:pic xmlns:pic="http://schemas.openxmlformats.org/drawingml/2006/picture">
+                  <pic:nvPicPr>
+                    <pic:cNvPr id="5" name="圖片 5"/>
+                    <pic:cNvPicPr>
+                      <a:picLocks noChangeAspect="1"/>
+                    </pic:cNvPicPr>
+                  </pic:nvPicPr>
+                  <pic:blipFill>
+                    <a:blip r:embed="rId9"/>
+                    <a:stretch>
+                      <a:fillRect/>
+                    </a:stretch>
+                  </pic:blipFill>
+                  <pic:spPr>
+                    <a:xfrm>
+                      <a:off x="0" y="0"/>
+                      <a:ext cx="8108315" cy="4234815"/>
                     </a:xfrm>
                     <a:prstGeom prst="rect">
                       <a:avLst/>

--- a/Doc1.docx
+++ b/Doc1.docx
@@ -6,9 +6,9 @@
       <w:r>
         <w:drawing>
           <wp:inline distT="0" distB="0" distL="114300" distR="114300">
-            <wp:extent cx="8099425" cy="7005955"/>
-            <wp:effectExtent l="0" t="0" r="7620" b="0"/>
-            <wp:docPr id="2" name="圖片 2"/>
+            <wp:extent cx="8098790" cy="7753985"/>
+            <wp:effectExtent l="0" t="0" r="8255" b="7620"/>
+            <wp:docPr id="6" name="圖片 6"/>
             <wp:cNvGraphicFramePr>
               <a:graphicFrameLocks xmlns:a="http://schemas.openxmlformats.org/drawingml/2006/main" noChangeAspect="1"/>
             </wp:cNvGraphicFramePr>
@@ -16,7 +16,7 @@
               <a:graphicData uri="http://schemas.openxmlformats.org/drawingml/2006/picture">
                 <pic:pic xmlns:pic="http://schemas.openxmlformats.org/drawingml/2006/picture">
                   <pic:nvPicPr>
-                    <pic:cNvPr id="2" name="圖片 2"/>
+                    <pic:cNvPr id="6" name="圖片 6"/>
                     <pic:cNvPicPr>
                       <a:picLocks noChangeAspect="1"/>
                     </pic:cNvPicPr>
@@ -30,7 +30,7 @@
                   <pic:spPr>
                     <a:xfrm>
                       <a:off x="0" y="0"/>
-                      <a:ext cx="8099425" cy="7005955"/>
+                      <a:ext cx="8098790" cy="7753985"/>
                     </a:xfrm>
                     <a:prstGeom prst="rect">
                       <a:avLst/>
@@ -51,9 +51,9 @@
       <w:r>
         <w:drawing>
           <wp:inline distT="0" distB="0" distL="114300" distR="114300">
-            <wp:extent cx="8108315" cy="4518025"/>
-            <wp:effectExtent l="0" t="0" r="9525" b="5080"/>
-            <wp:docPr id="3" name="圖片 3"/>
+            <wp:extent cx="8110220" cy="7062470"/>
+            <wp:effectExtent l="0" t="0" r="7620" b="8255"/>
+            <wp:docPr id="7" name="圖片 7"/>
             <wp:cNvGraphicFramePr>
               <a:graphicFrameLocks xmlns:a="http://schemas.openxmlformats.org/drawingml/2006/main" noChangeAspect="1"/>
             </wp:cNvGraphicFramePr>
@@ -61,7 +61,7 @@
               <a:graphicData uri="http://schemas.openxmlformats.org/drawingml/2006/picture">
                 <pic:pic xmlns:pic="http://schemas.openxmlformats.org/drawingml/2006/picture">
                   <pic:nvPicPr>
-                    <pic:cNvPr id="3" name="圖片 3"/>
+                    <pic:cNvPr id="7" name="圖片 7"/>
                     <pic:cNvPicPr>
                       <a:picLocks noChangeAspect="1"/>
                     </pic:cNvPicPr>
@@ -75,7 +75,7 @@
                   <pic:spPr>
                     <a:xfrm>
                       <a:off x="0" y="0"/>
-                      <a:ext cx="8108315" cy="4518025"/>
+                      <a:ext cx="8110220" cy="7062470"/>
                     </a:xfrm>
                     <a:prstGeom prst="rect">
                       <a:avLst/>
@@ -92,13 +92,14 @@
         </w:drawing>
       </w:r>
     </w:p>
+    <w:p/>
     <w:p>
       <w:r>
         <w:drawing>
           <wp:inline distT="0" distB="0" distL="114300" distR="114300">
-            <wp:extent cx="4533900" cy="4314825"/>
-            <wp:effectExtent l="0" t="0" r="0" b="3175"/>
-            <wp:docPr id="4" name="圖片 4"/>
+            <wp:extent cx="4600575" cy="4210050"/>
+            <wp:effectExtent l="0" t="0" r="8890" b="0"/>
+            <wp:docPr id="8" name="圖片 8"/>
             <wp:cNvGraphicFramePr>
               <a:graphicFrameLocks xmlns:a="http://schemas.openxmlformats.org/drawingml/2006/main" noChangeAspect="1"/>
             </wp:cNvGraphicFramePr>
@@ -106,7 +107,7 @@
               <a:graphicData uri="http://schemas.openxmlformats.org/drawingml/2006/picture">
                 <pic:pic xmlns:pic="http://schemas.openxmlformats.org/drawingml/2006/picture">
                   <pic:nvPicPr>
-                    <pic:cNvPr id="4" name="圖片 4"/>
+                    <pic:cNvPr id="8" name="圖片 8"/>
                     <pic:cNvPicPr>
                       <a:picLocks noChangeAspect="1"/>
                     </pic:cNvPicPr>
@@ -120,52 +121,7 @@
                   <pic:spPr>
                     <a:xfrm>
                       <a:off x="0" y="0"/>
-                      <a:ext cx="4533900" cy="4314825"/>
-                    </a:xfrm>
-                    <a:prstGeom prst="rect">
-                      <a:avLst/>
-                    </a:prstGeom>
-                    <a:noFill/>
-                    <a:ln>
-                      <a:noFill/>
-                    </a:ln>
-                  </pic:spPr>
-                </pic:pic>
-              </a:graphicData>
-            </a:graphic>
-          </wp:inline>
-        </w:drawing>
-      </w:r>
-    </w:p>
-    <w:p>
-      <w:r>
-        <w:drawing>
-          <wp:inline distT="0" distB="0" distL="114300" distR="114300">
-            <wp:extent cx="8108315" cy="4234815"/>
-            <wp:effectExtent l="0" t="0" r="9525" b="7620"/>
-            <wp:docPr id="5" name="圖片 5"/>
-            <wp:cNvGraphicFramePr>
-              <a:graphicFrameLocks xmlns:a="http://schemas.openxmlformats.org/drawingml/2006/main" noChangeAspect="1"/>
-            </wp:cNvGraphicFramePr>
-            <a:graphic xmlns:a="http://schemas.openxmlformats.org/drawingml/2006/main">
-              <a:graphicData uri="http://schemas.openxmlformats.org/drawingml/2006/picture">
-                <pic:pic xmlns:pic="http://schemas.openxmlformats.org/drawingml/2006/picture">
-                  <pic:nvPicPr>
-                    <pic:cNvPr id="5" name="圖片 5"/>
-                    <pic:cNvPicPr>
-                      <a:picLocks noChangeAspect="1"/>
-                    </pic:cNvPicPr>
-                  </pic:nvPicPr>
-                  <pic:blipFill>
-                    <a:blip r:embed="rId9"/>
-                    <a:stretch>
-                      <a:fillRect/>
-                    </a:stretch>
-                  </pic:blipFill>
-                  <pic:spPr>
-                    <a:xfrm>
-                      <a:off x="0" y="0"/>
-                      <a:ext cx="8108315" cy="4234815"/>
+                      <a:ext cx="4600575" cy="4210050"/>
                     </a:xfrm>
                     <a:prstGeom prst="rect">
                       <a:avLst/>

--- a/Doc1.docx
+++ b/Doc1.docx
@@ -6,9 +6,9 @@
       <w:r>
         <w:drawing>
           <wp:inline distT="0" distB="0" distL="114300" distR="114300">
-            <wp:extent cx="8098790" cy="7753985"/>
-            <wp:effectExtent l="0" t="0" r="8255" b="7620"/>
-            <wp:docPr id="6" name="圖片 6"/>
+            <wp:extent cx="8105775" cy="7493635"/>
+            <wp:effectExtent l="0" t="0" r="1270" b="8890"/>
+            <wp:docPr id="9" name="圖片 9"/>
             <wp:cNvGraphicFramePr>
               <a:graphicFrameLocks xmlns:a="http://schemas.openxmlformats.org/drawingml/2006/main" noChangeAspect="1"/>
             </wp:cNvGraphicFramePr>
@@ -16,7 +16,7 @@
               <a:graphicData uri="http://schemas.openxmlformats.org/drawingml/2006/picture">
                 <pic:pic xmlns:pic="http://schemas.openxmlformats.org/drawingml/2006/picture">
                   <pic:nvPicPr>
-                    <pic:cNvPr id="6" name="圖片 6"/>
+                    <pic:cNvPr id="9" name="圖片 9"/>
                     <pic:cNvPicPr>
                       <a:picLocks noChangeAspect="1"/>
                     </pic:cNvPicPr>
@@ -30,52 +30,7 @@
                   <pic:spPr>
                     <a:xfrm>
                       <a:off x="0" y="0"/>
-                      <a:ext cx="8098790" cy="7753985"/>
-                    </a:xfrm>
-                    <a:prstGeom prst="rect">
-                      <a:avLst/>
-                    </a:prstGeom>
-                    <a:noFill/>
-                    <a:ln>
-                      <a:noFill/>
-                    </a:ln>
-                  </pic:spPr>
-                </pic:pic>
-              </a:graphicData>
-            </a:graphic>
-          </wp:inline>
-        </w:drawing>
-      </w:r>
-    </w:p>
-    <w:p>
-      <w:r>
-        <w:drawing>
-          <wp:inline distT="0" distB="0" distL="114300" distR="114300">
-            <wp:extent cx="8110220" cy="7062470"/>
-            <wp:effectExtent l="0" t="0" r="7620" b="8255"/>
-            <wp:docPr id="7" name="圖片 7"/>
-            <wp:cNvGraphicFramePr>
-              <a:graphicFrameLocks xmlns:a="http://schemas.openxmlformats.org/drawingml/2006/main" noChangeAspect="1"/>
-            </wp:cNvGraphicFramePr>
-            <a:graphic xmlns:a="http://schemas.openxmlformats.org/drawingml/2006/main">
-              <a:graphicData uri="http://schemas.openxmlformats.org/drawingml/2006/picture">
-                <pic:pic xmlns:pic="http://schemas.openxmlformats.org/drawingml/2006/picture">
-                  <pic:nvPicPr>
-                    <pic:cNvPr id="7" name="圖片 7"/>
-                    <pic:cNvPicPr>
-                      <a:picLocks noChangeAspect="1"/>
-                    </pic:cNvPicPr>
-                  </pic:nvPicPr>
-                  <pic:blipFill>
-                    <a:blip r:embed="rId7"/>
-                    <a:stretch>
-                      <a:fillRect/>
-                    </a:stretch>
-                  </pic:blipFill>
-                  <pic:spPr>
-                    <a:xfrm>
-                      <a:off x="0" y="0"/>
-                      <a:ext cx="8110220" cy="7062470"/>
+                      <a:ext cx="8105775" cy="7493635"/>
                     </a:xfrm>
                     <a:prstGeom prst="rect">
                       <a:avLst/>
@@ -97,9 +52,9 @@
       <w:r>
         <w:drawing>
           <wp:inline distT="0" distB="0" distL="114300" distR="114300">
-            <wp:extent cx="4600575" cy="4210050"/>
-            <wp:effectExtent l="0" t="0" r="8890" b="0"/>
-            <wp:docPr id="8" name="圖片 8"/>
+            <wp:extent cx="8101330" cy="4062730"/>
+            <wp:effectExtent l="0" t="0" r="5715" b="6985"/>
+            <wp:docPr id="10" name="圖片 10"/>
             <wp:cNvGraphicFramePr>
               <a:graphicFrameLocks xmlns:a="http://schemas.openxmlformats.org/drawingml/2006/main" noChangeAspect="1"/>
             </wp:cNvGraphicFramePr>
@@ -107,7 +62,53 @@
               <a:graphicData uri="http://schemas.openxmlformats.org/drawingml/2006/picture">
                 <pic:pic xmlns:pic="http://schemas.openxmlformats.org/drawingml/2006/picture">
                   <pic:nvPicPr>
-                    <pic:cNvPr id="8" name="圖片 8"/>
+                    <pic:cNvPr id="10" name="圖片 10"/>
+                    <pic:cNvPicPr>
+                      <a:picLocks noChangeAspect="1"/>
+                    </pic:cNvPicPr>
+                  </pic:nvPicPr>
+                  <pic:blipFill>
+                    <a:blip r:embed="rId7"/>
+                    <a:stretch>
+                      <a:fillRect/>
+                    </a:stretch>
+                  </pic:blipFill>
+                  <pic:spPr>
+                    <a:xfrm>
+                      <a:off x="0" y="0"/>
+                      <a:ext cx="8101330" cy="4062730"/>
+                    </a:xfrm>
+                    <a:prstGeom prst="rect">
+                      <a:avLst/>
+                    </a:prstGeom>
+                    <a:noFill/>
+                    <a:ln>
+                      <a:noFill/>
+                    </a:ln>
+                  </pic:spPr>
+                </pic:pic>
+              </a:graphicData>
+            </a:graphic>
+          </wp:inline>
+        </w:drawing>
+      </w:r>
+    </w:p>
+    <w:p/>
+    <w:p>
+      <w:r>
+        <w:drawing>
+          <wp:inline distT="0" distB="0" distL="114300" distR="114300">
+            <wp:extent cx="8100060" cy="5377180"/>
+            <wp:effectExtent l="0" t="0" r="6985" b="9525"/>
+            <wp:docPr id="14" name="圖片 14"/>
+            <wp:cNvGraphicFramePr>
+              <a:graphicFrameLocks xmlns:a="http://schemas.openxmlformats.org/drawingml/2006/main" noChangeAspect="1"/>
+            </wp:cNvGraphicFramePr>
+            <a:graphic xmlns:a="http://schemas.openxmlformats.org/drawingml/2006/main">
+              <a:graphicData uri="http://schemas.openxmlformats.org/drawingml/2006/picture">
+                <pic:pic xmlns:pic="http://schemas.openxmlformats.org/drawingml/2006/picture">
+                  <pic:nvPicPr>
+                    <pic:cNvPr id="14" name="圖片 14"/>
                     <pic:cNvPicPr>
                       <a:picLocks noChangeAspect="1"/>
                     </pic:cNvPicPr>
@@ -121,7 +122,7 @@
                   <pic:spPr>
                     <a:xfrm>
                       <a:off x="0" y="0"/>
-                      <a:ext cx="4600575" cy="4210050"/>
+                      <a:ext cx="8100060" cy="5377180"/>
                     </a:xfrm>
                     <a:prstGeom prst="rect">
                       <a:avLst/>

--- a/Doc1.docx
+++ b/Doc1.docx
@@ -6,9 +6,9 @@
       <w:r>
         <w:drawing>
           <wp:inline distT="0" distB="0" distL="114300" distR="114300">
-            <wp:extent cx="8105775" cy="7493635"/>
-            <wp:effectExtent l="0" t="0" r="1270" b="8890"/>
-            <wp:docPr id="9" name="圖片 9"/>
+            <wp:extent cx="8105140" cy="2252345"/>
+            <wp:effectExtent l="0" t="0" r="1905" b="3810"/>
+            <wp:docPr id="18" name="圖片 18"/>
             <wp:cNvGraphicFramePr>
               <a:graphicFrameLocks xmlns:a="http://schemas.openxmlformats.org/drawingml/2006/main" noChangeAspect="1"/>
             </wp:cNvGraphicFramePr>
@@ -16,7 +16,7 @@
               <a:graphicData uri="http://schemas.openxmlformats.org/drawingml/2006/picture">
                 <pic:pic xmlns:pic="http://schemas.openxmlformats.org/drawingml/2006/picture">
                   <pic:nvPicPr>
-                    <pic:cNvPr id="9" name="圖片 9"/>
+                    <pic:cNvPr id="18" name="圖片 18"/>
                     <pic:cNvPicPr>
                       <a:picLocks noChangeAspect="1"/>
                     </pic:cNvPicPr>
@@ -30,7 +30,7 @@
                   <pic:spPr>
                     <a:xfrm>
                       <a:off x="0" y="0"/>
-                      <a:ext cx="8105775" cy="7493635"/>
+                      <a:ext cx="8105140" cy="2252345"/>
                     </a:xfrm>
                     <a:prstGeom prst="rect">
                       <a:avLst/>
@@ -46,15 +46,16 @@
           </wp:inline>
         </w:drawing>
       </w:r>
+      <w:bookmarkStart w:id="0" w:name="_GoBack"/>
+      <w:bookmarkEnd w:id="0"/>
     </w:p>
-    <w:p/>
     <w:p>
       <w:r>
         <w:drawing>
           <wp:inline distT="0" distB="0" distL="114300" distR="114300">
-            <wp:extent cx="8101330" cy="4062730"/>
-            <wp:effectExtent l="0" t="0" r="5715" b="6985"/>
-            <wp:docPr id="10" name="圖片 10"/>
+            <wp:extent cx="4533900" cy="4229100"/>
+            <wp:effectExtent l="0" t="0" r="0" b="2540"/>
+            <wp:docPr id="16" name="圖片 16"/>
             <wp:cNvGraphicFramePr>
               <a:graphicFrameLocks xmlns:a="http://schemas.openxmlformats.org/drawingml/2006/main" noChangeAspect="1"/>
             </wp:cNvGraphicFramePr>
@@ -62,7 +63,7 @@
               <a:graphicData uri="http://schemas.openxmlformats.org/drawingml/2006/picture">
                 <pic:pic xmlns:pic="http://schemas.openxmlformats.org/drawingml/2006/picture">
                   <pic:nvPicPr>
-                    <pic:cNvPr id="10" name="圖片 10"/>
+                    <pic:cNvPr id="16" name="圖片 16"/>
                     <pic:cNvPicPr>
                       <a:picLocks noChangeAspect="1"/>
                     </pic:cNvPicPr>
@@ -76,53 +77,7 @@
                   <pic:spPr>
                     <a:xfrm>
                       <a:off x="0" y="0"/>
-                      <a:ext cx="8101330" cy="4062730"/>
-                    </a:xfrm>
-                    <a:prstGeom prst="rect">
-                      <a:avLst/>
-                    </a:prstGeom>
-                    <a:noFill/>
-                    <a:ln>
-                      <a:noFill/>
-                    </a:ln>
-                  </pic:spPr>
-                </pic:pic>
-              </a:graphicData>
-            </a:graphic>
-          </wp:inline>
-        </w:drawing>
-      </w:r>
-    </w:p>
-    <w:p/>
-    <w:p>
-      <w:r>
-        <w:drawing>
-          <wp:inline distT="0" distB="0" distL="114300" distR="114300">
-            <wp:extent cx="8100060" cy="5377180"/>
-            <wp:effectExtent l="0" t="0" r="6985" b="9525"/>
-            <wp:docPr id="14" name="圖片 14"/>
-            <wp:cNvGraphicFramePr>
-              <a:graphicFrameLocks xmlns:a="http://schemas.openxmlformats.org/drawingml/2006/main" noChangeAspect="1"/>
-            </wp:cNvGraphicFramePr>
-            <a:graphic xmlns:a="http://schemas.openxmlformats.org/drawingml/2006/main">
-              <a:graphicData uri="http://schemas.openxmlformats.org/drawingml/2006/picture">
-                <pic:pic xmlns:pic="http://schemas.openxmlformats.org/drawingml/2006/picture">
-                  <pic:nvPicPr>
-                    <pic:cNvPr id="14" name="圖片 14"/>
-                    <pic:cNvPicPr>
-                      <a:picLocks noChangeAspect="1"/>
-                    </pic:cNvPicPr>
-                  </pic:nvPicPr>
-                  <pic:blipFill>
-                    <a:blip r:embed="rId8"/>
-                    <a:stretch>
-                      <a:fillRect/>
-                    </a:stretch>
-                  </pic:blipFill>
-                  <pic:spPr>
-                    <a:xfrm>
-                      <a:off x="0" y="0"/>
-                      <a:ext cx="8100060" cy="5377180"/>
+                      <a:ext cx="4533900" cy="4229100"/>
                     </a:xfrm>
                     <a:prstGeom prst="rect">
                       <a:avLst/>
@@ -146,8 +101,6 @@
           <w:lang w:val="en-US" w:eastAsia="zh-TW"/>
         </w:rPr>
       </w:pPr>
-      <w:bookmarkStart w:id="0" w:name="_GoBack"/>
-      <w:bookmarkEnd w:id="0"/>
     </w:p>
     <w:sectPr>
       <w:pgSz w:w="11906" w:h="16838"/>
